--- a/bht-sjednica-final-review/TD-OUTPUT/3. Prilog I TD - Specifikacija zahtjeva.docx
+++ b/bht-sjednica-final-review/TD-OUTPUT/3. Prilog I TD - Specifikacija zahtjeva.docx
@@ -4,26 +4,17 @@
   <w:body>
     <w:p>
       <w:pPr>
-        <w:jc w:val="center"/>
+        <w:pStyle w:val="Title"/>
       </w:pPr>
       <w:r>
-        <w:rPr>
-          <w:b/>
-          <w:color w:val="F5821F"/>
-          <w:sz w:val="30"/>
-        </w:rPr>
         <w:t>PRILOG I TENDERSKOJ DOKUMENTACIJI</w:t>
       </w:r>
     </w:p>
     <w:p>
       <w:pPr>
-        <w:jc w:val="center"/>
+        <w:pStyle w:val="Subtitle"/>
       </w:pPr>
       <w:r>
-        <w:rPr>
-          <w:b/>
-          <w:sz w:val="26"/>
-        </w:rPr>
         <w:t>SPECIFIKACIJA ZAHTJEVA</w:t>
       </w:r>
     </w:p>
@@ -90,6 +81,9 @@
         <w:gridCol w:w="2410"/>
       </w:tblGrid>
       <w:tr>
+        <w:trPr>
+          <w:tblHeader w:val="true"/>
+        </w:trPr>
         <w:tc>
           <w:tcPr>
             <w:tcW w:type="dxa" w:w="1814"/>
@@ -194,7 +188,7 @@
               <w:rPr>
                 <w:sz w:val="17"/>
               </w:rPr>
-              <w:t>projekcija 3236 mm, gornja ivica +3,74 m</w:t>
+              <w:t>projekcija 3236 mm, gornja ivica +3,74 m (v. red niže — sada +4,74 m uz 3×4 konfiguraciju)</w:t>
             </w:r>
           </w:p>
         </w:tc>
@@ -673,6 +667,64 @@
                 <w:sz w:val="17"/>
               </w:rPr>
               <w:t>iskustvo Investitora na lokaciji</w:t>
+            </w:r>
+          </w:p>
+        </w:tc>
+      </w:tr>
+      <w:tr>
+        <w:tc>
+          <w:tcPr>
+            <w:tcW w:type="dxa" w:w="1814"/>
+          </w:tcPr>
+          <w:p>
+            <w:r/>
+            <w:r>
+              <w:rPr>
+                <w:sz w:val="17"/>
+              </w:rPr>
+              <w:t>Konfiguracija nosača</w:t>
+            </w:r>
+          </w:p>
+        </w:tc>
+        <w:tc>
+          <w:tcPr>
+            <w:tcW w:type="dxa" w:w="2268"/>
+          </w:tcPr>
+          <w:p>
+            <w:r/>
+            <w:r>
+              <w:rPr>
+                <w:sz w:val="17"/>
+              </w:rPr>
+              <w:t>2 nosača, 6 modula (2×3), +0,50/+3,74 m, 15,91 m² izloženosti/nosaču</w:t>
+            </w:r>
+          </w:p>
+        </w:tc>
+        <w:tc>
+          <w:tcPr>
+            <w:tcW w:type="dxa" w:w="2494"/>
+          </w:tcPr>
+          <w:p>
+            <w:r/>
+            <w:r>
+              <w:rPr>
+                <w:sz w:val="17"/>
+              </w:rPr>
+              <w:t>3 nosača, 4 modula (2×2), +1,50/+4,74 m, 10,55 m² izloženosti/nosaču — manji presjek dozvoljava veću visinu bez povećanja opterećenja</w:t>
+            </w:r>
+          </w:p>
+        </w:tc>
+        <w:tc>
+          <w:tcPr>
+            <w:tcW w:type="dxa" w:w="2835"/>
+          </w:tcPr>
+          <w:p>
+            <w:r/>
+            <w:r>
+              <w:rPr>
+                <w:sz w:val="17"/>
+              </w:rPr>
+              <w:t>review/07-calculations.md F.6 — custom izrada, kataloški nosač ne zadovoljava ni pri ranijoj ni pri ovoj konfiguraciji</w:t>
             </w:r>
           </w:p>
         </w:tc>
@@ -699,6 +751,9 @@
         <w:gridCol w:w="4819"/>
       </w:tblGrid>
       <w:tr>
+        <w:trPr>
+          <w:tblHeader w:val="true"/>
+        </w:trPr>
         <w:tc>
           <w:tcPr>
             <w:tcW w:type="dxa" w:w="2835"/>
@@ -1055,6 +1110,9 @@
         <w:gridCol w:w="3213"/>
       </w:tblGrid>
       <w:tr>
+        <w:trPr>
+          <w:tblHeader w:val="true"/>
+        </w:trPr>
         <w:tc>
           <w:tcPr>
             <w:tcW w:type="dxa" w:w="1701"/>
@@ -1434,6 +1492,9 @@
         <w:gridCol w:w="4819"/>
       </w:tblGrid>
       <w:tr>
+        <w:trPr>
+          <w:tblHeader w:val="true"/>
+        </w:trPr>
         <w:tc>
           <w:tcPr>
             <w:tcW w:type="dxa" w:w="2494"/>
@@ -1887,6 +1948,9 @@
         <w:gridCol w:w="4819"/>
       </w:tblGrid>
       <w:tr>
+        <w:trPr>
+          <w:tblHeader w:val="true"/>
+        </w:trPr>
         <w:tc>
           <w:tcPr>
             <w:tcW w:type="dxa" w:w="2835"/>
@@ -1945,7 +2009,7 @@
               <w:rPr>
                 <w:sz w:val="17"/>
               </w:rPr>
-              <w:t>2 kom (osnovna izvedba)</w:t>
+              <w:t>3 kom</w:t>
             </w:r>
           </w:p>
         </w:tc>
@@ -1975,7 +2039,7 @@
               <w:rPr>
                 <w:sz w:val="17"/>
               </w:rPr>
-              <w:t>12 × 585 Wp = 7,02 kWp; 6 modula po nosaču, 2 reda × 3 stupca, portret</w:t>
+              <w:t>12 × 585 Wp = 7,02 kWp; 4 modula po nosaču, 2 reda × 2 stupca, portret</w:t>
             </w:r>
           </w:p>
         </w:tc>
@@ -2095,7 +2159,7 @@
               <w:rPr>
                 <w:sz w:val="17"/>
               </w:rPr>
-              <w:t>3476 mm (poprečna greda 4089 mm, bočni prepust 306,5 mm)</w:t>
+              <w:t>2305 mm (poprečna greda 2918 mm, bočni prepust 306,5 mm)</w:t>
             </w:r>
           </w:p>
         </w:tc>
@@ -2185,7 +2249,7 @@
               <w:rPr>
                 <w:sz w:val="17"/>
               </w:rPr>
-              <w:t>+0,50 m / +3,74 m</w:t>
+              <w:t>+1,50 m / +4,74 m</w:t>
             </w:r>
           </w:p>
         </w:tc>
@@ -2215,7 +2279,7 @@
               <w:rPr>
                 <w:sz w:val="17"/>
               </w:rPr>
-              <w:t>1,84 m iznad kote ograde h = 1,90 m</w:t>
+              <w:t>2,84 m iznad kote ograde h = 1,90 m</w:t>
             </w:r>
           </w:p>
         </w:tc>
@@ -2245,7 +2309,7 @@
               <w:rPr>
                 <w:sz w:val="17"/>
               </w:rPr>
-              <w:t>15,91 m² po nosaču</w:t>
+              <w:t>10,55 m² po nosaču</w:t>
             </w:r>
           </w:p>
         </w:tc>
@@ -2261,7 +2325,7 @@
               <w:rPr>
                 <w:sz w:val="17"/>
               </w:rPr>
-              <w:t>Referentni proizvod</w:t>
+              <w:t>Referentna izvedba</w:t>
             </w:r>
           </w:p>
         </w:tc>
@@ -2275,7 +2339,7 @@
               <w:rPr>
                 <w:sz w:val="17"/>
               </w:rPr>
-              <w:t>Huawei Standard A-shaped Support 3.0 LOW, BOM 21540481, ankeri 21540482 — ili ekvivalent koji zadovoljava Tačku 3.2</w:t>
+              <w:t>CUSTOM IZRADA čeličnog nosača po opterećenju iz Tačke 3.2 — nijedan kataloški proizvod (npr. Huawei Standard A-shaped Support 3.0) ne zadovoljava opterećenje vjetrom na ovoj lokaciji ni pri ovoj, manjoj površini nosača</w:t>
             </w:r>
           </w:p>
         </w:tc>
@@ -2305,15 +2369,19 @@
     </w:p>
     <w:p>
       <w:pPr>
-        <w:spacing w:after="80"/>
+        <w:spacing w:before="80" w:after="120"/>
+        <w:shd w:fill="FCEEDD"/>
+        <w:pBdr>
+          <w:left w:val="single" w:sz="18" w:space="4" w:color="F5821F"/>
+        </w:pBdr>
+        <w:ind w:left="160"/>
       </w:pPr>
       <w:r>
         <w:rPr>
           <w:b/>
-          <w:i w:val="0"/>
           <w:sz w:val="19"/>
         </w:rPr>
-        <w:t>UPOZORENJE: kataloški nosač tipa A ima deklarisanu otpornost 31 m/s (0,52 kN/m²) pri nagibu 45° i 40 m/s (0,87 kN/m²) pri 15°/25°, što je ISPOD opterećenja ovog lokaliteta. Nijedan standardni nagib kataloškog proizvoda ne zadovoljava. Ponuđač je dužan ponuditi konstrukciju dimenzionisanu i dokazanu za stvarno opterećenje lokaliteta.</w:t>
+        <w:t>OSNOVA PRORAČUNA: kataloški nosač tipa A ima deklarisanu otpornost 31 m/s (0,52 kN/m²) pri nagibu 45° i 40 m/s (0,87 kN/m²) pri 15°/25°, što je ISPOD opterećenja ovog lokaliteta — i pri punoj (2×6) i pri ovoj, manjoj (3×4) površini nosača. Zahtijeva se CUSTOM IZRADA konstrukcije dimenzionisane i dokazane za stvarno opterećenje lokaliteta (Tačka 3.1); kataloški proizvod se ne prihvata kao osnovna ponuda.</w:t>
       </w:r>
     </w:p>
     <w:tbl>
@@ -2328,6 +2396,9 @@
         <w:gridCol w:w="4819"/>
       </w:tblGrid>
       <w:tr>
+        <w:trPr>
+          <w:tblHeader w:val="true"/>
+        </w:trPr>
         <w:tc>
           <w:tcPr>
             <w:tcW w:type="dxa" w:w="3061"/>
@@ -2432,7 +2503,7 @@
               <w:rPr>
                 <w:sz w:val="17"/>
               </w:rPr>
-              <w:t>Sila podizanja po nosaču</w:t>
+              <w:t>Površina izloženosti vjetru</w:t>
             </w:r>
           </w:p>
         </w:tc>
@@ -2446,7 +2517,7 @@
               <w:rPr>
                 <w:sz w:val="17"/>
               </w:rPr>
-              <w:t>≥27 kN (GSN, γQ = 1,5 / γG,fav = 0,9)</w:t>
+              <w:t>10,55 m² po nosaču</w:t>
             </w:r>
           </w:p>
         </w:tc>
@@ -2462,7 +2533,7 @@
               <w:rPr>
                 <w:sz w:val="17"/>
               </w:rPr>
-              <w:t>Horizontalna sila po nosaču</w:t>
+              <w:t>Sila podizanja po nosaču</w:t>
             </w:r>
           </w:p>
         </w:tc>
@@ -2476,7 +2547,7 @@
               <w:rPr>
                 <w:sz w:val="17"/>
               </w:rPr>
-              <w:t>≥30 kN (GSN)</w:t>
+              <w:t>≥18,1 kN (GSN, γQ = 1,5 / γG,fav = 0,9)</w:t>
             </w:r>
           </w:p>
         </w:tc>
@@ -2492,7 +2563,7 @@
               <w:rPr>
                 <w:sz w:val="17"/>
               </w:rPr>
-              <w:t>Moment prevrtanja po nosaču</w:t>
+              <w:t>Horizontalna sila po nosaču</w:t>
             </w:r>
           </w:p>
         </w:tc>
@@ -2506,7 +2577,7 @@
               <w:rPr>
                 <w:sz w:val="17"/>
               </w:rPr>
-              <w:t>≥64 kNm (GSN)</w:t>
+              <w:t>≥13,4 kN (GSN)</w:t>
             </w:r>
           </w:p>
         </w:tc>
@@ -2522,7 +2593,7 @@
               <w:rPr>
                 <w:sz w:val="17"/>
               </w:rPr>
-              <w:t>Mjerodavno</w:t>
+              <w:t>Moment prevrtanja po nosaču</w:t>
             </w:r>
           </w:p>
         </w:tc>
@@ -2536,7 +2607,7 @@
               <w:rPr>
                 <w:sz w:val="17"/>
               </w:rPr>
-              <w:t>podizanje (uplift) i prevrtanje, a NE nosivost tla</w:t>
+              <w:t>≥62,8 kNm (GSN)</w:t>
             </w:r>
           </w:p>
         </w:tc>
@@ -2552,7 +2623,7 @@
               <w:rPr>
                 <w:sz w:val="17"/>
               </w:rPr>
-              <w:t>Potvrda proizvođača</w:t>
+              <w:t>Mjerodavno</w:t>
             </w:r>
           </w:p>
         </w:tc>
@@ -2566,7 +2637,7 @@
               <w:rPr>
                 <w:sz w:val="17"/>
               </w:rPr>
-              <w:t>pisana potvrda za konkretnu lokaciju (planinski vrh), ako se nudi kataloški proizvod</w:t>
+              <w:t>podizanje (uplift) i prevrtanje, a NE nosivost tla</w:t>
             </w:r>
           </w:p>
         </w:tc>
@@ -2593,6 +2664,9 @@
         <w:gridCol w:w="4819"/>
       </w:tblGrid>
       <w:tr>
+        <w:trPr>
+          <w:tblHeader w:val="true"/>
+        </w:trPr>
         <w:tc>
           <w:tcPr>
             <w:tcW w:type="dxa" w:w="2494"/>
@@ -2918,6 +2992,9 @@
         <w:gridCol w:w="4819"/>
       </w:tblGrid>
       <w:tr>
+        <w:trPr>
+          <w:tblHeader w:val="true"/>
+        </w:trPr>
         <w:tc>
           <w:tcPr>
             <w:tcW w:type="dxa" w:w="2268"/>
@@ -3112,7 +3189,7 @@
               <w:rPr>
                 <w:sz w:val="17"/>
               </w:rPr>
-              <w:t>Dokazivanje</w:t>
+              <w:t>Projektna sila</w:t>
             </w:r>
           </w:p>
         </w:tc>
@@ -3126,7 +3203,7 @@
               <w:rPr>
                 <w:sz w:val="17"/>
               </w:rPr>
-              <w:t>ispitivanje čupanjem na ≥10 % ugrađenih ankera, min. 2 po nosaču, do 1,5 × projektne sile, uz zapisnik ovjeren od nadzornog organa</w:t>
+              <w:t>ukupno podizanje po nosaču ≥18,1 kN; sila po traci od momenta prevrtanja ≥39,3 kN pri razmaku traka 1600 mm — ovo je mjerodavno opterećenje za sidrenje, ne ukupno podizanje</w:t>
             </w:r>
           </w:p>
         </w:tc>
@@ -3142,6 +3219,36 @@
               <w:rPr>
                 <w:sz w:val="17"/>
               </w:rPr>
+              <w:t>Dokazivanje</w:t>
+            </w:r>
+          </w:p>
+        </w:tc>
+        <w:tc>
+          <w:tcPr>
+            <w:tcW w:type="dxa" w:w="7143"/>
+          </w:tcPr>
+          <w:p>
+            <w:r/>
+            <w:r>
+              <w:rPr>
+                <w:sz w:val="17"/>
+              </w:rPr>
+              <w:t>ispitivanje čupanjem na ≥10 % ugrađenih ankera, min. 2 po nosaču, do 1,5 × projektne sile, uz zapisnik ovjeren od nadzornog organa</w:t>
+            </w:r>
+          </w:p>
+        </w:tc>
+      </w:tr>
+      <w:tr>
+        <w:tc>
+          <w:tcPr>
+            <w:tcW w:type="dxa" w:w="2268"/>
+          </w:tcPr>
+          <w:p>
+            <w:r/>
+            <w:r>
+              <w:rPr>
+                <w:sz w:val="17"/>
+              </w:rPr>
               <w:t>Alternativa</w:t>
             </w:r>
           </w:p>
@@ -3156,7 +3263,7 @@
               <w:rPr>
                 <w:sz w:val="17"/>
               </w:rPr>
-              <w:t>livena U-sidra M16/320 dozvoljena SAMO uz gravitacioni temelj ≥1,14 m³ po nosaču</w:t>
+              <w:t>livena U-sidra M16/320 dozvoljena SAMO uz gravitacioni temelj ≥0,75 m³ po nosaču — momenat prevrtanja i dalje zahtijeva provjeru lokalnog istezanja trake, ne samo ukupne mase</w:t>
             </w:r>
           </w:p>
         </w:tc>
@@ -3183,6 +3290,9 @@
         <w:gridCol w:w="4819"/>
       </w:tblGrid>
       <w:tr>
+        <w:trPr>
+          <w:tblHeader w:val="true"/>
+        </w:trPr>
         <w:tc>
           <w:tcPr>
             <w:tcW w:type="dxa" w:w="2268"/>
@@ -3331,7 +3441,7 @@
               <w:rPr>
                 <w:sz w:val="17"/>
               </w:rPr>
-              <w:t>2 trake po nosaču, min. 450 mm široke × 3300 mm duge, razmak 2600 mm, pravac SJEVER–JUG; dubina prema statičkom proračunu (≥900 mm)</w:t>
+              <w:t>2 trake po nosaču (×3 nosača = 6 traka ukupno), min. 450 mm široke × 3300 mm duge, razmak 1600 mm, pravac SJEVER–JUG; dubina prema statičkom proračunu (≥900 mm)</w:t>
             </w:r>
           </w:p>
         </w:tc>
@@ -3361,7 +3471,7 @@
               <w:rPr>
                 <w:sz w:val="17"/>
               </w:rPr>
-              <w:t>IZVAN ograđenog platoa, 1400 mm južno od kote ograde</w:t>
+              <w:t>IZVAN ograđenog platoa, 400 mm južno od kote ograde</w:t>
             </w:r>
           </w:p>
         </w:tc>
@@ -3428,7 +3538,7 @@
         <w:rPr>
           <w:sz w:val="19"/>
         </w:rPr>
-        <w:t>povezivanje oba nosača na postojeći prstenasti uzemljivač Fe/Zn 25 × 4 mm</w:t>
+        <w:t>povezivanje sva tri nosača na postojeći prstenasti uzemljivač Fe/Zn 25 × 4 mm</w:t>
       </w:r>
     </w:p>
     <w:p>
@@ -3481,27 +3591,6 @@
     </w:p>
     <w:p>
       <w:pPr>
-        <w:pStyle w:val="Heading2"/>
-      </w:pPr>
-      <w:r>
-        <w:t>3.7 Opcija: tri nosača sa po 4 modula</w:t>
-      </w:r>
-    </w:p>
-    <w:p>
-      <w:pPr>
-        <w:spacing w:after="80"/>
-      </w:pPr>
-      <w:r>
-        <w:rPr>
-          <w:b w:val="0"/>
-          <w:i w:val="0"/>
-          <w:sz w:val="19"/>
-        </w:rPr>
-        <w:t>Ponuđač može, kao alternativu, ponuditi TRI nosača sa po 4 modula (3 × 4 = 12 modula, ista snaga 7,02 kWp). Površina izloženosti vjetru po nosaču smanjuje se sa 15,91 m² na 7,95 m² (−50 %), čime se približno prepolovljuju sila podizanja i moment prevrtanja po temelju, uz zadržavanje nagiba 45°. Cijena se iskazuje posebno (Prilog II, Tačka 1.8). Kupac zadržava pravo izbora.</w:t>
-      </w:r>
-    </w:p>
-    <w:p>
-      <w:pPr>
         <w:pStyle w:val="Heading1"/>
       </w:pPr>
       <w:r>
@@ -3528,6 +3617,9 @@
         <w:gridCol w:w="4819"/>
       </w:tblGrid>
       <w:tr>
+        <w:trPr>
+          <w:tblHeader w:val="true"/>
+        </w:trPr>
         <w:tc>
           <w:tcPr>
             <w:tcW w:type="dxa" w:w="2608"/>
@@ -3976,6 +4068,9 @@
         <w:gridCol w:w="4819"/>
       </w:tblGrid>
       <w:tr>
+        <w:trPr>
+          <w:tblHeader w:val="true"/>
+        </w:trPr>
         <w:tc>
           <w:tcPr>
             <w:tcW w:type="dxa" w:w="2608"/>
@@ -4301,6 +4396,9 @@
         <w:gridCol w:w="4819"/>
       </w:tblGrid>
       <w:tr>
+        <w:trPr>
+          <w:tblHeader w:val="true"/>
+        </w:trPr>
         <w:tc>
           <w:tcPr>
             <w:tcW w:type="dxa" w:w="2608"/>
@@ -4586,12 +4684,16 @@
     </w:p>
     <w:p>
       <w:pPr>
-        <w:spacing w:after="80"/>
+        <w:spacing w:before="80" w:after="120"/>
+        <w:shd w:fill="FCEEDD"/>
+        <w:pBdr>
+          <w:left w:val="single" w:sz="18" w:space="4" w:color="F5821F"/>
+        </w:pBdr>
+        <w:ind w:left="160"/>
       </w:pPr>
       <w:r>
         <w:rPr>
           <w:b/>
-          <w:i w:val="0"/>
           <w:sz w:val="19"/>
         </w:rPr>
         <w:t>KRITIČNO — POBUDA GENERATORA. Referentni agregat je u standardnoj izvedbi SHUNT pobude, za koju tehnički list proizvođača deklariše trajnu struju kratkog spoja 0 % (nezavisna pobuda PMG / AUX je opcija). Kod SHUNT pobude napon na stezaljkama se pri kvaru uruši, pobuda nestaje, a trajna struja kvara padne na ≈0,5 × In — ISPOD nazivne struje, pa ne može aktivirati nijednu prekostrujnu zaštitu. Zbog toga se zahtijeva NEZAVISNA POBUDA (PMG ili AREP/AUX) sa 3 × In u trajanju ≥10 s (Tačka 4.1), a zaštita zaštitnom strujnom sklopkom ostaje OBAVEZNA kao drugi nivo zaštite.</w:t>
@@ -4609,6 +4711,9 @@
         <w:gridCol w:w="4819"/>
       </w:tblGrid>
       <w:tr>
+        <w:trPr>
+          <w:tblHeader w:val="true"/>
+        </w:trPr>
         <w:tc>
           <w:tcPr>
             <w:tcW w:type="dxa" w:w="2608"/>
@@ -5192,12 +5297,16 @@
     </w:p>
     <w:p>
       <w:pPr>
-        <w:spacing w:after="80"/>
+        <w:spacing w:before="80" w:after="120"/>
+        <w:shd w:fill="FCEEDD"/>
+        <w:pBdr>
+          <w:left w:val="single" w:sz="18" w:space="4" w:color="F5821F"/>
+        </w:pBdr>
+        <w:ind w:left="160"/>
       </w:pPr>
       <w:r>
         <w:rPr>
           <w:b/>
-          <w:i w:val="0"/>
           <w:sz w:val="19"/>
         </w:rPr>
         <w:t>Ponuda koja ne sadrži dokaze označene kao OBAVEZNI smatra se neprihvatljivom. Dokazi se NE dostavljaju naknadno, nakon dodjele ugovora.</w:t>
@@ -5217,6 +5326,9 @@
         <w:gridCol w:w="2410"/>
       </w:tblGrid>
       <w:tr>
+        <w:trPr>
+          <w:tblHeader w:val="true"/>
+        </w:trPr>
         <w:tc>
           <w:tcPr>
             <w:tcW w:type="dxa" w:w="680"/>
@@ -5597,7 +5709,7 @@
               <w:rPr>
                 <w:sz w:val="17"/>
               </w:rPr>
-              <w:t>Pisana potvrda proizvođača nosača za konkretnu lokaciju (planinski vrh), ako se nudi kataloški proizvod</w:t>
+              <w:t>Tehnički list (TDS) ponuđenog agregata sa podacima o hlađenju, izduvu i masama</w:t>
             </w:r>
           </w:p>
         </w:tc>
@@ -5611,7 +5723,7 @@
               <w:rPr>
                 <w:sz w:val="17"/>
               </w:rPr>
-              <w:t>1</w:t>
+              <w:t>2</w:t>
             </w:r>
           </w:p>
         </w:tc>
@@ -5655,7 +5767,7 @@
               <w:rPr>
                 <w:sz w:val="17"/>
               </w:rPr>
-              <w:t>Tehnički list (TDS) ponuđenog agregata sa podacima o hlađenju, izduvu i masama</w:t>
+              <w:t>Proračun ventilacije sa padom pritiska ukupne putanje (≤125 Pa)</w:t>
             </w:r>
           </w:p>
         </w:tc>
@@ -5713,7 +5825,7 @@
               <w:rPr>
                 <w:sz w:val="17"/>
               </w:rPr>
-              <w:t>Proračun ventilacije sa padom pritiska ukupne putanje (≤125 Pa)</w:t>
+              <w:t>Proračun protutlaka izduvnog sistema</w:t>
             </w:r>
           </w:p>
         </w:tc>
@@ -5771,7 +5883,7 @@
               <w:rPr>
                 <w:sz w:val="17"/>
               </w:rPr>
-              <w:t>Proračun protutlaka izduvnog sistema</w:t>
+              <w:t>Proračun nosivosti poda kontejnera za skid i pun spremnik</w:t>
             </w:r>
           </w:p>
         </w:tc>
@@ -5829,7 +5941,7 @@
               <w:rPr>
                 <w:sz w:val="17"/>
               </w:rPr>
-              <w:t>Proračun nosivosti poda kontejnera za skid i pun spremnik</w:t>
+              <w:t>Jednopolna shema novog GRO sa zaštitnim uređajima</w:t>
             </w:r>
           </w:p>
         </w:tc>
@@ -5887,7 +5999,7 @@
               <w:rPr>
                 <w:sz w:val="17"/>
               </w:rPr>
-              <w:t>Jednopolna shema novog GRO sa zaštitnim uređajima</w:t>
+              <w:t>Ovlaštenje proizvođača ili ovlaštenog distributera za ponuđeni agregat</w:t>
             </w:r>
           </w:p>
         </w:tc>
@@ -5945,7 +6057,7 @@
               <w:rPr>
                 <w:sz w:val="17"/>
               </w:rPr>
-              <w:t>Ovlaštenje proizvođača ili ovlaštenog distributera za ponuđeni agregat</w:t>
+              <w:t>ISO 9001 i ISO 14001 proizvođača agregata</w:t>
             </w:r>
           </w:p>
         </w:tc>
@@ -6003,7 +6115,7 @@
               <w:rPr>
                 <w:sz w:val="17"/>
               </w:rPr>
-              <w:t>ISO 9001 i ISO 14001 proizvođača agregata</w:t>
+              <w:t>Kataloška dokumentacija sa označenim ponuđenim tipovima</w:t>
             </w:r>
           </w:p>
         </w:tc>
@@ -6017,7 +6129,7 @@
               <w:rPr>
                 <w:sz w:val="17"/>
               </w:rPr>
-              <w:t>2</w:t>
+              <w:t>1, 2</w:t>
             </w:r>
           </w:p>
         </w:tc>
@@ -6048,64 +6160,6 @@
                 <w:sz w:val="17"/>
               </w:rPr>
               <w:t>14</w:t>
-            </w:r>
-          </w:p>
-        </w:tc>
-        <w:tc>
-          <w:tcPr>
-            <w:tcW w:type="dxa" w:w="5443"/>
-          </w:tcPr>
-          <w:p>
-            <w:r/>
-            <w:r>
-              <w:rPr>
-                <w:sz w:val="17"/>
-              </w:rPr>
-              <w:t>Kataloška dokumentacija sa označenim ponuđenim tipovima</w:t>
-            </w:r>
-          </w:p>
-        </w:tc>
-        <w:tc>
-          <w:tcPr>
-            <w:tcW w:type="dxa" w:w="907"/>
-          </w:tcPr>
-          <w:p>
-            <w:r/>
-            <w:r>
-              <w:rPr>
-                <w:sz w:val="17"/>
-              </w:rPr>
-              <w:t>1, 2</w:t>
-            </w:r>
-          </w:p>
-        </w:tc>
-        <w:tc>
-          <w:tcPr>
-            <w:tcW w:type="dxa" w:w="2381"/>
-          </w:tcPr>
-          <w:p>
-            <w:r/>
-            <w:r>
-              <w:rPr>
-                <w:sz w:val="17"/>
-              </w:rPr>
-              <w:t>OBAVEZNO</w:t>
-            </w:r>
-          </w:p>
-        </w:tc>
-      </w:tr>
-      <w:tr>
-        <w:tc>
-          <w:tcPr>
-            <w:tcW w:type="dxa" w:w="680"/>
-          </w:tcPr>
-          <w:p>
-            <w:r/>
-            <w:r>
-              <w:rPr>
-                <w:sz w:val="17"/>
-              </w:rPr>
-              <w:t>15</w:t>
             </w:r>
           </w:p>
         </w:tc>
@@ -6174,6 +6228,9 @@
         <w:gridCol w:w="4819"/>
       </w:tblGrid>
       <w:tr>
+        <w:trPr>
+          <w:tblHeader w:val="true"/>
+        </w:trPr>
         <w:tc>
           <w:tcPr>
             <w:tcW w:type="dxa" w:w="3402"/>
@@ -6545,7 +6602,56 @@
         <w:color w:val="595959"/>
         <w:sz w:val="15"/>
       </w:rPr>
-      <w:t>PRILOG I — Specifikacija zahtjeva · BS Sjednica (Bileća) · Rev. 1, 2026</w:t>
+      <w:t xml:space="preserve">PRILOG I — Specifikacija zahtjeva · BS Sjednica (Bileća) · Rev. 1, 2026 · stranica </w:t>
+    </w:r>
+    <w:r>
+      <w:rPr>
+        <w:color w:val="595959"/>
+        <w:sz w:val="15"/>
+      </w:rPr>
+      <w:fldChar w:fldCharType="begin"/>
+    </w:r>
+    <w:r>
+      <w:rPr>
+        <w:color w:val="595959"/>
+        <w:sz w:val="15"/>
+      </w:rPr>
+      <w:instrText xml:space="preserve">PAGE</w:instrText>
+    </w:r>
+    <w:r>
+      <w:rPr>
+        <w:color w:val="595959"/>
+        <w:sz w:val="15"/>
+      </w:rPr>
+      <w:fldChar w:fldCharType="end"/>
+    </w:r>
+    <w:r>
+      <w:rPr>
+        <w:color w:val="595959"/>
+        <w:sz w:val="15"/>
+      </w:rPr>
+      <w:t xml:space="preserve"> od </w:t>
+    </w:r>
+    <w:r>
+      <w:rPr>
+        <w:color w:val="595959"/>
+        <w:sz w:val="15"/>
+      </w:rPr>
+      <w:fldChar w:fldCharType="begin"/>
+    </w:r>
+    <w:r>
+      <w:rPr>
+        <w:color w:val="595959"/>
+        <w:sz w:val="15"/>
+      </w:rPr>
+      <w:instrText xml:space="preserve">NUMPAGES</w:instrText>
+    </w:r>
+    <w:r>
+      <w:rPr>
+        <w:color w:val="595959"/>
+        <w:sz w:val="15"/>
+      </w:rPr>
+      <w:fldChar w:fldCharType="end"/>
     </w:r>
   </w:p>
 </w:ftr>
@@ -7312,15 +7418,17 @@
       <w:pBdr>
         <w:bottom w:val="single" w:sz="8" w:space="4" w:color="4F81BD" w:themeColor="accent1"/>
       </w:pBdr>
-      <w:spacing w:after="300" w:line="240" w:lineRule="auto"/>
+      <w:spacing w:after="40" w:line="240" w:lineRule="auto"/>
       <w:contextualSpacing/>
+      <w:jc w:val="center"/>
     </w:pPr>
     <w:rPr>
-      <w:rFonts w:asciiTheme="majorHAnsi" w:eastAsiaTheme="majorEastAsia" w:hAnsiTheme="majorHAnsi" w:cstheme="majorBidi"/>
-      <w:color w:val="17365D" w:themeColor="text2" w:themeShade="BF"/>
+      <w:rFonts w:asciiTheme="majorHAnsi" w:eastAsiaTheme="majorEastAsia" w:hAnsiTheme="majorHAnsi" w:cstheme="majorBidi" w:ascii="Arial" w:hAnsi="Arial"/>
+      <w:b/>
+      <w:color w:val="F5821F"/>
       <w:spacing w:val="5"/>
       <w:kern w:val="28"/>
-      <w:sz w:val="52"/>
+      <w:sz w:val="30"/>
       <w:szCs w:val="52"/>
     </w:rPr>
   </w:style>
@@ -7351,14 +7459,17 @@
       <w:numPr>
         <w:ilvl w:val="1"/>
       </w:numPr>
+      <w:spacing w:after="80"/>
+      <w:jc w:val="center"/>
     </w:pPr>
     <w:rPr>
-      <w:rFonts w:asciiTheme="majorHAnsi" w:eastAsiaTheme="majorEastAsia" w:hAnsiTheme="majorHAnsi" w:cstheme="majorBidi"/>
+      <w:rFonts w:asciiTheme="majorHAnsi" w:eastAsiaTheme="majorEastAsia" w:hAnsiTheme="majorHAnsi" w:cstheme="majorBidi" w:ascii="Arial" w:hAnsi="Arial"/>
+      <w:b/>
       <w:i/>
       <w:iCs/>
-      <w:color w:val="4F81BD" w:themeColor="accent1"/>
+      <w:color w:val="000000"/>
       <w:spacing w:val="15"/>
-      <w:sz w:val="24"/>
+      <w:sz w:val="26"/>
       <w:szCs w:val="24"/>
     </w:rPr>
   </w:style>

--- a/bht-sjednica-final-review/TD-OUTPUT/3. Prilog I TD - Specifikacija zahtjeva.docx
+++ b/bht-sjednica-final-review/TD-OUTPUT/3. Prilog I TD - Specifikacija zahtjeva.docx
@@ -3955,6 +3955,134 @@
       </w:tr>
     </w:tbl>
     <w:p/>
+    <w:tbl>
+      <w:tblPr>
+        <w:tblW w:type="auto" w:w="0"/>
+        <w:jc w:val="center"/>
+        <w:tblLook w:firstColumn="1" w:firstRow="1" w:lastColumn="0" w:lastRow="0" w:noHBand="0" w:noVBand="1" w:val="04A0"/>
+      </w:tblPr>
+      <w:tblGrid>
+        <w:gridCol w:w="4819"/>
+        <w:gridCol w:w="4819"/>
+      </w:tblGrid>
+      <w:tr>
+        <w:tc>
+          <w:tcPr>
+            <w:tcW w:type="dxa" w:w="4819"/>
+          </w:tcPr>
+          <w:p>
+            <w:pPr>
+              <w:jc w:val="center"/>
+            </w:pPr>
+            <w:r>
+              <w:drawing>
+                <wp:inline xmlns:a="http://schemas.openxmlformats.org/drawingml/2006/main" xmlns:pic="http://schemas.openxmlformats.org/drawingml/2006/picture">
+                  <wp:extent cx="3311999" cy="2732399"/>
+                  <wp:docPr id="1" name="Picture 1"/>
+                  <wp:cNvGraphicFramePr>
+                    <a:graphicFrameLocks noChangeAspect="1"/>
+                  </wp:cNvGraphicFramePr>
+                  <a:graphic>
+                    <a:graphicData uri="http://schemas.openxmlformats.org/drawingml/2006/picture">
+                      <pic:pic>
+                        <pic:nvPicPr>
+                          <pic:cNvPr id="0" name="genset_side.png"/>
+                          <pic:cNvPicPr/>
+                        </pic:nvPicPr>
+                        <pic:blipFill>
+                          <a:blip r:embed="rId11"/>
+                          <a:stretch>
+                            <a:fillRect/>
+                          </a:stretch>
+                        </pic:blipFill>
+                        <pic:spPr>
+                          <a:xfrm>
+                            <a:off x="0" y="0"/>
+                            <a:ext cx="3311999" cy="2732399"/>
+                          </a:xfrm>
+                          <a:prstGeom prst="rect"/>
+                        </pic:spPr>
+                      </pic:pic>
+                    </a:graphicData>
+                  </a:graphic>
+                </wp:inline>
+              </w:drawing>
+            </w:r>
+          </w:p>
+          <w:p>
+            <w:pPr>
+              <w:spacing w:before="40"/>
+              <w:jc w:val="center"/>
+            </w:pPr>
+            <w:r>
+              <w:rPr>
+                <w:i/>
+                <w:sz w:val="17"/>
+              </w:rPr>
+              <w:t>Slika 1 — Dizel električni agregat 22 kVA u skid izvedbi, bočni izgled (ilustrativno)</w:t>
+            </w:r>
+          </w:p>
+        </w:tc>
+        <w:tc>
+          <w:tcPr>
+            <w:tcW w:type="dxa" w:w="4819"/>
+          </w:tcPr>
+          <w:p>
+            <w:pPr>
+              <w:jc w:val="center"/>
+            </w:pPr>
+            <w:r>
+              <w:drawing>
+                <wp:inline xmlns:a="http://schemas.openxmlformats.org/drawingml/2006/main" xmlns:pic="http://schemas.openxmlformats.org/drawingml/2006/picture">
+                  <wp:extent cx="1728000" cy="2528780"/>
+                  <wp:docPr id="2" name="Picture 2"/>
+                  <wp:cNvGraphicFramePr>
+                    <a:graphicFrameLocks noChangeAspect="1"/>
+                  </wp:cNvGraphicFramePr>
+                  <a:graphic>
+                    <a:graphicData uri="http://schemas.openxmlformats.org/drawingml/2006/picture">
+                      <pic:pic>
+                        <pic:nvPicPr>
+                          <pic:cNvPr id="0" name="genset_front.png"/>
+                          <pic:cNvPicPr/>
+                        </pic:nvPicPr>
+                        <pic:blipFill>
+                          <a:blip r:embed="rId12"/>
+                          <a:stretch>
+                            <a:fillRect/>
+                          </a:stretch>
+                        </pic:blipFill>
+                        <pic:spPr>
+                          <a:xfrm>
+                            <a:off x="0" y="0"/>
+                            <a:ext cx="1728000" cy="2528780"/>
+                          </a:xfrm>
+                          <a:prstGeom prst="rect"/>
+                        </pic:spPr>
+                      </pic:pic>
+                    </a:graphicData>
+                  </a:graphic>
+                </wp:inline>
+              </w:drawing>
+            </w:r>
+          </w:p>
+          <w:p>
+            <w:pPr>
+              <w:spacing w:before="40"/>
+              <w:jc w:val="center"/>
+            </w:pPr>
+            <w:r>
+              <w:rPr>
+                <w:i/>
+                <w:sz w:val="17"/>
+              </w:rPr>
+              <w:t>Slika 2 — Agregat, čeoni izgled sa strane hladnjaka (ilustrativno)</w:t>
+            </w:r>
+          </w:p>
+        </w:tc>
+      </w:tr>
+    </w:tbl>
+    <w:p/>
     <w:p>
       <w:pPr>
         <w:pStyle w:val="Heading2"/>
@@ -4035,6 +4163,134 @@
         <w:t>sifon protiv povratnog toka</w:t>
       </w:r>
     </w:p>
+    <w:tbl>
+      <w:tblPr>
+        <w:tblW w:type="auto" w:w="0"/>
+        <w:jc w:val="center"/>
+        <w:tblLook w:firstColumn="1" w:firstRow="1" w:lastColumn="0" w:lastRow="0" w:noHBand="0" w:noVBand="1" w:val="04A0"/>
+      </w:tblPr>
+      <w:tblGrid>
+        <w:gridCol w:w="4819"/>
+        <w:gridCol w:w="4819"/>
+      </w:tblGrid>
+      <w:tr>
+        <w:tc>
+          <w:tcPr>
+            <w:tcW w:type="dxa" w:w="4819"/>
+          </w:tcPr>
+          <w:p>
+            <w:pPr>
+              <w:jc w:val="center"/>
+            </w:pPr>
+            <w:r>
+              <w:drawing>
+                <wp:inline xmlns:a="http://schemas.openxmlformats.org/drawingml/2006/main" xmlns:pic="http://schemas.openxmlformats.org/drawingml/2006/picture">
+                  <wp:extent cx="2664000" cy="2660331"/>
+                  <wp:docPr id="3" name="Picture 3"/>
+                  <wp:cNvGraphicFramePr>
+                    <a:graphicFrameLocks noChangeAspect="1"/>
+                  </wp:cNvGraphicFramePr>
+                  <a:graphic>
+                    <a:graphicData uri="http://schemas.openxmlformats.org/drawingml/2006/picture">
+                      <pic:pic>
+                        <pic:nvPicPr>
+                          <pic:cNvPr id="0" name="tank_side.png"/>
+                          <pic:cNvPicPr/>
+                        </pic:nvPicPr>
+                        <pic:blipFill>
+                          <a:blip r:embed="rId13"/>
+                          <a:stretch>
+                            <a:fillRect/>
+                          </a:stretch>
+                        </pic:blipFill>
+                        <pic:spPr>
+                          <a:xfrm>
+                            <a:off x="0" y="0"/>
+                            <a:ext cx="2664000" cy="2660331"/>
+                          </a:xfrm>
+                          <a:prstGeom prst="rect"/>
+                        </pic:spPr>
+                      </pic:pic>
+                    </a:graphicData>
+                  </a:graphic>
+                </wp:inline>
+              </w:drawing>
+            </w:r>
+          </w:p>
+          <w:p>
+            <w:pPr>
+              <w:spacing w:before="40"/>
+              <w:jc w:val="center"/>
+            </w:pPr>
+            <w:r>
+              <w:rPr>
+                <w:i/>
+                <w:sz w:val="17"/>
+              </w:rPr>
+              <w:t>Slika 3 — Spremnik goriva 500 l, bočni izgled sa pretakačkom opremom (ilustrativno)</w:t>
+            </w:r>
+          </w:p>
+        </w:tc>
+        <w:tc>
+          <w:tcPr>
+            <w:tcW w:type="dxa" w:w="4819"/>
+          </w:tcPr>
+          <w:p>
+            <w:pPr>
+              <w:jc w:val="center"/>
+            </w:pPr>
+            <w:r>
+              <w:drawing>
+                <wp:inline xmlns:a="http://schemas.openxmlformats.org/drawingml/2006/main" xmlns:pic="http://schemas.openxmlformats.org/drawingml/2006/picture">
+                  <wp:extent cx="3096000" cy="2029514"/>
+                  <wp:docPr id="4" name="Picture 4"/>
+                  <wp:cNvGraphicFramePr>
+                    <a:graphicFrameLocks noChangeAspect="1"/>
+                  </wp:cNvGraphicFramePr>
+                  <a:graphic>
+                    <a:graphicData uri="http://schemas.openxmlformats.org/drawingml/2006/picture">
+                      <pic:pic>
+                        <pic:nvPicPr>
+                          <pic:cNvPr id="0" name="tank_top.png"/>
+                          <pic:cNvPicPr/>
+                        </pic:nvPicPr>
+                        <pic:blipFill>
+                          <a:blip r:embed="rId14"/>
+                          <a:stretch>
+                            <a:fillRect/>
+                          </a:stretch>
+                        </pic:blipFill>
+                        <pic:spPr>
+                          <a:xfrm>
+                            <a:off x="0" y="0"/>
+                            <a:ext cx="3096000" cy="2029514"/>
+                          </a:xfrm>
+                          <a:prstGeom prst="rect"/>
+                        </pic:spPr>
+                      </pic:pic>
+                    </a:graphicData>
+                  </a:graphic>
+                </wp:inline>
+              </w:drawing>
+            </w:r>
+          </w:p>
+          <w:p>
+            <w:pPr>
+              <w:spacing w:before="40"/>
+              <w:jc w:val="center"/>
+            </w:pPr>
+            <w:r>
+              <w:rPr>
+                <w:i/>
+                <w:sz w:val="17"/>
+              </w:rPr>
+              <w:t>Slika 4 — Spremnik goriva 500 l, izgled odozgo sa priključcima (ilustrativno)</w:t>
+            </w:r>
+          </w:p>
+        </w:tc>
+      </w:tr>
+    </w:tbl>
+    <w:p/>
     <w:p>
       <w:pPr>
         <w:pStyle w:val="Heading2"/>

--- a/bht-sjednica-final-review/TD-OUTPUT/3. Prilog I TD - Specifikacija zahtjeva.docx
+++ b/bht-sjednica-final-review/TD-OUTPUT/3. Prilog I TD - Specifikacija zahtjeva.docx
@@ -67,6 +67,23 @@
         <w:t>Sljedeće vrijednosti su ispravljene u odnosu na ranije radne verzije tehničkog opisa. Ispravke su zasnovane na ovjerenom projektu lokacije, tehničkim listovima proizvođača i mjerenjima na licu mjesta.</w:t>
       </w:r>
     </w:p>
+    <w:p>
+      <w:pPr>
+        <w:spacing w:before="80" w:after="120"/>
+        <w:shd w:fill="FCEEDD"/>
+        <w:pBdr>
+          <w:left w:val="single" w:sz="18" w:space="4" w:color="F5821F"/>
+        </w:pBdr>
+        <w:ind w:left="160"/>
+      </w:pPr>
+      <w:r>
+        <w:rPr>
+          <w:b/>
+          <w:sz w:val="19"/>
+        </w:rPr>
+        <w:t>REDOSLIJED MJERODAVNOSTI. U slučaju neslaganja između dokumenata tenderske dokumentacije mjerodavni su, tim redom: (1) Tenderska dokumentacija (TD), (2) ovaj Prilog I, (3) Prilog II (Predmjer), (4) Prilog III (grafički prilozi i referentna dokumentacija). Prilog III sadrži i preuzete stranice ranije dokumentacije (npr. nacrte i podatke tipskog kontejnera K3, sa nosivošću poda 10,00 kN/m²) koje NISU mjerodavne za ovu nabavku — mjerodavna nosivost poda je 2,00 kN/m² prema Projektnom zadatku, a mjerodavni raspored opreme i otvora je onaj sa crteža M-01.</w:t>
+      </w:r>
+    </w:p>
     <w:tbl>
       <w:tblPr>
         <w:tblStyle w:val="TableGrid"/>
@@ -174,7 +191,7 @@
               <w:rPr>
                 <w:sz w:val="17"/>
               </w:rPr>
-              <w:t>projekcija 2590 mm, gornja ivica +3,09 m</w:t>
+              <w:t>ranije: projekcija 2590 mm, gornja ivica +3,09 m</w:t>
             </w:r>
           </w:p>
         </w:tc>
@@ -232,7 +249,7 @@
               <w:rPr>
                 <w:sz w:val="17"/>
               </w:rPr>
-              <w:t>1,80 m</w:t>
+              <w:t>ranije: 1,80 m</w:t>
             </w:r>
           </w:p>
         </w:tc>
@@ -290,7 +307,7 @@
               <w:rPr>
                 <w:sz w:val="17"/>
               </w:rPr>
-              <w:t>3,08 × 2,20 × 2,80 m / 3,00 × 2,10 m</w:t>
+              <w:t>ranije: 3,08 × 2,20 × 2,80 m / 3,00 × 2,10 m</w:t>
             </w:r>
           </w:p>
         </w:tc>
@@ -348,7 +365,7 @@
               <w:rPr>
                 <w:sz w:val="17"/>
               </w:rPr>
-              <w:t>≈4250 m³/h (procjena)</w:t>
+              <w:t>ranije: ≈4250 m³/h (procjena)</w:t>
             </w:r>
           </w:p>
         </w:tc>
@@ -406,7 +423,7 @@
               <w:rPr>
                 <w:sz w:val="17"/>
               </w:rPr>
-              <w:t>≥0,43 m² (1200 × 800 mm)</w:t>
+              <w:t>ranije: ≥0,43 m² (1200 × 800 mm)</w:t>
             </w:r>
           </w:p>
         </w:tc>
@@ -464,7 +481,7 @@
               <w:rPr>
                 <w:sz w:val="17"/>
               </w:rPr>
-              <w:t>≥2400 m³/h</w:t>
+              <w:t>ranije: ≥2400 m³/h</w:t>
             </w:r>
           </w:p>
         </w:tc>
@@ -522,7 +539,7 @@
               <w:rPr>
                 <w:sz w:val="17"/>
               </w:rPr>
-              <w:t>DN 65 minimum</w:t>
+              <w:t>ranije: DN 65 minimum</w:t>
             </w:r>
           </w:p>
         </w:tc>
@@ -580,7 +597,7 @@
               <w:rPr>
                 <w:sz w:val="17"/>
               </w:rPr>
-              <w:t>≥1,20 m zbog snijega</w:t>
+              <w:t>ranije: ≥1,20 m zbog snijega</w:t>
             </w:r>
           </w:p>
         </w:tc>
@@ -638,7 +655,7 @@
               <w:rPr>
                 <w:sz w:val="17"/>
               </w:rPr>
-              <w:t>s_k = 3,00 kN/m² mjerodavno</w:t>
+              <w:t>ranije: s_k = 3,00 kN/m² mjerodavno</w:t>
             </w:r>
           </w:p>
         </w:tc>
@@ -696,7 +713,7 @@
               <w:rPr>
                 <w:sz w:val="17"/>
               </w:rPr>
-              <w:t>2 nosača, 6 modula (2×3), +0,50/+3,74 m, 15,91 m² izloženosti/nosaču</w:t>
+              <w:t>ranije: 2 nosača, 6 modula (2×3), +0,50/+3,74 m, 15,91 m² izloženosti/nosaču</w:t>
             </w:r>
           </w:p>
         </w:tc>
@@ -725,6 +742,354 @@
                 <w:sz w:val="17"/>
               </w:rPr>
               <w:t>review/07-calculations.md F.6 — custom izrada, kataloški nosač ne zadovoljava ni pri ranijoj ni pri ovoj konfiguraciji</w:t>
+            </w:r>
+          </w:p>
+        </w:tc>
+      </w:tr>
+      <w:tr>
+        <w:tc>
+          <w:tcPr>
+            <w:tcW w:type="dxa" w:w="1814"/>
+          </w:tcPr>
+          <w:p>
+            <w:r/>
+            <w:r>
+              <w:rPr>
+                <w:sz w:val="17"/>
+              </w:rPr>
+              <w:t>Raspored otvora ventilacije</w:t>
+            </w:r>
+          </w:p>
+        </w:tc>
+        <w:tc>
+          <w:tcPr>
+            <w:tcW w:type="dxa" w:w="2268"/>
+          </w:tcPr>
+          <w:p>
+            <w:r/>
+            <w:r>
+              <w:rPr>
+                <w:sz w:val="17"/>
+              </w:rPr>
+              <w:t>ranije: sve na SJEVERNOJ strani kontejnera</w:t>
+            </w:r>
+          </w:p>
+        </w:tc>
+        <w:tc>
+          <w:tcPr>
+            <w:tcW w:type="dxa" w:w="2494"/>
+          </w:tcPr>
+          <w:p>
+            <w:r/>
+            <w:r>
+              <w:rPr>
+                <w:sz w:val="17"/>
+              </w:rPr>
+              <w:t>ukrsni tok: usis JUG, kanal i izduv ZAPAD, oduška SJEVER, ventilator ISTOK (Tačka 4.3)</w:t>
+            </w:r>
+          </w:p>
+        </w:tc>
+        <w:tc>
+          <w:tcPr>
+            <w:tcW w:type="dxa" w:w="2835"/>
+          </w:tcPr>
+          <w:p>
+            <w:r/>
+            <w:r>
+              <w:rPr>
+                <w:sz w:val="17"/>
+              </w:rPr>
+              <w:t>usis, izlaz i izduv na istom zidu na 1,4 m recirkulišu i griju postojeće vanjske ormare (nalaz EL RED-03)</w:t>
+            </w:r>
+          </w:p>
+        </w:tc>
+      </w:tr>
+      <w:tr>
+        <w:tc>
+          <w:tcPr>
+            <w:tcW w:type="dxa" w:w="1814"/>
+          </w:tcPr>
+          <w:p>
+            <w:r/>
+            <w:r>
+              <w:rPr>
+                <w:sz w:val="17"/>
+              </w:rPr>
+              <w:t>Spremnik goriva</w:t>
+            </w:r>
+          </w:p>
+        </w:tc>
+        <w:tc>
+          <w:tcPr>
+            <w:tcW w:type="dxa" w:w="2268"/>
+          </w:tcPr>
+          <w:p>
+            <w:r/>
+            <w:r>
+              <w:rPr>
+                <w:sz w:val="17"/>
+              </w:rPr>
+              <w:t>ranije: 1200 × 700 × 800 mm (procjena)</w:t>
+            </w:r>
+          </w:p>
+        </w:tc>
+        <w:tc>
+          <w:tcPr>
+            <w:tcW w:type="dxa" w:w="2494"/>
+          </w:tcPr>
+          <w:p>
+            <w:r/>
+            <w:r>
+              <w:rPr>
+                <w:sz w:val="17"/>
+              </w:rPr>
+              <w:t>1050 × 600 × 1310 mm, 170 kg prazan / ≈590 kg pun</w:t>
+            </w:r>
+          </w:p>
+        </w:tc>
+        <w:tc>
+          <w:tcPr>
+            <w:tcW w:type="dxa" w:w="2835"/>
+          </w:tcPr>
+          <w:p>
+            <w:r/>
+            <w:r>
+              <w:rPr>
+                <w:sz w:val="17"/>
+              </w:rPr>
+              <w:t>podaci Investitora, 2026-08-11</w:t>
+            </w:r>
+          </w:p>
+        </w:tc>
+      </w:tr>
+      <w:tr>
+        <w:tc>
+          <w:tcPr>
+            <w:tcW w:type="dxa" w:w="1814"/>
+          </w:tcPr>
+          <w:p>
+            <w:r/>
+            <w:r>
+              <w:rPr>
+                <w:sz w:val="17"/>
+              </w:rPr>
+              <w:t>Nosivost poda kontejnera</w:t>
+            </w:r>
+          </w:p>
+        </w:tc>
+        <w:tc>
+          <w:tcPr>
+            <w:tcW w:type="dxa" w:w="2268"/>
+          </w:tcPr>
+          <w:p>
+            <w:r/>
+            <w:r>
+              <w:rPr>
+                <w:sz w:val="17"/>
+              </w:rPr>
+              <w:t>ranije: 10,00 kN/m² prema tipskom proračunu kontejnera K3</w:t>
+            </w:r>
+          </w:p>
+        </w:tc>
+        <w:tc>
+          <w:tcPr>
+            <w:tcW w:type="dxa" w:w="2494"/>
+          </w:tcPr>
+          <w:p>
+            <w:r/>
+            <w:r>
+              <w:rPr>
+                <w:sz w:val="17"/>
+              </w:rPr>
+              <w:t>2,00 kN/m² prema Projektnom zadatku — ram za raznošenje opterećenja OBAVEZAN</w:t>
+            </w:r>
+          </w:p>
+        </w:tc>
+        <w:tc>
+          <w:tcPr>
+            <w:tcW w:type="dxa" w:w="2835"/>
+          </w:tcPr>
+          <w:p>
+            <w:r/>
+            <w:r>
+              <w:rPr>
+                <w:sz w:val="17"/>
+              </w:rPr>
+              <w:t>lokacija je kontejner tipa K2; K3 proračun nije mjerodavan</w:t>
+            </w:r>
+          </w:p>
+        </w:tc>
+      </w:tr>
+      <w:tr>
+        <w:tc>
+          <w:tcPr>
+            <w:tcW w:type="dxa" w:w="1814"/>
+          </w:tcPr>
+          <w:p>
+            <w:r/>
+            <w:r>
+              <w:rPr>
+                <w:sz w:val="17"/>
+              </w:rPr>
+              <w:t>Sistem napajanja</w:t>
+            </w:r>
+          </w:p>
+        </w:tc>
+        <w:tc>
+          <w:tcPr>
+            <w:tcW w:type="dxa" w:w="2268"/>
+          </w:tcPr>
+          <w:p>
+            <w:r/>
+            <w:r>
+              <w:rPr>
+                <w:sz w:val="17"/>
+              </w:rPr>
+              <w:t>ranije: MTS9302 / PowerCube 1000 (različito u dokumentima)</w:t>
+            </w:r>
+          </w:p>
+        </w:tc>
+        <w:tc>
+          <w:tcPr>
+            <w:tcW w:type="dxa" w:w="2494"/>
+          </w:tcPr>
+          <w:p>
+            <w:r/>
+            <w:r>
+              <w:rPr>
+                <w:sz w:val="17"/>
+              </w:rPr>
+              <w:t>Huawei ICC330-H1 + MTS9302 (postojeći vanjski ormari)</w:t>
+            </w:r>
+          </w:p>
+        </w:tc>
+        <w:tc>
+          <w:tcPr>
+            <w:tcW w:type="dxa" w:w="2835"/>
+          </w:tcPr>
+          <w:p>
+            <w:r/>
+            <w:r>
+              <w:rPr>
+                <w:sz w:val="17"/>
+              </w:rPr>
+              <w:t>ovjereni projekat lokacije i crteži S-01/S-02</w:t>
+            </w:r>
+          </w:p>
+        </w:tc>
+      </w:tr>
+      <w:tr>
+        <w:tc>
+          <w:tcPr>
+            <w:tcW w:type="dxa" w:w="1814"/>
+          </w:tcPr>
+          <w:p>
+            <w:r/>
+            <w:r>
+              <w:rPr>
+                <w:sz w:val="17"/>
+              </w:rPr>
+              <w:t>Beton temelja</w:t>
+            </w:r>
+          </w:p>
+        </w:tc>
+        <w:tc>
+          <w:tcPr>
+            <w:tcW w:type="dxa" w:w="2268"/>
+          </w:tcPr>
+          <w:p>
+            <w:r/>
+            <w:r>
+              <w:rPr>
+                <w:sz w:val="17"/>
+              </w:rPr>
+              <w:t>ranije: C25 na podlozi C10</w:t>
+            </w:r>
+          </w:p>
+        </w:tc>
+        <w:tc>
+          <w:tcPr>
+            <w:tcW w:type="dxa" w:w="2494"/>
+          </w:tcPr>
+          <w:p>
+            <w:r/>
+            <w:r>
+              <w:rPr>
+                <w:sz w:val="17"/>
+              </w:rPr>
+              <w:t>C30/37, XC4 + XF3, aerant 4–6 % na podlozi C12/15; armatura B500B</w:t>
+            </w:r>
+          </w:p>
+        </w:tc>
+        <w:tc>
+          <w:tcPr>
+            <w:tcW w:type="dxa" w:w="2835"/>
+          </w:tcPr>
+          <w:p>
+            <w:r/>
+            <w:r>
+              <w:rPr>
+                <w:sz w:val="17"/>
+              </w:rPr>
+              <w:t>izloženost mrazu i solima na 1076 m n.v., BAS EN 206</w:t>
+            </w:r>
+          </w:p>
+        </w:tc>
+      </w:tr>
+      <w:tr>
+        <w:tc>
+          <w:tcPr>
+            <w:tcW w:type="dxa" w:w="1814"/>
+          </w:tcPr>
+          <w:p>
+            <w:r/>
+            <w:r>
+              <w:rPr>
+                <w:sz w:val="17"/>
+              </w:rPr>
+              <w:t>Prvo punjenje gorivom</w:t>
+            </w:r>
+          </w:p>
+        </w:tc>
+        <w:tc>
+          <w:tcPr>
+            <w:tcW w:type="dxa" w:w="2268"/>
+          </w:tcPr>
+          <w:p>
+            <w:r/>
+            <w:r>
+              <w:rPr>
+                <w:sz w:val="17"/>
+              </w:rPr>
+              <w:t>ranije: najmanje 200 l</w:t>
+            </w:r>
+          </w:p>
+        </w:tc>
+        <w:tc>
+          <w:tcPr>
+            <w:tcW w:type="dxa" w:w="2494"/>
+          </w:tcPr>
+          <w:p>
+            <w:r/>
+            <w:r>
+              <w:rPr>
+                <w:sz w:val="17"/>
+              </w:rPr>
+              <w:t>500 l (pun spremnik)</w:t>
+            </w:r>
+          </w:p>
+        </w:tc>
+        <w:tc>
+          <w:tcPr>
+            <w:tcW w:type="dxa" w:w="2835"/>
+          </w:tcPr>
+          <w:p>
+            <w:r/>
+            <w:r>
+              <w:rPr>
+                <w:sz w:val="17"/>
+              </w:rPr>
+              <w:t>usklađeno sa Predmjerom, stavka 4.16</w:t>
             </w:r>
           </w:p>
         </w:tc>
@@ -1052,7 +1417,67 @@
               <w:rPr>
                 <w:sz w:val="17"/>
               </w:rPr>
-              <w:t>3,005 × 2,30 m vanjski, zidni paneli 60 mm, PRAZAN</w:t>
+              <w:t>3,005 × 2,30 m vanjski, zidni paneli 60 mm, PRAZAN; ulazna vrata 900 × 2000 mm na ISTOČNOM zidu</w:t>
+            </w:r>
+          </w:p>
+        </w:tc>
+      </w:tr>
+      <w:tr>
+        <w:tc>
+          <w:tcPr>
+            <w:tcW w:type="dxa" w:w="2835"/>
+          </w:tcPr>
+          <w:p>
+            <w:r/>
+            <w:r>
+              <w:rPr>
+                <w:sz w:val="17"/>
+              </w:rPr>
+              <w:t>Nosivost poda kontejnera</w:t>
+            </w:r>
+          </w:p>
+        </w:tc>
+        <w:tc>
+          <w:tcPr>
+            <w:tcW w:type="dxa" w:w="6576"/>
+          </w:tcPr>
+          <w:p>
+            <w:r/>
+            <w:r>
+              <w:rPr>
+                <w:sz w:val="17"/>
+              </w:rPr>
+              <w:t>2,00 kN/m² prema Projektnom zadatku — mjerodavno za dimenzionisanje rama</w:t>
+            </w:r>
+          </w:p>
+        </w:tc>
+      </w:tr>
+      <w:tr>
+        <w:tc>
+          <w:tcPr>
+            <w:tcW w:type="dxa" w:w="2835"/>
+          </w:tcPr>
+          <w:p>
+            <w:r/>
+            <w:r>
+              <w:rPr>
+                <w:sz w:val="17"/>
+              </w:rPr>
+              <w:t>Postojeći sistem napajanja</w:t>
+            </w:r>
+          </w:p>
+        </w:tc>
+        <w:tc>
+          <w:tcPr>
+            <w:tcW w:type="dxa" w:w="6576"/>
+          </w:tcPr>
+          <w:p>
+            <w:r/>
+            <w:r>
+              <w:rPr>
+                <w:sz w:val="17"/>
+              </w:rPr>
+              <w:t>Huawei ICC330-H1 + MTS9302, vanjski ormari uz SJEVERNI zid kontejnera</w:t>
             </w:r>
           </w:p>
         </w:tc>
@@ -4112,7 +4537,19 @@
         <w:rPr>
           <w:sz w:val="19"/>
         </w:rPr>
-        <w:t>tankvana / sekundarna zaštita zapremine ≥110 % (550 l)</w:t>
+        <w:t>referentne dimenzije 1050 × 600 × 1310 mm, masa prazan 170 kg — pun ≈590 kg na 0,63 m² = 9,2 kN/m², što prekoračuje projektnu nosivost poda 2,00 kN/m²: OBAVEZAN je čelični ram/roštilj za raznošenje opterećenja i pod tankvanom, dokazan statičkim proračunom</w:t>
+      </w:r>
+    </w:p>
+    <w:p>
+      <w:pPr>
+        <w:pStyle w:val="ListBullet"/>
+        <w:spacing w:after="40"/>
+      </w:pPr>
+      <w:r>
+        <w:rPr>
+          <w:sz w:val="19"/>
+        </w:rPr>
+        <w:t>tankvana / sekundarna zaštita zapremine ≥110 % (550 l), referentno 1600 × 1060 mm, visina ruba 330 mm</w:t>
       </w:r>
     </w:p>
     <w:p>
@@ -4634,6 +5071,336 @@
     <w:p/>
     <w:p>
       <w:pPr>
+        <w:spacing w:after="80"/>
+      </w:pPr>
+      <w:r>
+        <w:rPr>
+          <w:b/>
+          <w:i w:val="0"/>
+          <w:sz w:val="19"/>
+        </w:rPr>
+        <w:t>Raspored otvora (OBAVEZNO — prema crtežu M-01, Prilog III)</w:t>
+      </w:r>
+    </w:p>
+    <w:tbl>
+      <w:tblPr>
+        <w:tblStyle w:val="TableGrid"/>
+        <w:tblW w:type="auto" w:w="0"/>
+        <w:jc w:val="center"/>
+        <w:tblLook w:firstColumn="1" w:firstRow="1" w:lastColumn="0" w:lastRow="0" w:noHBand="0" w:noVBand="1" w:val="04A0"/>
+      </w:tblPr>
+      <w:tblGrid>
+        <w:gridCol w:w="4819"/>
+        <w:gridCol w:w="4819"/>
+      </w:tblGrid>
+      <w:tr>
+        <w:trPr>
+          <w:tblHeader w:val="true"/>
+        </w:trPr>
+        <w:tc>
+          <w:tcPr>
+            <w:tcW w:type="dxa" w:w="3175"/>
+            <w:shd w:fill="F2F2F2"/>
+          </w:tcPr>
+          <w:p>
+            <w:r/>
+            <w:r>
+              <w:rPr>
+                <w:b/>
+                <w:sz w:val="17"/>
+              </w:rPr>
+              <w:t>Element</w:t>
+            </w:r>
+          </w:p>
+        </w:tc>
+        <w:tc>
+          <w:tcPr>
+            <w:tcW w:type="dxa" w:w="6236"/>
+            <w:shd w:fill="F2F2F2"/>
+          </w:tcPr>
+          <w:p>
+            <w:r/>
+            <w:r>
+              <w:rPr>
+                <w:b/>
+                <w:sz w:val="17"/>
+              </w:rPr>
+              <w:t>Zid i položaj</w:t>
+            </w:r>
+          </w:p>
+        </w:tc>
+      </w:tr>
+      <w:tr>
+        <w:tc>
+          <w:tcPr>
+            <w:tcW w:type="dxa" w:w="3175"/>
+          </w:tcPr>
+          <w:p>
+            <w:r/>
+            <w:r>
+              <w:rPr>
+                <w:sz w:val="17"/>
+              </w:rPr>
+              <w:t>Usisna žaluzina 500 × 700</w:t>
+            </w:r>
+          </w:p>
+        </w:tc>
+        <w:tc>
+          <w:tcPr>
+            <w:tcW w:type="dxa" w:w="6236"/>
+          </w:tcPr>
+          <w:p>
+            <w:r/>
+            <w:r>
+              <w:rPr>
+                <w:sz w:val="17"/>
+              </w:rPr>
+              <w:t>JUŽNI zid, istočni kraj; donja ivica +0,30 m od poda</w:t>
+            </w:r>
+          </w:p>
+        </w:tc>
+      </w:tr>
+      <w:tr>
+        <w:tc>
+          <w:tcPr>
+            <w:tcW w:type="dxa" w:w="3175"/>
+          </w:tcPr>
+          <w:p>
+            <w:r/>
+            <w:r>
+              <w:rPr>
+                <w:sz w:val="17"/>
+              </w:rPr>
+              <w:t>Kanal hladnjaka + izlazna žaluzina 600 × 600</w:t>
+            </w:r>
+          </w:p>
+        </w:tc>
+        <w:tc>
+          <w:tcPr>
+            <w:tcW w:type="dxa" w:w="6236"/>
+          </w:tcPr>
+          <w:p>
+            <w:r/>
+            <w:r>
+              <w:rPr>
+                <w:sz w:val="17"/>
+              </w:rPr>
+              <w:t>ZAPADNI zid, na osi radijatora agregata; kanal najkraćim putem od radijatora kroz zid</w:t>
+            </w:r>
+          </w:p>
+        </w:tc>
+      </w:tr>
+      <w:tr>
+        <w:tc>
+          <w:tcPr>
+            <w:tcW w:type="dxa" w:w="3175"/>
+          </w:tcPr>
+          <w:p>
+            <w:r/>
+            <w:r>
+              <w:rPr>
+                <w:sz w:val="17"/>
+              </w:rPr>
+              <w:t>Izduvni sistem</w:t>
+            </w:r>
+          </w:p>
+        </w:tc>
+        <w:tc>
+          <w:tcPr>
+            <w:tcW w:type="dxa" w:w="6236"/>
+          </w:tcPr>
+          <w:p>
+            <w:r/>
+            <w:r>
+              <w:rPr>
+                <w:sz w:val="17"/>
+              </w:rPr>
+              <w:t>uz ZAPADNI zid, završetak iznad krova (Tačka 4.4)</w:t>
+            </w:r>
+          </w:p>
+        </w:tc>
+      </w:tr>
+      <w:tr>
+        <w:tc>
+          <w:tcPr>
+            <w:tcW w:type="dxa" w:w="3175"/>
+          </w:tcPr>
+          <w:p>
+            <w:r/>
+            <w:r>
+              <w:rPr>
+                <w:sz w:val="17"/>
+              </w:rPr>
+              <w:t>Odušna cijev spremnika</w:t>
+            </w:r>
+          </w:p>
+        </w:tc>
+        <w:tc>
+          <w:tcPr>
+            <w:tcW w:type="dxa" w:w="6236"/>
+          </w:tcPr>
+          <w:p>
+            <w:r/>
+            <w:r>
+              <w:rPr>
+                <w:sz w:val="17"/>
+              </w:rPr>
+              <w:t>SJEVERNI zid, istočni kraj</w:t>
+            </w:r>
+          </w:p>
+        </w:tc>
+      </w:tr>
+      <w:tr>
+        <w:tc>
+          <w:tcPr>
+            <w:tcW w:type="dxa" w:w="3175"/>
+          </w:tcPr>
+          <w:p>
+            <w:r/>
+            <w:r>
+              <w:rPr>
+                <w:sz w:val="17"/>
+              </w:rPr>
+              <w:t>Ventilator prostora Ø315</w:t>
+            </w:r>
+          </w:p>
+        </w:tc>
+        <w:tc>
+          <w:tcPr>
+            <w:tcW w:type="dxa" w:w="6236"/>
+          </w:tcPr>
+          <w:p>
+            <w:r/>
+            <w:r>
+              <w:rPr>
+                <w:sz w:val="17"/>
+              </w:rPr>
+              <w:t>ISTOČNI zid, gore (donja ivica ≈+1,75 m), sjeverno od ulaznih vrata</w:t>
+            </w:r>
+          </w:p>
+        </w:tc>
+      </w:tr>
+      <w:tr>
+        <w:tc>
+          <w:tcPr>
+            <w:tcW w:type="dxa" w:w="3175"/>
+          </w:tcPr>
+          <w:p>
+            <w:r/>
+            <w:r>
+              <w:rPr>
+                <w:sz w:val="17"/>
+              </w:rPr>
+              <w:t>Minimalna razdaljina</w:t>
+            </w:r>
+          </w:p>
+        </w:tc>
+        <w:tc>
+          <w:tcPr>
+            <w:tcW w:type="dxa" w:w="6236"/>
+          </w:tcPr>
+          <w:p>
+            <w:r/>
+            <w:r>
+              <w:rPr>
+                <w:sz w:val="17"/>
+              </w:rPr>
+              <w:t>≥3 m prostorno između usisa zraka, izduva i odušne cijevi</w:t>
+            </w:r>
+          </w:p>
+        </w:tc>
+      </w:tr>
+    </w:tbl>
+    <w:p/>
+    <w:tbl>
+      <w:tblPr>
+        <w:tblW w:type="auto" w:w="0"/>
+        <w:jc w:val="center"/>
+        <w:tblLook w:firstColumn="1" w:firstRow="1" w:lastColumn="0" w:lastRow="0" w:noHBand="0" w:noVBand="1" w:val="04A0"/>
+      </w:tblPr>
+      <w:tblGrid>
+        <w:gridCol w:w="9639"/>
+      </w:tblGrid>
+      <w:tr>
+        <w:tc>
+          <w:tcPr>
+            <w:tcW w:type="dxa" w:w="9639"/>
+          </w:tcPr>
+          <w:p>
+            <w:pPr>
+              <w:jc w:val="center"/>
+            </w:pPr>
+            <w:r>
+              <w:drawing>
+                <wp:inline xmlns:a="http://schemas.openxmlformats.org/drawingml/2006/main" xmlns:pic="http://schemas.openxmlformats.org/drawingml/2006/picture">
+                  <wp:extent cx="5760000" cy="3115636"/>
+                  <wp:docPr id="5" name="Picture 5"/>
+                  <wp:cNvGraphicFramePr>
+                    <a:graphicFrameLocks noChangeAspect="1"/>
+                  </wp:cNvGraphicFramePr>
+                  <a:graphic>
+                    <a:graphicData uri="http://schemas.openxmlformats.org/drawingml/2006/picture">
+                      <pic:pic>
+                        <pic:nvPicPr>
+                          <pic:cNvPr id="0" name="layout_m01.png"/>
+                          <pic:cNvPicPr/>
+                        </pic:nvPicPr>
+                        <pic:blipFill>
+                          <a:blip r:embed="rId15"/>
+                          <a:stretch>
+                            <a:fillRect/>
+                          </a:stretch>
+                        </pic:blipFill>
+                        <pic:spPr>
+                          <a:xfrm>
+                            <a:off x="0" y="0"/>
+                            <a:ext cx="5760000" cy="3115636"/>
+                          </a:xfrm>
+                          <a:prstGeom prst="rect"/>
+                        </pic:spPr>
+                      </pic:pic>
+                    </a:graphicData>
+                  </a:graphic>
+                </wp:inline>
+              </w:drawing>
+            </w:r>
+          </w:p>
+          <w:p>
+            <w:pPr>
+              <w:spacing w:before="40"/>
+              <w:jc w:val="center"/>
+            </w:pPr>
+            <w:r>
+              <w:rPr>
+                <w:i/>
+                <w:sz w:val="17"/>
+              </w:rPr>
+              <w:t>Slika 5 — Raspored opreme i otvora u kontejneru: ukrsni tok zraka (usis JUG → agregat → izlaz ZAPAD). Izvod iz crteža M-01, Prilog III</w:t>
+            </w:r>
+          </w:p>
+        </w:tc>
+      </w:tr>
+    </w:tbl>
+    <w:p/>
+    <w:p>
+      <w:pPr>
+        <w:spacing w:before="80" w:after="120"/>
+        <w:shd w:fill="FCEEDD"/>
+        <w:pBdr>
+          <w:left w:val="single" w:sz="18" w:space="4" w:color="F5821F"/>
+        </w:pBdr>
+        <w:ind w:left="160"/>
+      </w:pPr>
+      <w:r>
+        <w:rPr>
+          <w:b/>
+          <w:sz w:val="19"/>
+        </w:rPr>
+        <w:t>Otvori se izvode kroz ZIDNE PANELE kontejnera, a NE kroz ulazna vrata. Raspored je ukrsni (usis JUG → agregat → izlaz ZAPAD) i obavezujući: nije dozvoljeno izvesti usis, izlaz i izduv na istom zidu, niti usmjeriti izlaz toplog zraka ili izduv prema SJEVERNOJ strani, gdje se nalaze postojeći vanjski ormari ICC330-H1 i MTS9302. Svaki drugačiji raspored Ponuđač mora dokazati proračunom recirkulacije i temperaturnog uticaja i dobiti pisanu saglasnost Kupca.</w:t>
+      </w:r>
+    </w:p>
+    <w:p>
+      <w:pPr>
         <w:pStyle w:val="Heading2"/>
       </w:pPr>
       <w:r>
@@ -4773,7 +5540,7 @@
               <w:rPr>
                 <w:sz w:val="17"/>
               </w:rPr>
-              <w:t>DN 50 zadovoljava (≈2,6 kPa); DN 65 PREPORUČENO (brzina 33 → 20 m/s)</w:t>
+              <w:t>DN 65 — USVOJENO (Predmjer, stavka 4.11). DN 50 zadovoljava protutlak (≈2,6 kPa prema granici 10,2 kPa), ali radi pri 33 m/s, iznad uobičajenih 30 m/s</w:t>
             </w:r>
           </w:p>
         </w:tc>
@@ -4864,6 +5631,36 @@
                 <w:sz w:val="17"/>
               </w:rPr>
               <w:t>kamena vuna d = 50 mm + Al lim; boja otporna na 600 °C</w:t>
+            </w:r>
+          </w:p>
+        </w:tc>
+      </w:tr>
+      <w:tr>
+        <w:tc>
+          <w:tcPr>
+            <w:tcW w:type="dxa" w:w="2608"/>
+          </w:tcPr>
+          <w:p>
+            <w:r/>
+            <w:r>
+              <w:rPr>
+                <w:sz w:val="17"/>
+              </w:rPr>
+              <w:t>Trasa</w:t>
+            </w:r>
+          </w:p>
+        </w:tc>
+        <w:tc>
+          <w:tcPr>
+            <w:tcW w:type="dxa" w:w="6803"/>
+          </w:tcPr>
+          <w:p>
+            <w:r/>
+            <w:r>
+              <w:rPr>
+                <w:sz w:val="17"/>
+              </w:rPr>
+              <w:t>uspon uz ZAPADNI zid kontejnera (v. Tačku 4.3 i crtež M-01)</w:t>
             </w:r>
           </w:p>
         </w:tc>
@@ -5299,6 +6096,36 @@
                 <w:sz w:val="17"/>
               </w:rPr>
               <w:t>prema EN 61643-21 — OBAVEZNO (stub h = 38 m)</w:t>
+            </w:r>
+          </w:p>
+        </w:tc>
+      </w:tr>
+      <w:tr>
+        <w:tc>
+          <w:tcPr>
+            <w:tcW w:type="dxa" w:w="2608"/>
+          </w:tcPr>
+          <w:p>
+            <w:r/>
+            <w:r>
+              <w:rPr>
+                <w:sz w:val="17"/>
+              </w:rPr>
+              <w:t>Postojeći strujni krugovi</w:t>
+            </w:r>
+          </w:p>
+        </w:tc>
+        <w:tc>
+          <w:tcPr>
+            <w:tcW w:type="dxa" w:w="6803"/>
+          </w:tcPr>
+          <w:p>
+            <w:r/>
+            <w:r>
+              <w:rPr>
+                <w:sz w:val="17"/>
+              </w:rPr>
+              <w:t>snimiti stanje i prevezati svih 7 postojećih krugova u novi GRO; signalna rasvjeta prepreke antenskog stuba (K7) na zasebnom nadziranom krugu, sa signalizacijom ispada u sistem daljinskog nadzora</w:t>
             </w:r>
           </w:p>
         </w:tc>
@@ -5541,6 +6368,19 @@
           <w:sz w:val="19"/>
         </w:rPr>
         <w:t>najmanje dva aparata za gašenje odgovarajuće klase</w:t>
+      </w:r>
+    </w:p>
+    <w:p>
+      <w:pPr>
+        <w:spacing w:after="80"/>
+      </w:pPr>
+      <w:r>
+        <w:rPr>
+          <w:b w:val="0"/>
+          <w:i/>
+          <w:sz w:val="18"/>
+        </w:rPr>
+        <w:t>Elaborat zaštite od požara, protupožarni ventil na spremniku i blokada ventilacije pri aktivaciji gašenja zasebno su iskazani u Predmjeru (Prilog II, LOT 2) i ulaze u cijenu ponude.</w:t>
       </w:r>
     </w:p>
     <w:p>

--- a/bht-sjednica-final-review/TD-OUTPUT/3. Prilog I TD - Specifikacija zahtjeva.docx
+++ b/bht-sjednica-final-review/TD-OUTPUT/3. Prilog I TD - Specifikacija zahtjeva.docx
@@ -48,27 +48,6 @@
     </w:p>
     <w:p>
       <w:pPr>
-        <w:pStyle w:val="Heading1"/>
-      </w:pPr>
-      <w:r>
-        <w:t>0. Napomena o ispravkama u odnosu na raniju verziju</w:t>
-      </w:r>
-    </w:p>
-    <w:p>
-      <w:pPr>
-        <w:spacing w:after="80"/>
-      </w:pPr>
-      <w:r>
-        <w:rPr>
-          <w:b w:val="0"/>
-          <w:i w:val="0"/>
-          <w:sz w:val="19"/>
-        </w:rPr>
-        <w:t>Sljedeće vrijednosti su ispravljene u odnosu na ranije radne verzije tehničkog opisa. Ispravke su zasnovane na ovjerenom projektu lokacije, tehničkim listovima proizvođača i mjerenjima na licu mjesta.</w:t>
-      </w:r>
-    </w:p>
-    <w:p>
-      <w:pPr>
         <w:spacing w:before="80" w:after="120"/>
         <w:shd w:fill="FCEEDD"/>
         <w:pBdr>
@@ -81,1021 +60,9 @@
           <w:b/>
           <w:sz w:val="19"/>
         </w:rPr>
-        <w:t>REDOSLIJED MJERODAVNOSTI. U slučaju neslaganja između dokumenata tenderske dokumentacije mjerodavni su, tim redom: (1) Tenderska dokumentacija (TD), (2) ovaj Prilog I, (3) Prilog II (Predmjer), (4) Prilog III (grafički prilozi i referentna dokumentacija). Prilog III sadrži i preuzete stranice ranije dokumentacije (npr. nacrte i podatke tipskog kontejnera K3, sa nosivošću poda 10,00 kN/m²) koje NISU mjerodavne za ovu nabavku — mjerodavna nosivost poda je 2,00 kN/m² prema Projektnom zadatku, a mjerodavni raspored opreme i otvora je onaj sa crteža M-01.</w:t>
+        <w:t>REDOSLIJED MJERODAVNOSTI. U slučaju neslaganja između dokumenata tenderske dokumentacije mjerodavni su, tim redom: (1) Tenderska dokumentacija (TD), (2) ovaj Prilog I, (3) Prilog II (Predmjer), (4) Prilog III (grafički prilozi i referentna dokumentacija). Prilog III sadrži i preuzete stranice ranije dokumentacije, koje služe samo kao podloga; mjerodavan raspored opreme i otvora u kontejneru je onaj sa crteža M-01.</w:t>
       </w:r>
     </w:p>
-    <w:tbl>
-      <w:tblPr>
-        <w:tblStyle w:val="TableGrid"/>
-        <w:tblW w:type="auto" w:w="0"/>
-        <w:jc w:val="center"/>
-        <w:tblLook w:firstColumn="1" w:firstRow="1" w:lastColumn="0" w:lastRow="0" w:noHBand="0" w:noVBand="1" w:val="04A0"/>
-      </w:tblPr>
-      <w:tblGrid>
-        <w:gridCol w:w="2410"/>
-        <w:gridCol w:w="2410"/>
-        <w:gridCol w:w="2410"/>
-        <w:gridCol w:w="2410"/>
-      </w:tblGrid>
-      <w:tr>
-        <w:trPr>
-          <w:tblHeader w:val="true"/>
-        </w:trPr>
-        <w:tc>
-          <w:tcPr>
-            <w:tcW w:type="dxa" w:w="1814"/>
-            <w:shd w:fill="F2F2F2"/>
-          </w:tcPr>
-          <w:p>
-            <w:r/>
-            <w:r>
-              <w:rPr>
-                <w:b/>
-                <w:sz w:val="17"/>
-              </w:rPr>
-              <w:t>Stavka</w:t>
-            </w:r>
-          </w:p>
-        </w:tc>
-        <w:tc>
-          <w:tcPr>
-            <w:tcW w:type="dxa" w:w="2268"/>
-            <w:shd w:fill="F2F2F2"/>
-          </w:tcPr>
-          <w:p>
-            <w:r/>
-            <w:r>
-              <w:rPr>
-                <w:b/>
-                <w:sz w:val="17"/>
-              </w:rPr>
-              <w:t>Ranije navedeno</w:t>
-            </w:r>
-          </w:p>
-        </w:tc>
-        <w:tc>
-          <w:tcPr>
-            <w:tcW w:type="dxa" w:w="2494"/>
-            <w:shd w:fill="F2F2F2"/>
-          </w:tcPr>
-          <w:p>
-            <w:r/>
-            <w:r>
-              <w:rPr>
-                <w:b/>
-                <w:sz w:val="17"/>
-              </w:rPr>
-              <w:t>Ispravno (mjerodavno)</w:t>
-            </w:r>
-          </w:p>
-        </w:tc>
-        <w:tc>
-          <w:tcPr>
-            <w:tcW w:type="dxa" w:w="2835"/>
-            <w:shd w:fill="F2F2F2"/>
-          </w:tcPr>
-          <w:p>
-            <w:r/>
-            <w:r>
-              <w:rPr>
-                <w:b/>
-                <w:sz w:val="17"/>
-              </w:rPr>
-              <w:t>Izvor</w:t>
-            </w:r>
-          </w:p>
-        </w:tc>
-      </w:tr>
-      <w:tr>
-        <w:tc>
-          <w:tcPr>
-            <w:tcW w:type="dxa" w:w="1814"/>
-          </w:tcPr>
-          <w:p>
-            <w:r/>
-            <w:r>
-              <w:rPr>
-                <w:sz w:val="17"/>
-              </w:rPr>
-              <w:t>Geometrija PV polja</w:t>
-            </w:r>
-          </w:p>
-        </w:tc>
-        <w:tc>
-          <w:tcPr>
-            <w:tcW w:type="dxa" w:w="2268"/>
-          </w:tcPr>
-          <w:p>
-            <w:r/>
-            <w:r>
-              <w:rPr>
-                <w:sz w:val="17"/>
-              </w:rPr>
-              <w:t>ranije: projekcija 2590 mm, gornja ivica +3,09 m</w:t>
-            </w:r>
-          </w:p>
-        </w:tc>
-        <w:tc>
-          <w:tcPr>
-            <w:tcW w:type="dxa" w:w="2494"/>
-          </w:tcPr>
-          <w:p>
-            <w:r/>
-            <w:r>
-              <w:rPr>
-                <w:sz w:val="17"/>
-              </w:rPr>
-              <w:t>projekcija 3236 mm, gornja ivica +3,74 m (v. red niže — sada +4,74 m uz 3×4 konfiguraciju)</w:t>
-            </w:r>
-          </w:p>
-        </w:tc>
-        <w:tc>
-          <w:tcPr>
-            <w:tcW w:type="dxa" w:w="2835"/>
-          </w:tcPr>
-          <w:p>
-            <w:r/>
-            <w:r>
-              <w:rPr>
-                <w:sz w:val="17"/>
-              </w:rPr>
-              <w:t>Huawei PVM Tab. 4-20; izvedeno iz polja modula, a ne iz uzdužne grede</w:t>
-            </w:r>
-          </w:p>
-        </w:tc>
-      </w:tr>
-      <w:tr>
-        <w:tc>
-          <w:tcPr>
-            <w:tcW w:type="dxa" w:w="1814"/>
-          </w:tcPr>
-          <w:p>
-            <w:r/>
-            <w:r>
-              <w:rPr>
-                <w:sz w:val="17"/>
-              </w:rPr>
-              <w:t>Visina ograde</w:t>
-            </w:r>
-          </w:p>
-        </w:tc>
-        <w:tc>
-          <w:tcPr>
-            <w:tcW w:type="dxa" w:w="2268"/>
-          </w:tcPr>
-          <w:p>
-            <w:r/>
-            <w:r>
-              <w:rPr>
-                <w:sz w:val="17"/>
-              </w:rPr>
-              <w:t>ranije: 1,80 m</w:t>
-            </w:r>
-          </w:p>
-        </w:tc>
-        <w:tc>
-          <w:tcPr>
-            <w:tcW w:type="dxa" w:w="2494"/>
-          </w:tcPr>
-          <w:p>
-            <w:r/>
-            <w:r>
-              <w:rPr>
-                <w:sz w:val="17"/>
-              </w:rPr>
-              <w:t>1,90 m</w:t>
-            </w:r>
-          </w:p>
-        </w:tc>
-        <w:tc>
-          <w:tcPr>
-            <w:tcW w:type="dxa" w:w="2835"/>
-          </w:tcPr>
-          <w:p>
-            <w:r/>
-            <w:r>
-              <w:rPr>
-                <w:sz w:val="17"/>
-              </w:rPr>
-              <w:t>ovjereni projekat lokacije</w:t>
-            </w:r>
-          </w:p>
-        </w:tc>
-      </w:tr>
-      <w:tr>
-        <w:tc>
-          <w:tcPr>
-            <w:tcW w:type="dxa" w:w="1814"/>
-          </w:tcPr>
-          <w:p>
-            <w:r/>
-            <w:r>
-              <w:rPr>
-                <w:sz w:val="17"/>
-              </w:rPr>
-              <w:t>Kontejner</w:t>
-            </w:r>
-          </w:p>
-        </w:tc>
-        <w:tc>
-          <w:tcPr>
-            <w:tcW w:type="dxa" w:w="2268"/>
-          </w:tcPr>
-          <w:p>
-            <w:r/>
-            <w:r>
-              <w:rPr>
-                <w:sz w:val="17"/>
-              </w:rPr>
-              <w:t>ranije: 3,08 × 2,20 × 2,80 m / 3,00 × 2,10 m</w:t>
-            </w:r>
-          </w:p>
-        </w:tc>
-        <w:tc>
-          <w:tcPr>
-            <w:tcW w:type="dxa" w:w="2494"/>
-          </w:tcPr>
-          <w:p>
-            <w:r/>
-            <w:r>
-              <w:rPr>
-                <w:sz w:val="17"/>
-              </w:rPr>
-              <w:t>3,005 × 2,30 m vanjski, zid 60 mm, PRAZAN</w:t>
-            </w:r>
-          </w:p>
-        </w:tc>
-        <w:tc>
-          <w:tcPr>
-            <w:tcW w:type="dxa" w:w="2835"/>
-          </w:tcPr>
-          <w:p>
-            <w:r/>
-            <w:r>
-              <w:rPr>
-                <w:sz w:val="17"/>
-              </w:rPr>
-              <w:t>ovjereni projekat (unutra 6,29 m², obim 10,13 m)</w:t>
-            </w:r>
-          </w:p>
-        </w:tc>
-      </w:tr>
-      <w:tr>
-        <w:tc>
-          <w:tcPr>
-            <w:tcW w:type="dxa" w:w="1814"/>
-          </w:tcPr>
-          <w:p>
-            <w:r/>
-            <w:r>
-              <w:rPr>
-                <w:sz w:val="17"/>
-              </w:rPr>
-              <w:t>Zrak hladnjaka DEA</w:t>
-            </w:r>
-          </w:p>
-        </w:tc>
-        <w:tc>
-          <w:tcPr>
-            <w:tcW w:type="dxa" w:w="2268"/>
-          </w:tcPr>
-          <w:p>
-            <w:r/>
-            <w:r>
-              <w:rPr>
-                <w:sz w:val="17"/>
-              </w:rPr>
-              <w:t>ranije: ≈4250 m³/h (procjena)</w:t>
-            </w:r>
-          </w:p>
-        </w:tc>
-        <w:tc>
-          <w:tcPr>
-            <w:tcW w:type="dxa" w:w="2494"/>
-          </w:tcPr>
-          <w:p>
-            <w:r/>
-            <w:r>
-              <w:rPr>
-                <w:sz w:val="17"/>
-              </w:rPr>
-              <w:t>1980 m³/h</w:t>
-            </w:r>
-          </w:p>
-        </w:tc>
-        <w:tc>
-          <w:tcPr>
-            <w:tcW w:type="dxa" w:w="2835"/>
-          </w:tcPr>
-          <w:p>
-            <w:r/>
-            <w:r>
-              <w:rPr>
-                <w:sz w:val="17"/>
-              </w:rPr>
-              <w:t>FG Wilson P22-6 TDS, 2019-08-14</w:t>
-            </w:r>
-          </w:p>
-        </w:tc>
-      </w:tr>
-      <w:tr>
-        <w:tc>
-          <w:tcPr>
-            <w:tcW w:type="dxa" w:w="1814"/>
-          </w:tcPr>
-          <w:p>
-            <w:r/>
-            <w:r>
-              <w:rPr>
-                <w:sz w:val="17"/>
-              </w:rPr>
-              <w:t>Usisna žaluzina</w:t>
-            </w:r>
-          </w:p>
-        </w:tc>
-        <w:tc>
-          <w:tcPr>
-            <w:tcW w:type="dxa" w:w="2268"/>
-          </w:tcPr>
-          <w:p>
-            <w:r/>
-            <w:r>
-              <w:rPr>
-                <w:sz w:val="17"/>
-              </w:rPr>
-              <w:t>ranije: ≥0,43 m² (1200 × 800 mm)</w:t>
-            </w:r>
-          </w:p>
-        </w:tc>
-        <w:tc>
-          <w:tcPr>
-            <w:tcW w:type="dxa" w:w="2494"/>
-          </w:tcPr>
-          <w:p>
-            <w:r/>
-            <w:r>
-              <w:rPr>
-                <w:sz w:val="17"/>
-              </w:rPr>
-              <w:t>500 × 700 mm zadovoljava (Δp≈16 Pa)</w:t>
-            </w:r>
-          </w:p>
-        </w:tc>
-        <w:tc>
-          <w:tcPr>
-            <w:tcW w:type="dxa" w:w="2835"/>
-          </w:tcPr>
-          <w:p>
-            <w:r/>
-            <w:r>
-              <w:rPr>
-                <w:sz w:val="17"/>
-              </w:rPr>
-              <w:t>proračun prema max. vanjskom otporu 125 Pa</w:t>
-            </w:r>
-          </w:p>
-        </w:tc>
-      </w:tr>
-      <w:tr>
-        <w:tc>
-          <w:tcPr>
-            <w:tcW w:type="dxa" w:w="1814"/>
-          </w:tcPr>
-          <w:p>
-            <w:r/>
-            <w:r>
-              <w:rPr>
-                <w:sz w:val="17"/>
-              </w:rPr>
-              <w:t>Ventilator prostora</w:t>
-            </w:r>
-          </w:p>
-        </w:tc>
-        <w:tc>
-          <w:tcPr>
-            <w:tcW w:type="dxa" w:w="2268"/>
-          </w:tcPr>
-          <w:p>
-            <w:r/>
-            <w:r>
-              <w:rPr>
-                <w:sz w:val="17"/>
-              </w:rPr>
-              <w:t>ranije: ≥2400 m³/h</w:t>
-            </w:r>
-          </w:p>
-        </w:tc>
-        <w:tc>
-          <w:tcPr>
-            <w:tcW w:type="dxa" w:w="2494"/>
-          </w:tcPr>
-          <w:p>
-            <w:r/>
-            <w:r>
-              <w:rPr>
-                <w:sz w:val="17"/>
-              </w:rPr>
-              <w:t>1200 m³/h (dopunska ventilacija)</w:t>
-            </w:r>
-          </w:p>
-        </w:tc>
-        <w:tc>
-          <w:tcPr>
-            <w:tcW w:type="dxa" w:w="2835"/>
-          </w:tcPr>
-          <w:p>
-            <w:r/>
-            <w:r>
-              <w:rPr>
-                <w:sz w:val="17"/>
-              </w:rPr>
-              <w:t>hlađenje ostvaruje vlastiti ventilator hladnjaka</w:t>
-            </w:r>
-          </w:p>
-        </w:tc>
-      </w:tr>
-      <w:tr>
-        <w:tc>
-          <w:tcPr>
-            <w:tcW w:type="dxa" w:w="1814"/>
-          </w:tcPr>
-          <w:p>
-            <w:r/>
-            <w:r>
-              <w:rPr>
-                <w:sz w:val="17"/>
-              </w:rPr>
-              <w:t>Izduv</w:t>
-            </w:r>
-          </w:p>
-        </w:tc>
-        <w:tc>
-          <w:tcPr>
-            <w:tcW w:type="dxa" w:w="2268"/>
-          </w:tcPr>
-          <w:p>
-            <w:r/>
-            <w:r>
-              <w:rPr>
-                <w:sz w:val="17"/>
-              </w:rPr>
-              <w:t>ranije: DN 65 minimum</w:t>
-            </w:r>
-          </w:p>
-        </w:tc>
-        <w:tc>
-          <w:tcPr>
-            <w:tcW w:type="dxa" w:w="2494"/>
-          </w:tcPr>
-          <w:p>
-            <w:r/>
-            <w:r>
-              <w:rPr>
-                <w:sz w:val="17"/>
-              </w:rPr>
-              <w:t>DN 50 zadovoljava; DN 65 preporučeno</w:t>
-            </w:r>
-          </w:p>
-        </w:tc>
-        <w:tc>
-          <w:tcPr>
-            <w:tcW w:type="dxa" w:w="2835"/>
-          </w:tcPr>
-          <w:p>
-            <w:r/>
-            <w:r>
-              <w:rPr>
-                <w:sz w:val="17"/>
-              </w:rPr>
-              <w:t>protutlak ≈2,6 kPa pri granici 10,2 kPa</w:t>
-            </w:r>
-          </w:p>
-        </w:tc>
-      </w:tr>
-      <w:tr>
-        <w:tc>
-          <w:tcPr>
-            <w:tcW w:type="dxa" w:w="1814"/>
-          </w:tcPr>
-          <w:p>
-            <w:r/>
-            <w:r>
-              <w:rPr>
-                <w:sz w:val="17"/>
-              </w:rPr>
-              <w:t>Donja ivica panela</w:t>
-            </w:r>
-          </w:p>
-        </w:tc>
-        <w:tc>
-          <w:tcPr>
-            <w:tcW w:type="dxa" w:w="2268"/>
-          </w:tcPr>
-          <w:p>
-            <w:r/>
-            <w:r>
-              <w:rPr>
-                <w:sz w:val="17"/>
-              </w:rPr>
-              <w:t>ranije: ≥1,20 m zbog snijega</w:t>
-            </w:r>
-          </w:p>
-        </w:tc>
-        <w:tc>
-          <w:tcPr>
-            <w:tcW w:type="dxa" w:w="2494"/>
-          </w:tcPr>
-          <w:p>
-            <w:r/>
-            <w:r>
-              <w:rPr>
-                <w:sz w:val="17"/>
-              </w:rPr>
-              <w:t>+0,50 m</w:t>
-            </w:r>
-          </w:p>
-        </w:tc>
-        <w:tc>
-          <w:tcPr>
-            <w:tcW w:type="dxa" w:w="2835"/>
-          </w:tcPr>
-          <w:p>
-            <w:r/>
-            <w:r>
-              <w:rPr>
-                <w:sz w:val="17"/>
-              </w:rPr>
-              <w:t>snijeg nije mjerodavan — vjetrom raznošena lokacija (bura)</w:t>
-            </w:r>
-          </w:p>
-        </w:tc>
-      </w:tr>
-      <w:tr>
-        <w:tc>
-          <w:tcPr>
-            <w:tcW w:type="dxa" w:w="1814"/>
-          </w:tcPr>
-          <w:p>
-            <w:r/>
-            <w:r>
-              <w:rPr>
-                <w:sz w:val="17"/>
-              </w:rPr>
-              <w:t>Snijeg</w:t>
-            </w:r>
-          </w:p>
-        </w:tc>
-        <w:tc>
-          <w:tcPr>
-            <w:tcW w:type="dxa" w:w="2268"/>
-          </w:tcPr>
-          <w:p>
-            <w:r/>
-            <w:r>
-              <w:rPr>
-                <w:sz w:val="17"/>
-              </w:rPr>
-              <w:t>ranije: s_k = 3,00 kN/m² mjerodavno</w:t>
-            </w:r>
-          </w:p>
-        </w:tc>
-        <w:tc>
-          <w:tcPr>
-            <w:tcW w:type="dxa" w:w="2494"/>
-          </w:tcPr>
-          <w:p>
-            <w:r/>
-            <w:r>
-              <w:rPr>
-                <w:sz w:val="17"/>
-              </w:rPr>
-              <w:t>provjera obavezna, ali nije mjerodavna</w:t>
-            </w:r>
-          </w:p>
-        </w:tc>
-        <w:tc>
-          <w:tcPr>
-            <w:tcW w:type="dxa" w:w="2835"/>
-          </w:tcPr>
-          <w:p>
-            <w:r/>
-            <w:r>
-              <w:rPr>
-                <w:sz w:val="17"/>
-              </w:rPr>
-              <w:t>iskustvo Investitora na lokaciji</w:t>
-            </w:r>
-          </w:p>
-        </w:tc>
-      </w:tr>
-      <w:tr>
-        <w:tc>
-          <w:tcPr>
-            <w:tcW w:type="dxa" w:w="1814"/>
-          </w:tcPr>
-          <w:p>
-            <w:r/>
-            <w:r>
-              <w:rPr>
-                <w:sz w:val="17"/>
-              </w:rPr>
-              <w:t>Konfiguracija nosača</w:t>
-            </w:r>
-          </w:p>
-        </w:tc>
-        <w:tc>
-          <w:tcPr>
-            <w:tcW w:type="dxa" w:w="2268"/>
-          </w:tcPr>
-          <w:p>
-            <w:r/>
-            <w:r>
-              <w:rPr>
-                <w:sz w:val="17"/>
-              </w:rPr>
-              <w:t>ranije: 2 nosača, 6 modula (2×3), +0,50/+3,74 m, 15,91 m² izloženosti/nosaču</w:t>
-            </w:r>
-          </w:p>
-        </w:tc>
-        <w:tc>
-          <w:tcPr>
-            <w:tcW w:type="dxa" w:w="2494"/>
-          </w:tcPr>
-          <w:p>
-            <w:r/>
-            <w:r>
-              <w:rPr>
-                <w:sz w:val="17"/>
-              </w:rPr>
-              <w:t>3 nosača, 4 modula (2×2), +1,50/+4,74 m, 10,55 m² izloženosti/nosaču — manji presjek dozvoljava veću visinu bez povećanja opterećenja</w:t>
-            </w:r>
-          </w:p>
-        </w:tc>
-        <w:tc>
-          <w:tcPr>
-            <w:tcW w:type="dxa" w:w="2835"/>
-          </w:tcPr>
-          <w:p>
-            <w:r/>
-            <w:r>
-              <w:rPr>
-                <w:sz w:val="17"/>
-              </w:rPr>
-              <w:t>review/07-calculations.md F.6 — custom izrada, kataloški nosač ne zadovoljava ni pri ranijoj ni pri ovoj konfiguraciji</w:t>
-            </w:r>
-          </w:p>
-        </w:tc>
-      </w:tr>
-      <w:tr>
-        <w:tc>
-          <w:tcPr>
-            <w:tcW w:type="dxa" w:w="1814"/>
-          </w:tcPr>
-          <w:p>
-            <w:r/>
-            <w:r>
-              <w:rPr>
-                <w:sz w:val="17"/>
-              </w:rPr>
-              <w:t>Raspored otvora ventilacije</w:t>
-            </w:r>
-          </w:p>
-        </w:tc>
-        <w:tc>
-          <w:tcPr>
-            <w:tcW w:type="dxa" w:w="2268"/>
-          </w:tcPr>
-          <w:p>
-            <w:r/>
-            <w:r>
-              <w:rPr>
-                <w:sz w:val="17"/>
-              </w:rPr>
-              <w:t>ranije: sve na SJEVERNOJ strani kontejnera</w:t>
-            </w:r>
-          </w:p>
-        </w:tc>
-        <w:tc>
-          <w:tcPr>
-            <w:tcW w:type="dxa" w:w="2494"/>
-          </w:tcPr>
-          <w:p>
-            <w:r/>
-            <w:r>
-              <w:rPr>
-                <w:sz w:val="17"/>
-              </w:rPr>
-              <w:t>ukrsni tok: usis JUG, kanal i izduv ZAPAD, oduška SJEVER, ventilator ISTOK (Tačka 4.3)</w:t>
-            </w:r>
-          </w:p>
-        </w:tc>
-        <w:tc>
-          <w:tcPr>
-            <w:tcW w:type="dxa" w:w="2835"/>
-          </w:tcPr>
-          <w:p>
-            <w:r/>
-            <w:r>
-              <w:rPr>
-                <w:sz w:val="17"/>
-              </w:rPr>
-              <w:t>usis, izlaz i izduv na istom zidu na 1,4 m recirkulišu i griju postojeće vanjske ormare (nalaz EL RED-03)</w:t>
-            </w:r>
-          </w:p>
-        </w:tc>
-      </w:tr>
-      <w:tr>
-        <w:tc>
-          <w:tcPr>
-            <w:tcW w:type="dxa" w:w="1814"/>
-          </w:tcPr>
-          <w:p>
-            <w:r/>
-            <w:r>
-              <w:rPr>
-                <w:sz w:val="17"/>
-              </w:rPr>
-              <w:t>Spremnik goriva</w:t>
-            </w:r>
-          </w:p>
-        </w:tc>
-        <w:tc>
-          <w:tcPr>
-            <w:tcW w:type="dxa" w:w="2268"/>
-          </w:tcPr>
-          <w:p>
-            <w:r/>
-            <w:r>
-              <w:rPr>
-                <w:sz w:val="17"/>
-              </w:rPr>
-              <w:t>ranije: 1200 × 700 × 800 mm (procjena)</w:t>
-            </w:r>
-          </w:p>
-        </w:tc>
-        <w:tc>
-          <w:tcPr>
-            <w:tcW w:type="dxa" w:w="2494"/>
-          </w:tcPr>
-          <w:p>
-            <w:r/>
-            <w:r>
-              <w:rPr>
-                <w:sz w:val="17"/>
-              </w:rPr>
-              <w:t>1050 × 600 × 1310 mm, 170 kg prazan / ≈590 kg pun</w:t>
-            </w:r>
-          </w:p>
-        </w:tc>
-        <w:tc>
-          <w:tcPr>
-            <w:tcW w:type="dxa" w:w="2835"/>
-          </w:tcPr>
-          <w:p>
-            <w:r/>
-            <w:r>
-              <w:rPr>
-                <w:sz w:val="17"/>
-              </w:rPr>
-              <w:t>podaci Investitora, 2026-08-11</w:t>
-            </w:r>
-          </w:p>
-        </w:tc>
-      </w:tr>
-      <w:tr>
-        <w:tc>
-          <w:tcPr>
-            <w:tcW w:type="dxa" w:w="1814"/>
-          </w:tcPr>
-          <w:p>
-            <w:r/>
-            <w:r>
-              <w:rPr>
-                <w:sz w:val="17"/>
-              </w:rPr>
-              <w:t>Nosivost poda kontejnera</w:t>
-            </w:r>
-          </w:p>
-        </w:tc>
-        <w:tc>
-          <w:tcPr>
-            <w:tcW w:type="dxa" w:w="2268"/>
-          </w:tcPr>
-          <w:p>
-            <w:r/>
-            <w:r>
-              <w:rPr>
-                <w:sz w:val="17"/>
-              </w:rPr>
-              <w:t>ranije: 10,00 kN/m² prema tipskom proračunu kontejnera K3</w:t>
-            </w:r>
-          </w:p>
-        </w:tc>
-        <w:tc>
-          <w:tcPr>
-            <w:tcW w:type="dxa" w:w="2494"/>
-          </w:tcPr>
-          <w:p>
-            <w:r/>
-            <w:r>
-              <w:rPr>
-                <w:sz w:val="17"/>
-              </w:rPr>
-              <w:t>2,00 kN/m² prema Projektnom zadatku — ram za raznošenje opterećenja OBAVEZAN</w:t>
-            </w:r>
-          </w:p>
-        </w:tc>
-        <w:tc>
-          <w:tcPr>
-            <w:tcW w:type="dxa" w:w="2835"/>
-          </w:tcPr>
-          <w:p>
-            <w:r/>
-            <w:r>
-              <w:rPr>
-                <w:sz w:val="17"/>
-              </w:rPr>
-              <w:t>lokacija je kontejner tipa K2; K3 proračun nije mjerodavan</w:t>
-            </w:r>
-          </w:p>
-        </w:tc>
-      </w:tr>
-      <w:tr>
-        <w:tc>
-          <w:tcPr>
-            <w:tcW w:type="dxa" w:w="1814"/>
-          </w:tcPr>
-          <w:p>
-            <w:r/>
-            <w:r>
-              <w:rPr>
-                <w:sz w:val="17"/>
-              </w:rPr>
-              <w:t>Sistem napajanja</w:t>
-            </w:r>
-          </w:p>
-        </w:tc>
-        <w:tc>
-          <w:tcPr>
-            <w:tcW w:type="dxa" w:w="2268"/>
-          </w:tcPr>
-          <w:p>
-            <w:r/>
-            <w:r>
-              <w:rPr>
-                <w:sz w:val="17"/>
-              </w:rPr>
-              <w:t>ranije: MTS9302 / PowerCube 1000 (različito u dokumentima)</w:t>
-            </w:r>
-          </w:p>
-        </w:tc>
-        <w:tc>
-          <w:tcPr>
-            <w:tcW w:type="dxa" w:w="2494"/>
-          </w:tcPr>
-          <w:p>
-            <w:r/>
-            <w:r>
-              <w:rPr>
-                <w:sz w:val="17"/>
-              </w:rPr>
-              <w:t>Huawei ICC330-H1 + MTS9302 (postojeći vanjski ormari)</w:t>
-            </w:r>
-          </w:p>
-        </w:tc>
-        <w:tc>
-          <w:tcPr>
-            <w:tcW w:type="dxa" w:w="2835"/>
-          </w:tcPr>
-          <w:p>
-            <w:r/>
-            <w:r>
-              <w:rPr>
-                <w:sz w:val="17"/>
-              </w:rPr>
-              <w:t>ovjereni projekat lokacije i crteži S-01/S-02</w:t>
-            </w:r>
-          </w:p>
-        </w:tc>
-      </w:tr>
-      <w:tr>
-        <w:tc>
-          <w:tcPr>
-            <w:tcW w:type="dxa" w:w="1814"/>
-          </w:tcPr>
-          <w:p>
-            <w:r/>
-            <w:r>
-              <w:rPr>
-                <w:sz w:val="17"/>
-              </w:rPr>
-              <w:t>Beton temelja</w:t>
-            </w:r>
-          </w:p>
-        </w:tc>
-        <w:tc>
-          <w:tcPr>
-            <w:tcW w:type="dxa" w:w="2268"/>
-          </w:tcPr>
-          <w:p>
-            <w:r/>
-            <w:r>
-              <w:rPr>
-                <w:sz w:val="17"/>
-              </w:rPr>
-              <w:t>ranije: C25 na podlozi C10</w:t>
-            </w:r>
-          </w:p>
-        </w:tc>
-        <w:tc>
-          <w:tcPr>
-            <w:tcW w:type="dxa" w:w="2494"/>
-          </w:tcPr>
-          <w:p>
-            <w:r/>
-            <w:r>
-              <w:rPr>
-                <w:sz w:val="17"/>
-              </w:rPr>
-              <w:t>C30/37, XC4 + XF3, aerant 4–6 % na podlozi C12/15; armatura B500B</w:t>
-            </w:r>
-          </w:p>
-        </w:tc>
-        <w:tc>
-          <w:tcPr>
-            <w:tcW w:type="dxa" w:w="2835"/>
-          </w:tcPr>
-          <w:p>
-            <w:r/>
-            <w:r>
-              <w:rPr>
-                <w:sz w:val="17"/>
-              </w:rPr>
-              <w:t>izloženost mrazu i solima na 1076 m n.v., BAS EN 206</w:t>
-            </w:r>
-          </w:p>
-        </w:tc>
-      </w:tr>
-      <w:tr>
-        <w:tc>
-          <w:tcPr>
-            <w:tcW w:type="dxa" w:w="1814"/>
-          </w:tcPr>
-          <w:p>
-            <w:r/>
-            <w:r>
-              <w:rPr>
-                <w:sz w:val="17"/>
-              </w:rPr>
-              <w:t>Prvo punjenje gorivom</w:t>
-            </w:r>
-          </w:p>
-        </w:tc>
-        <w:tc>
-          <w:tcPr>
-            <w:tcW w:type="dxa" w:w="2268"/>
-          </w:tcPr>
-          <w:p>
-            <w:r/>
-            <w:r>
-              <w:rPr>
-                <w:sz w:val="17"/>
-              </w:rPr>
-              <w:t>ranije: najmanje 200 l</w:t>
-            </w:r>
-          </w:p>
-        </w:tc>
-        <w:tc>
-          <w:tcPr>
-            <w:tcW w:type="dxa" w:w="2494"/>
-          </w:tcPr>
-          <w:p>
-            <w:r/>
-            <w:r>
-              <w:rPr>
-                <w:sz w:val="17"/>
-              </w:rPr>
-              <w:t>500 l (pun spremnik)</w:t>
-            </w:r>
-          </w:p>
-        </w:tc>
-        <w:tc>
-          <w:tcPr>
-            <w:tcW w:type="dxa" w:w="2835"/>
-          </w:tcPr>
-          <w:p>
-            <w:r/>
-            <w:r>
-              <w:rPr>
-                <w:sz w:val="17"/>
-              </w:rPr>
-              <w:t>usklađeno sa Predmjerom, stavka 4.16</w:t>
-            </w:r>
-          </w:p>
-        </w:tc>
-      </w:tr>
-    </w:tbl>
-    <w:p/>
     <w:p>
       <w:pPr>
         <w:pStyle w:val="Heading1"/>
@@ -1447,7 +414,7 @@
               <w:rPr>
                 <w:sz w:val="17"/>
               </w:rPr>
-              <w:t>2,00 kN/m² prema Projektnom zadatku — mjerodavno za dimenzionisanje rama</w:t>
+              <w:t>10,00 kN/m² ukupno (g+p), ravnomjerno raspodijeljeno — ovjereni projekat lokacije, „04 AG dio", tačka 4.4.2.3 (2,00 kN/m² iz istog projekta je pokretno opterećenje prohodnog dijela poda)</w:t>
             </w:r>
           </w:p>
         </w:tc>
@@ -2435,6 +1402,36 @@
                 <w:sz w:val="17"/>
               </w:rPr>
               <w:t>3 kom</w:t>
+            </w:r>
+          </w:p>
+        </w:tc>
+      </w:tr>
+      <w:tr>
+        <w:tc>
+          <w:tcPr>
+            <w:tcW w:type="dxa" w:w="2835"/>
+          </w:tcPr>
+          <w:p>
+            <w:r/>
+            <w:r>
+              <w:rPr>
+                <w:sz w:val="17"/>
+              </w:rPr>
+              <w:t>Broj stringova</w:t>
+            </w:r>
+          </w:p>
+        </w:tc>
+        <w:tc>
+          <w:tcPr>
+            <w:tcW w:type="dxa" w:w="6576"/>
+          </w:tcPr>
+          <w:p>
+            <w:r/>
+            <w:r>
+              <w:rPr>
+                <w:sz w:val="17"/>
+              </w:rPr>
+              <w:t>2 stringa × 6 modula (Voc ≈309 V, Imp 13,67 A) — po jedan string na svaku od dvije rute PVDB ormara; string se prostire preko dva nosača (v. crtež E-01)</w:t>
             </w:r>
           </w:p>
         </w:tc>
@@ -4537,7 +3534,7 @@
         <w:rPr>
           <w:sz w:val="19"/>
         </w:rPr>
-        <w:t>referentne dimenzije 1050 × 600 × 1310 mm, masa prazan 170 kg — pun ≈590 kg na 0,63 m² = 9,2 kN/m², što prekoračuje projektnu nosivost poda 2,00 kN/m²: OBAVEZAN je čelični ram/roštilj za raznošenje opterećenja i pod tankvanom, dokazan statičkim proračunom</w:t>
+        <w:t>referentne dimenzije 1050 × 600 × 1310 mm, masa prazan 170 kg — pun ≈590 kg na 0,63 m² = 9,2 kN/m²; unutar projektnih 10,00 kN/m², ali koncentrisano na mali broj sekundarnih nosača, pa je OBAVEZAN čelični ram/roštilj za raznošenje opterećenja i pod tankvanom (v. Tačku 4.8)</w:t>
       </w:r>
     </w:p>
     <w:p>
@@ -5333,7 +4330,7 @@
             <w:r>
               <w:drawing>
                 <wp:inline xmlns:a="http://schemas.openxmlformats.org/drawingml/2006/main" xmlns:pic="http://schemas.openxmlformats.org/drawingml/2006/picture">
-                  <wp:extent cx="5760000" cy="3115636"/>
+                  <wp:extent cx="5760000" cy="3924000"/>
                   <wp:docPr id="5" name="Picture 5"/>
                   <wp:cNvGraphicFramePr>
                     <a:graphicFrameLocks noChangeAspect="1"/>
@@ -5354,7 +4351,7 @@
                         <pic:spPr>
                           <a:xfrm>
                             <a:off x="0" y="0"/>
-                            <a:ext cx="5760000" cy="3115636"/>
+                            <a:ext cx="5760000" cy="3924000"/>
                           </a:xfrm>
                           <a:prstGeom prst="rect"/>
                         </pic:spPr>

--- a/bht-sjednica-final-review/TD-OUTPUT/3. Prilog I TD - Specifikacija zahtjeva.docx
+++ b/bht-sjednica-final-review/TD-OUTPUT/3. Prilog I TD - Specifikacija zahtjeva.docx
@@ -7,7 +7,7 @@
         <w:pStyle w:val="Title"/>
       </w:pPr>
       <w:r>
-        <w:t>PRILOG I TENDERSKOJ DOKUMENTACIJI</w:t>
+        <w:t>PRILOG I TD</w:t>
       </w:r>
     </w:p>
     <w:p>
@@ -27,7 +27,7 @@
           <w:color w:val="595959"/>
           <w:sz w:val="20"/>
         </w:rPr>
-        <w:t>Autonomni hibridni sistem napajanja — bazna stanica SJEDNICA (Bileća)</w:t>
+        <w:t>Autonomni hibridni sistem napajanja — SJEDNICA (Bileća)</w:t>
         <w:br/>
         <w:t>LOT 1: nosači fotonaponskih panela · LOT 2: dizel električni agregat u kontejneru</w:t>
       </w:r>
@@ -43,7 +43,7 @@
           <w:i w:val="0"/>
           <w:sz w:val="19"/>
         </w:rPr>
-        <w:t>Ovaj Prilog utvrđuje tehničke zahtjeve i dokaze koje Ponuđač dostavlja UZ PONUDU. Zahtjevi označeni kao OBAVEZNI predstavljaju uslov kvalifikacije — ponuda koja ih ne sadrži smatra se neprihvatljivom. Prilog se čita zajedno sa Prilogom II (Obrazac za cijenu ponude) i Prilogom III (Situacija, dispozicija i grafički prilozi).</w:t>
+        <w:t>Ovaj Prilog utvrđuje tehničke zahtjeve i dokaze koje Ponuđač dostavlja UZ PONUDU kao uslov kvalifikacije — ponuda koja ih ne sadrži smatra se neprihvatljivom.Prilog se čita zajedno sa Prilogom II (Obrazac za cijenu ponude) i Prilogom III (Situacija, dispozicija i grafički prilozi).</w:t>
       </w:r>
     </w:p>
     <w:p>
@@ -60,7 +60,7 @@
           <w:b/>
           <w:sz w:val="19"/>
         </w:rPr>
-        <w:t>REDOSLIJED MJERODAVNOSTI. U slučaju neslaganja između dokumenata tenderske dokumentacije mjerodavni su, tim redom: (1) Tenderska dokumentacija (TD), (2) ovaj Prilog I, (3) Prilog II (Predmjer), (4) Prilog III (grafički prilozi i referentna dokumentacija). Prilog III sadrži i preuzete stranice ranije dokumentacije, koje služe samo kao podloga; mjerodavan raspored opreme i otvora u kontejneru je onaj sa crteža M-01.</w:t>
+        <w:t>U slučaju neslaganja između dokumenata TD mjerodavni su redom: (1) Tenderska dokumentacija (TD), (2) ovaj Prilog I, (3) Prilog II (Predmjer), (4) Prilog III (grafički prilozi i referentna dokumentacija). Prilog III sadrži i preuzete stranice ranije dokumentacije, koje služe samo kao podloga; mjerodavan raspored opreme i otvora u kontejneru je onaj sa crteža M-01.</w:t>
       </w:r>
     </w:p>
     <w:p>
@@ -144,7 +144,7 @@
               <w:rPr>
                 <w:sz w:val="17"/>
               </w:rPr>
-              <w:t>BS Sjednica, Bileća, Republika Srpska, BiH</w:t>
+              <w:t>Sjednica, Bileća, BiH</w:t>
             </w:r>
           </w:p>
         </w:tc>
@@ -220,7 +220,7 @@
               <w:rPr>
                 <w:sz w:val="17"/>
               </w:rPr>
-              <w:t>Priključak na EES</w:t>
+              <w:t>Priključak EES</w:t>
             </w:r>
           </w:p>
         </w:tc>
@@ -234,7 +234,7 @@
               <w:rPr>
                 <w:sz w:val="17"/>
               </w:rPr>
-              <w:t>NE — lokacija nije priključena na elektroenergetsku mrežu</w:t>
+              <w:t>NE</w:t>
             </w:r>
           </w:p>
         </w:tc>
@@ -250,7 +250,7 @@
               <w:rPr>
                 <w:sz w:val="17"/>
               </w:rPr>
-              <w:t>Potrošnja</w:t>
+              <w:t>Bilans potrošnje</w:t>
             </w:r>
           </w:p>
         </w:tc>
@@ -280,7 +280,7 @@
               <w:rPr>
                 <w:sz w:val="17"/>
               </w:rPr>
-              <w:t>Zakupljena parcela</w:t>
+              <w:t xml:space="preserve">Dostupni prostor: </w:t>
             </w:r>
           </w:p>
         </w:tc>
@@ -310,7 +310,7 @@
               <w:rPr>
                 <w:sz w:val="17"/>
               </w:rPr>
-              <w:t>Postojeći plato</w:t>
+              <w:t>Postojeći objekat</w:t>
             </w:r>
           </w:p>
         </w:tc>
@@ -384,7 +384,7 @@
               <w:rPr>
                 <w:sz w:val="17"/>
               </w:rPr>
-              <w:t>3,005 × 2,30 m vanjski, zidni paneli 60 mm, PRAZAN; ulazna vrata 900 × 2000 mm na ISTOČNOM zidu</w:t>
+              <w:t>3,00 × 2,30 m vanjski, zidni paneli 60 mm, bez opreme; ulazna vrata 900 × 2000 mm na ISTOČNOM zidu</w:t>
             </w:r>
           </w:p>
         </w:tc>
@@ -430,7 +430,7 @@
               <w:rPr>
                 <w:sz w:val="17"/>
               </w:rPr>
-              <w:t>Postojeći sistem napajanja</w:t>
+              <w:t>Sistem napajanja</w:t>
             </w:r>
           </w:p>
         </w:tc>
@@ -623,7 +623,7 @@
               <w:rPr>
                 <w:sz w:val="17"/>
               </w:rPr>
-              <w:t>prema BAS EN 1991-1-3 + BiH NA</w:t>
+              <w:t>prema BAS EN 1991-1-3 + BiH NA, Zona L1-L2</w:t>
             </w:r>
           </w:p>
         </w:tc>
@@ -1317,7 +1317,7 @@
         <w:pStyle w:val="Heading1"/>
       </w:pPr>
       <w:r>
-        <w:t>3. LOT 1 — Nosači fotonaponskih panela</w:t>
+        <w:t>3. LOT 1 — Infrastruktura fotonaponskih panela</w:t>
       </w:r>
     </w:p>
     <w:p>
@@ -1431,7 +1431,7 @@
               <w:rPr>
                 <w:sz w:val="17"/>
               </w:rPr>
-              <w:t>2 stringa × 6 modula (Voc ≈309 V, Imp 13,67 A) — po jedan string na svaku od dvije rute PVDB ormara; string se prostire preko dva nosača (v. crtež E-01)</w:t>
+              <w:t>2 stringa × 6 modula (Voc ≈309 V, Imp 13,67 A) — po jedan string na svaku od dvije rute PVDB ormara; string se prostire preko dva nosača (vidi crtež E-01)</w:t>
             </w:r>
           </w:p>
         </w:tc>
@@ -1491,7 +1491,7 @@
               <w:rPr>
                 <w:sz w:val="17"/>
               </w:rPr>
-              <w:t>Huawei iPV585-M2A (2278 × 1134 × 30 mm) ili ekvivalent</w:t>
+              <w:t>Huawei iPV585-M2A (2278 × 1134 × 30 mm)</w:t>
             </w:r>
           </w:p>
         </w:tc>
@@ -1567,7 +1567,7 @@
               <w:rPr>
                 <w:sz w:val="17"/>
               </w:rPr>
-              <w:t>Širina polja</w:t>
+              <w:t>Širina PV polja</w:t>
             </w:r>
           </w:p>
         </w:tc>
@@ -1597,7 +1597,7 @@
               <w:rPr>
                 <w:sz w:val="17"/>
               </w:rPr>
-              <w:t>Dužina polja po nagibu</w:t>
+              <w:t>Dužina PV polja po nagibu</w:t>
             </w:r>
           </w:p>
         </w:tc>
@@ -1732,36 +1732,6 @@
                 <w:sz w:val="17"/>
               </w:rPr>
               <w:t>10,55 m² po nosaču</w:t>
-            </w:r>
-          </w:p>
-        </w:tc>
-      </w:tr>
-      <w:tr>
-        <w:tc>
-          <w:tcPr>
-            <w:tcW w:type="dxa" w:w="2835"/>
-          </w:tcPr>
-          <w:p>
-            <w:r/>
-            <w:r>
-              <w:rPr>
-                <w:sz w:val="17"/>
-              </w:rPr>
-              <w:t>Referentna izvedba</w:t>
-            </w:r>
-          </w:p>
-        </w:tc>
-        <w:tc>
-          <w:tcPr>
-            <w:tcW w:type="dxa" w:w="6576"/>
-          </w:tcPr>
-          <w:p>
-            <w:r/>
-            <w:r>
-              <w:rPr>
-                <w:sz w:val="17"/>
-              </w:rPr>
-              <w:t>CUSTOM IZRADA čeličnog nosača po opterećenju iz Tačke 3.2 — nijedan kataloški proizvod (npr. Huawei Standard A-shaped Support 3.0) ne zadovoljava opterećenje vjetrom na ovoj lokaciji ni pri ovoj, manjoj površini nosača</w:t>
             </w:r>
           </w:p>
         </w:tc>
@@ -1778,7 +1748,7 @@
           <w:i/>
           <w:sz w:val="18"/>
         </w:rPr>
-        <w:t>Obrazloženje nagiba 45°: pri podnevnoj visini Sunca 23,6° na dan 21.12. i geografskoj širini 42,94°, nagib 45° ostvaruje 93 % direktnog zračenja, naspram 85 % pri 35° i 75 % pri 25°. Decembar je mjerodavni mjesec za dimenzionisanje autonomnog sistema (proizvodnja 560–600 kWh naspram potrošnje 878 kWh), zbog čega se godišnji prinos ne uzima kao kriterij.</w:t>
+        <w:t>Inklinacija 45°: pri podnevnoj visini Sunca 23,6° na dan 21.12. i geografskoj širini 42,94°, nagib 45° ostvaruje 93 % direktnog zračenja, naspram 85 % pri 35° i 75 % pri 25°. Decembar je mjerodavni mjesec za dimenzionisanje autonomnog sistema (proizvodnja 560–600 kWh naspram potrošnje 878 kWh), zbog čega se godišnji prinos ne uzima kao kriterij.</w:t>
       </w:r>
     </w:p>
     <w:p>
@@ -1786,7 +1756,7 @@
         <w:pStyle w:val="Heading2"/>
       </w:pPr>
       <w:r>
-        <w:t>3.2 Projektna opterećenja konstrukcije (OBAVEZNO)</w:t>
+        <w:t>3.2 Projektna opterećenja konstrukcije</w:t>
       </w:r>
     </w:p>
     <w:p>
@@ -1803,7 +1773,7 @@
           <w:b/>
           <w:sz w:val="19"/>
         </w:rPr>
-        <w:t>OSNOVA PRORAČUNA: kataloški nosač tipa A ima deklarisanu otpornost 31 m/s (0,52 kN/m²) pri nagibu 45° i 40 m/s (0,87 kN/m²) pri 15°/25°, što je ISPOD opterećenja ovog lokaliteta — i pri punoj (2×6) i pri ovoj, manjoj (3×4) površini nosača. Zahtijeva se CUSTOM IZRADA konstrukcije dimenzionisane i dokazane za stvarno opterećenje lokaliteta (Tačka 3.1); kataloški proizvod se ne prihvata kao osnovna ponuda.</w:t>
+        <w:t xml:space="preserve">Izrada konstrukcije : Zahtijeva se CUSTOM IZRADA konstrukcije dimenzionisaa i dokazana za stvarno opterećenje lokaliteta (Tačka 3.1); </w:t>
       </w:r>
     </w:p>
     <w:tbl>
@@ -2071,7 +2041,7 @@
         <w:pStyle w:val="Heading2"/>
       </w:pPr>
       <w:r>
-        <w:t>3.3 Materijal i izrada (OBAVEZNO)</w:t>
+        <w:t>3.3 Materijal i izrada</w:t>
       </w:r>
     </w:p>
     <w:tbl>
@@ -2399,7 +2369,7 @@
         <w:pStyle w:val="Heading2"/>
       </w:pPr>
       <w:r>
-        <w:t>3.4 Sidrenje (OBAVEZNO)</w:t>
+        <w:t>3.4 Sidrenje</w:t>
       </w:r>
     </w:p>
     <w:tbl>
@@ -2697,7 +2667,7 @@
         <w:pStyle w:val="Heading2"/>
       </w:pPr>
       <w:r>
-        <w:t>3.5 Temelji (OBAVEZNO)</w:t>
+        <w:t>3.5 Temelji</w:t>
       </w:r>
     </w:p>
     <w:tbl>
@@ -2930,19 +2900,6 @@
       </w:tr>
     </w:tbl>
     <w:p/>
-    <w:p>
-      <w:pPr>
-        <w:spacing w:after="80"/>
-      </w:pPr>
-      <w:r>
-        <w:rPr>
-          <w:b w:val="0"/>
-          <w:i/>
-          <w:sz w:val="18"/>
-        </w:rPr>
-        <w:t>NAPOMENA: postojeća AB ploča 5,40 × 5,40 m već postoji i NIJE predmet ovog LOT-a.</w:t>
-      </w:r>
-    </w:p>
     <w:p>
       <w:pPr>
         <w:pStyle w:val="Heading2"/>
@@ -3100,7 +3057,7 @@
               <w:rPr>
                 <w:sz w:val="17"/>
               </w:rPr>
-              <w:t>22 kVA / 17,6 kW standby (20 kVA / 16 kW prime), 400/230 V, 50 Hz</w:t>
+              <w:t>22 kVA / 17,6 kW standby, 400/230 V, 50 Hz</w:t>
             </w:r>
           </w:p>
         </w:tc>
@@ -3130,7 +3087,7 @@
               <w:rPr>
                 <w:sz w:val="17"/>
               </w:rPr>
-              <w:t>FG Wilson P22-6 (Skid) ili ekvivalent</w:t>
+              <w:t>FG Wilson P22-6 ili ekvivalent</w:t>
             </w:r>
           </w:p>
         </w:tc>
@@ -3190,7 +3147,7 @@
               <w:rPr>
                 <w:sz w:val="17"/>
               </w:rPr>
-              <w:t>skid, za ugradnju u postojeći kontejner</w:t>
+              <w:t>za montažu u prostor</w:t>
             </w:r>
           </w:p>
         </w:tc>
@@ -3206,7 +3163,7 @@
               <w:rPr>
                 <w:sz w:val="17"/>
               </w:rPr>
-              <w:t>Dimenzije skida</w:t>
+              <w:t>Dimenzije</w:t>
             </w:r>
           </w:p>
         </w:tc>
@@ -3220,7 +3177,7 @@
               <w:rPr>
                 <w:sz w:val="17"/>
               </w:rPr>
-              <w:t>1550 × 620 × 1020 mm (referentno)</w:t>
+              <w:t>1550 × 620 × 1020 mm (referentno +/-5%)</w:t>
             </w:r>
           </w:p>
         </w:tc>
@@ -3266,7 +3223,7 @@
               <w:rPr>
                 <w:sz w:val="17"/>
               </w:rPr>
-              <w:t>Derating</w:t>
+              <w:t>Derating na 1076 mnv i temperaturu okoline do +40 °C (ISO 3046-1)</w:t>
             </w:r>
           </w:p>
         </w:tc>
@@ -3274,15 +3231,7 @@
           <w:tcPr>
             <w:tcW w:type="dxa" w:w="6803"/>
           </w:tcPr>
-          <w:p>
-            <w:r/>
-            <w:r>
-              <w:rPr>
-                <w:sz w:val="17"/>
-              </w:rPr>
-              <w:t>dokazati za 1076 m n.v. i temperaturu do +40 °C prema ISO 3046-1</w:t>
-            </w:r>
-          </w:p>
+          <w:p/>
         </w:tc>
       </w:tr>
       <w:tr>
@@ -3296,7 +3245,7 @@
               <w:rPr>
                 <w:sz w:val="17"/>
               </w:rPr>
-              <w:t>Pobuda (OBAVEZNO)</w:t>
+              <w:t>Uzbuda (OBAVEZNO)</w:t>
             </w:r>
           </w:p>
         </w:tc>
@@ -3340,37 +3289,7 @@
               <w:rPr>
                 <w:sz w:val="17"/>
               </w:rPr>
-              <w:t>sopstvena frekvencija ≤8 Hz; fleksibilni priključci</w:t>
-            </w:r>
-          </w:p>
-        </w:tc>
-      </w:tr>
-      <w:tr>
-        <w:tc>
-          <w:tcPr>
-            <w:tcW w:type="dxa" w:w="2608"/>
-          </w:tcPr>
-          <w:p>
-            <w:r/>
-            <w:r>
-              <w:rPr>
-                <w:sz w:val="17"/>
-              </w:rPr>
-              <w:t>Potrošnja goriva</w:t>
-            </w:r>
-          </w:p>
-        </w:tc>
-        <w:tc>
-          <w:tcPr>
-            <w:tcW w:type="dxa" w:w="6803"/>
-          </w:tcPr>
-          <w:p>
-            <w:r/>
-            <w:r>
-              <w:rPr>
-                <w:sz w:val="17"/>
-              </w:rPr>
-              <w:t>5,9 l/h pri 100 % standby → autonomija ≈85 h na 500 l</w:t>
+              <w:t>vlastita frekvencija ≤8 Hz; sa fleksibilnim priključcima</w:t>
             </w:r>
           </w:p>
         </w:tc>
@@ -3441,7 +3360,7 @@
                 <w:i/>
                 <w:sz w:val="17"/>
               </w:rPr>
-              <w:t>Slika 1 — Dizel električni agregat 22 kVA u skid izvedbi, bočni izgled (ilustrativno)</w:t>
+              <w:t xml:space="preserve"> FG Wilson P22-6, bočni pogled</w:t>
             </w:r>
           </w:p>
         </w:tc>
@@ -3498,7 +3417,7 @@
                 <w:i/>
                 <w:sz w:val="17"/>
               </w:rPr>
-              <w:t>Slika 2 — Agregat, čeoni izgled sa strane hladnjaka (ilustrativno)</w:t>
+              <w:t>Slika 2 — FG Wilson P22-6, čeoni pogled (generator)</w:t>
             </w:r>
           </w:p>
         </w:tc>
@@ -3522,7 +3441,7 @@
         <w:rPr>
           <w:sz w:val="19"/>
         </w:rPr>
-        <w:t>dvoplašni, zapremine 500 l, sa sondom za detekciju curenja</w:t>
+        <w:t>metalni, dvoplašni, zapremine 500 l, sa nivo sondom i detekcijom curenja</w:t>
       </w:r>
     </w:p>
     <w:p>
@@ -3534,7 +3453,7 @@
         <w:rPr>
           <w:sz w:val="19"/>
         </w:rPr>
-        <w:t>referentne dimenzije 1050 × 600 × 1310 mm, masa prazan 170 kg — pun ≈590 kg na 0,63 m² = 9,2 kN/m²; unutar projektnih 10,00 kN/m², ali koncentrisano na mali broj sekundarnih nosača, pa je OBAVEZAN čelični ram/roštilj za raznošenje opterećenja i pod tankvanom (v. Tačku 4.8)</w:t>
+        <w:t>referentne dimenzije 1050 × 600 × 1310 mm, masa cca 170 kg — pun ≈590 kg na 0,63 m² = 9,2 kN/m²; unutar projektnih 10,00 kN/m², OBAVEZAN čelični ram/roštilj za raznošenje opterećenja i pod spremnikom (vidi Tačku 4.8)</w:t>
       </w:r>
     </w:p>
     <w:p>
@@ -3661,7 +3580,7 @@
                 <w:i/>
                 <w:sz w:val="17"/>
               </w:rPr>
-              <w:t>Slika 3 — Spremnik goriva 500 l, bočni izgled sa pretakačkom opremom (ilustrativno)</w:t>
+              <w:t>Slika 3 — Spremnik goriva 500 l, bočni izgled (ilustrativno)</w:t>
             </w:r>
           </w:p>
         </w:tc>
@@ -3718,7 +3637,7 @@
                 <w:i/>
                 <w:sz w:val="17"/>
               </w:rPr>
-              <w:t>Slika 4 — Spremnik goriva 500 l, izgled odozgo sa priključcima (ilustrativno)</w:t>
+              <w:t>Slika 4 — Spremnik goriva 500 l, pogled od vrha (ilustrativno)</w:t>
             </w:r>
           </w:p>
         </w:tc>
@@ -3939,7 +3858,7 @@
               <w:rPr>
                 <w:sz w:val="17"/>
               </w:rPr>
-              <w:t>500 × 700 mm (v ≈ 3,4 m/s, Δp ≈ 16 Pa) — zadovoljava</w:t>
+              <w:t>500 × 700 mm (v ≈ 3,4 m/s, Δp ≈ 16 Pa)</w:t>
             </w:r>
           </w:p>
         </w:tc>
@@ -3999,7 +3918,7 @@
               <w:rPr>
                 <w:sz w:val="17"/>
               </w:rPr>
-              <w:t>600 × 600 mm (Δp ≈ 15 Pa) — zadovoljava</w:t>
+              <w:t>600 × 600 mm (Δp ≈ 15 Pa)</w:t>
             </w:r>
           </w:p>
         </w:tc>
@@ -4029,7 +3948,7 @@
               <w:rPr>
                 <w:sz w:val="17"/>
               </w:rPr>
-              <w:t>1200 m³/h, Ø315, termostat, blokiran sa radom agregata</w:t>
+              <w:t>1200 m³/h, Ø315, vođen termostatom i kontrolerom DEA, blokiran sa radom DEA</w:t>
             </w:r>
           </w:p>
         </w:tc>
@@ -4059,7 +3978,7 @@
               <w:rPr>
                 <w:sz w:val="17"/>
               </w:rPr>
-              <w:t>Ponuđač dostavlja proračun pada pritiska ukupne putanje</w:t>
+              <w:t>Izvođač dostavlja proračun pada pritiska ukupne putanje</w:t>
             </w:r>
           </w:p>
         </w:tc>
@@ -4076,7 +3995,7 @@
           <w:i w:val="0"/>
           <w:sz w:val="19"/>
         </w:rPr>
-        <w:t>Raspored otvora (OBAVEZNO — prema crtežu M-01, Prilog III)</w:t>
+        <w:t>Raspored otvora (prema crtežu M-01, Prilog III)</w:t>
       </w:r>
     </w:p>
     <w:tbl>
@@ -4152,7 +4071,7 @@
               <w:rPr>
                 <w:sz w:val="17"/>
               </w:rPr>
-              <w:t>JUŽNI zid, istočni kraj; donja ivica +0,30 m od poda</w:t>
+              <w:t>JUŽNI zid, desno; donja ivica +0,30 m od poda</w:t>
             </w:r>
           </w:p>
         </w:tc>
@@ -4182,7 +4101,7 @@
               <w:rPr>
                 <w:sz w:val="17"/>
               </w:rPr>
-              <w:t>ZAPADNI zid, na osi radijatora agregata; kanal najkraćim putem od radijatora kroz zid</w:t>
+              <w:t>ZAPADNI zid, na osi hladnjaka agregata; kanal najkraćim putem od hladnjaka agregata kroz kontejner</w:t>
             </w:r>
           </w:p>
         </w:tc>
@@ -4198,7 +4117,7 @@
               <w:rPr>
                 <w:sz w:val="17"/>
               </w:rPr>
-              <w:t>Izduvni sistem</w:t>
+              <w:t>Izduv</w:t>
             </w:r>
           </w:p>
         </w:tc>
@@ -4242,7 +4161,7 @@
               <w:rPr>
                 <w:sz w:val="17"/>
               </w:rPr>
-              <w:t>SJEVERNI zid, istočni kraj</w:t>
+              <w:t>SJEVERNI zid, prema istoku</w:t>
             </w:r>
           </w:p>
         </w:tc>
@@ -4372,7 +4291,7 @@
                 <w:i/>
                 <w:sz w:val="17"/>
               </w:rPr>
-              <w:t>Slika 5 — Raspored opreme i otvora u kontejneru: ukrsni tok zraka (usis JUG → agregat → izlaz ZAPAD). Izvod iz crteža M-01, Prilog III</w:t>
+              <w:t>Slika 5 — Raspored opreme i otvora u kontejneru: (usis JUG → agregat → izlaz ZAPAD). Crteža M-01, Prilog III</w:t>
             </w:r>
           </w:p>
         </w:tc>
@@ -4393,7 +4312,7 @@
           <w:b/>
           <w:sz w:val="19"/>
         </w:rPr>
-        <w:t>Otvori se izvode kroz ZIDNE PANELE kontejnera, a NE kroz ulazna vrata. Raspored je ukrsni (usis JUG → agregat → izlaz ZAPAD) i obavezujući: nije dozvoljeno izvesti usis, izlaz i izduv na istom zidu, niti usmjeriti izlaz toplog zraka ili izduv prema SJEVERNOJ strani, gdje se nalaze postojeći vanjski ormari ICC330-H1 i MTS9302. Svaki drugačiji raspored Ponuđač mora dokazati proračunom recirkulacije i temperaturnog uticaja i dobiti pisanu saglasnost Kupca.</w:t>
+        <w:t>Otvori se izvode kroz ZIDNE PANELE kontejnera,Raspored je ukrsni (usis JUG → agregat → izlaz ZAPAD) i obavezujući: nije dozvoljeno izvesti usis, izlaz i izduv na istom zidu, niti usmjeriti izlaz toplog zraka ili izduv prema SJEVERNOJ strani, gdje se nalaze postojeći vanjski ormari ICC330-H1 i MTS9302. Dozvoljava se promjena rasporeda otvora, uz proračun recirkulacije i temperaturnog uticaja i saglasnost NO Kupca.</w:t>
       </w:r>
     </w:p>
     <w:p>
@@ -4729,7 +4648,7 @@
         <w:pStyle w:val="Heading2"/>
       </w:pPr>
       <w:r>
-        <w:t>4.5 Elektroinstalacije i zaštita (OBAVEZNO)</w:t>
+        <w:t>4.5 Elektroinstalacije i zaštite</w:t>
       </w:r>
     </w:p>
     <w:p>
@@ -4746,7 +4665,7 @@
           <w:b/>
           <w:sz w:val="19"/>
         </w:rPr>
-        <w:t>KRITIČNO — POBUDA GENERATORA. Referentni agregat je u standardnoj izvedbi SHUNT pobude, za koju tehnički list proizvođača deklariše trajnu struju kratkog spoja 0 % (nezavisna pobuda PMG / AUX je opcija). Kod SHUNT pobude napon na stezaljkama se pri kvaru uruši, pobuda nestaje, a trajna struja kvara padne na ≈0,5 × In — ISPOD nazivne struje, pa ne može aktivirati nijednu prekostrujnu zaštitu. Zbog toga se zahtijeva NEZAVISNA POBUDA (PMG ili AREP/AUX) sa 3 × In u trajanju ≥10 s (Tačka 4.1), a zaštita zaštitnom strujnom sklopkom ostaje OBAVEZNA kao drugi nivo zaštite.</w:t>
+        <w:t>Zahtijeva se NEZAVISNA POBUDA generatora (PMG ili AREP/AUX) sa 3 × In u trajanju ≥10 s (Tačka 4.1), kao i zaštita ZS sklopkom kao drugi nivo zaštite.</w:t>
       </w:r>
     </w:p>
     <w:tbl>
@@ -5122,7 +5041,7 @@
               <w:rPr>
                 <w:sz w:val="17"/>
               </w:rPr>
-              <w:t>snimiti stanje i prevezati svih 7 postojećih krugova u novi GRO; signalna rasvjeta prepreke antenskog stuba (K7) na zasebnom nadziranom krugu, sa signalizacijom ispada u sistem daljinskog nadzora</w:t>
+              <w:t>snimiti stanje i prevezati svih 7 postojećih krugova u novi GRO; signalna rasvjeta antenskog stuba (K7) na zasebnom nadziranom krugu, sa signalizacijom ispada u sistem daljinskog nadzora</w:t>
             </w:r>
           </w:p>
         </w:tc>
@@ -5224,7 +5143,7 @@
         <w:pStyle w:val="Heading2"/>
       </w:pPr>
       <w:r>
-        <w:t>4.6 Upravljanje i nadzor</w:t>
+        <w:t>4.6 Parametriranje upravljanja i nadzora radom DEA &lt;--&gt; PV + Baterija</w:t>
       </w:r>
     </w:p>
     <w:p>
@@ -5385,7 +5304,7 @@
         <w:pStyle w:val="Heading1"/>
       </w:pPr>
       <w:r>
-        <w:t>5. Dokazi koji se dostavljaju UZ PONUDU (uslov kvalifikacije)</w:t>
+        <w:t>5. Dokazi koji se dostavljaju uz ponudu: oznaka PONUDA</w:t>
       </w:r>
     </w:p>
     <w:p>
@@ -5402,7 +5321,7 @@
           <w:b/>
           <w:sz w:val="19"/>
         </w:rPr>
-        <w:t>Ponuda koja ne sadrži dokaze označene kao OBAVEZNI smatra se neprihvatljivom. Dokazi se NE dostavljaju naknadno, nakon dodjele ugovora.</w:t>
+        <w:t>Dokazi koji se dostavljaju NO u toku realizacije: oznaka REALIZACIJA. Dokazi koji se dostavljaju NO tokom primopredaje: oznaka PRIMOPREDAJA.</w:t>
       </w:r>
     </w:p>
     <w:tbl>
@@ -5424,7 +5343,7 @@
         </w:trPr>
         <w:tc>
           <w:tcPr>
-            <w:tcW w:type="dxa" w:w="680"/>
+            <w:tcW w:type="dxa" w:w="567"/>
             <w:shd w:fill="F2F2F2"/>
           </w:tcPr>
           <w:p>
@@ -5440,7 +5359,7 @@
         </w:tc>
         <w:tc>
           <w:tcPr>
-            <w:tcW w:type="dxa" w:w="5443"/>
+            <w:tcW w:type="dxa" w:w="5896"/>
             <w:shd w:fill="F2F2F2"/>
           </w:tcPr>
           <w:p>
@@ -5456,7 +5375,7 @@
         </w:tc>
         <w:tc>
           <w:tcPr>
-            <w:tcW w:type="dxa" w:w="907"/>
+            <w:tcW w:type="dxa" w:w="1020"/>
             <w:shd w:fill="F2F2F2"/>
           </w:tcPr>
           <w:p>
@@ -5472,7 +5391,7 @@
         </w:tc>
         <w:tc>
           <w:tcPr>
-            <w:tcW w:type="dxa" w:w="2381"/>
+            <w:tcW w:type="dxa" w:w="1928"/>
             <w:shd w:fill="F2F2F2"/>
           </w:tcPr>
           <w:p>
@@ -5490,7 +5409,7 @@
       <w:tr>
         <w:tc>
           <w:tcPr>
-            <w:tcW w:type="dxa" w:w="680"/>
+            <w:tcW w:type="dxa" w:w="567"/>
           </w:tcPr>
           <w:p>
             <w:r/>
@@ -5504,7 +5423,7 @@
         </w:tc>
         <w:tc>
           <w:tcPr>
-            <w:tcW w:type="dxa" w:w="5443"/>
+            <w:tcW w:type="dxa" w:w="5896"/>
           </w:tcPr>
           <w:p>
             <w:r/>
@@ -5518,7 +5437,7 @@
         </w:tc>
         <w:tc>
           <w:tcPr>
-            <w:tcW w:type="dxa" w:w="907"/>
+            <w:tcW w:type="dxa" w:w="1020"/>
           </w:tcPr>
           <w:p>
             <w:r/>
@@ -5532,15 +5451,15 @@
         </w:tc>
         <w:tc>
           <w:tcPr>
-            <w:tcW w:type="dxa" w:w="2381"/>
-          </w:tcPr>
-          <w:p>
-            <w:r/>
-            <w:r>
-              <w:rPr>
-                <w:sz w:val="17"/>
-              </w:rPr>
-              <w:t>OBAVEZNO</w:t>
+            <w:tcW w:type="dxa" w:w="1928"/>
+          </w:tcPr>
+          <w:p>
+            <w:r/>
+            <w:r>
+              <w:rPr>
+                <w:sz w:val="17"/>
+              </w:rPr>
+              <w:t>REALIZACIJA</w:t>
             </w:r>
           </w:p>
         </w:tc>
@@ -5548,7 +5467,7 @@
       <w:tr>
         <w:tc>
           <w:tcPr>
-            <w:tcW w:type="dxa" w:w="680"/>
+            <w:tcW w:type="dxa" w:w="567"/>
           </w:tcPr>
           <w:p>
             <w:r/>
@@ -5562,21 +5481,21 @@
         </w:tc>
         <w:tc>
           <w:tcPr>
-            <w:tcW w:type="dxa" w:w="5443"/>
-          </w:tcPr>
-          <w:p>
-            <w:r/>
-            <w:r>
-              <w:rPr>
-                <w:sz w:val="17"/>
-              </w:rPr>
-              <w:t>Radionički crteži konstrukcije i temelja</w:t>
-            </w:r>
-          </w:p>
-        </w:tc>
-        <w:tc>
-          <w:tcPr>
-            <w:tcW w:type="dxa" w:w="907"/>
+            <w:tcW w:type="dxa" w:w="5896"/>
+          </w:tcPr>
+          <w:p>
+            <w:r/>
+            <w:r>
+              <w:rPr>
+                <w:sz w:val="17"/>
+              </w:rPr>
+              <w:t>Tečnički nacrti konstrukcije i temelja</w:t>
+            </w:r>
+          </w:p>
+        </w:tc>
+        <w:tc>
+          <w:tcPr>
+            <w:tcW w:type="dxa" w:w="1020"/>
           </w:tcPr>
           <w:p>
             <w:r/>
@@ -5590,15 +5509,15 @@
         </w:tc>
         <w:tc>
           <w:tcPr>
-            <w:tcW w:type="dxa" w:w="2381"/>
-          </w:tcPr>
-          <w:p>
-            <w:r/>
-            <w:r>
-              <w:rPr>
-                <w:sz w:val="17"/>
-              </w:rPr>
-              <w:t>OBAVEZNO</w:t>
+            <w:tcW w:type="dxa" w:w="1928"/>
+          </w:tcPr>
+          <w:p>
+            <w:r/>
+            <w:r>
+              <w:rPr>
+                <w:sz w:val="17"/>
+              </w:rPr>
+              <w:t>PONUDA</w:t>
             </w:r>
           </w:p>
         </w:tc>
@@ -5606,7 +5525,7 @@
       <w:tr>
         <w:tc>
           <w:tcPr>
-            <w:tcW w:type="dxa" w:w="680"/>
+            <w:tcW w:type="dxa" w:w="567"/>
           </w:tcPr>
           <w:p>
             <w:r/>
@@ -5620,7 +5539,7 @@
         </w:tc>
         <w:tc>
           <w:tcPr>
-            <w:tcW w:type="dxa" w:w="5443"/>
+            <w:tcW w:type="dxa" w:w="5896"/>
           </w:tcPr>
           <w:p>
             <w:r/>
@@ -5634,7 +5553,7 @@
         </w:tc>
         <w:tc>
           <w:tcPr>
-            <w:tcW w:type="dxa" w:w="907"/>
+            <w:tcW w:type="dxa" w:w="1020"/>
           </w:tcPr>
           <w:p>
             <w:r/>
@@ -5648,15 +5567,15 @@
         </w:tc>
         <w:tc>
           <w:tcPr>
-            <w:tcW w:type="dxa" w:w="2381"/>
-          </w:tcPr>
-          <w:p>
-            <w:r/>
-            <w:r>
-              <w:rPr>
-                <w:sz w:val="17"/>
-              </w:rPr>
-              <w:t>OBAVEZNO</w:t>
+            <w:tcW w:type="dxa" w:w="1928"/>
+          </w:tcPr>
+          <w:p>
+            <w:r/>
+            <w:r>
+              <w:rPr>
+                <w:sz w:val="17"/>
+              </w:rPr>
+              <w:t>REALIZACIJA</w:t>
             </w:r>
           </w:p>
         </w:tc>
@@ -5664,7 +5583,7 @@
       <w:tr>
         <w:tc>
           <w:tcPr>
-            <w:tcW w:type="dxa" w:w="680"/>
+            <w:tcW w:type="dxa" w:w="567"/>
           </w:tcPr>
           <w:p>
             <w:r/>
@@ -5678,7 +5597,7 @@
         </w:tc>
         <w:tc>
           <w:tcPr>
-            <w:tcW w:type="dxa" w:w="5443"/>
+            <w:tcW w:type="dxa" w:w="5896"/>
           </w:tcPr>
           <w:p>
             <w:r/>
@@ -5692,7 +5611,7 @@
         </w:tc>
         <w:tc>
           <w:tcPr>
-            <w:tcW w:type="dxa" w:w="907"/>
+            <w:tcW w:type="dxa" w:w="1020"/>
           </w:tcPr>
           <w:p>
             <w:r/>
@@ -5706,15 +5625,15 @@
         </w:tc>
         <w:tc>
           <w:tcPr>
-            <w:tcW w:type="dxa" w:w="2381"/>
-          </w:tcPr>
-          <w:p>
-            <w:r/>
-            <w:r>
-              <w:rPr>
-                <w:sz w:val="17"/>
-              </w:rPr>
-              <w:t>OBAVEZNO</w:t>
+            <w:tcW w:type="dxa" w:w="1928"/>
+          </w:tcPr>
+          <w:p>
+            <w:r/>
+            <w:r>
+              <w:rPr>
+                <w:sz w:val="17"/>
+              </w:rPr>
+              <w:t>REALIZACIJA</w:t>
             </w:r>
           </w:p>
         </w:tc>
@@ -5722,7 +5641,7 @@
       <w:tr>
         <w:tc>
           <w:tcPr>
-            <w:tcW w:type="dxa" w:w="680"/>
+            <w:tcW w:type="dxa" w:w="567"/>
           </w:tcPr>
           <w:p>
             <w:r/>
@@ -5736,21 +5655,21 @@
         </w:tc>
         <w:tc>
           <w:tcPr>
-            <w:tcW w:type="dxa" w:w="5443"/>
-          </w:tcPr>
-          <w:p>
-            <w:r/>
-            <w:r>
-              <w:rPr>
-                <w:sz w:val="17"/>
-              </w:rPr>
-              <w:t>ETA odobrenje ponuđenih hemijskih ankera sa proračunom nosivosti</w:t>
-            </w:r>
-          </w:p>
-        </w:tc>
-        <w:tc>
-          <w:tcPr>
-            <w:tcW w:type="dxa" w:w="907"/>
+            <w:tcW w:type="dxa" w:w="5896"/>
+          </w:tcPr>
+          <w:p>
+            <w:r/>
+            <w:r>
+              <w:rPr>
+                <w:sz w:val="17"/>
+              </w:rPr>
+              <w:t>ETA certifikat i proračun za hemijska sidra</w:t>
+            </w:r>
+          </w:p>
+        </w:tc>
+        <w:tc>
+          <w:tcPr>
+            <w:tcW w:type="dxa" w:w="1020"/>
           </w:tcPr>
           <w:p>
             <w:r/>
@@ -5764,15 +5683,15 @@
         </w:tc>
         <w:tc>
           <w:tcPr>
-            <w:tcW w:type="dxa" w:w="2381"/>
-          </w:tcPr>
-          <w:p>
-            <w:r/>
-            <w:r>
-              <w:rPr>
-                <w:sz w:val="17"/>
-              </w:rPr>
-              <w:t>OBAVEZNO</w:t>
+            <w:tcW w:type="dxa" w:w="1928"/>
+          </w:tcPr>
+          <w:p>
+            <w:r/>
+            <w:r>
+              <w:rPr>
+                <w:sz w:val="17"/>
+              </w:rPr>
+              <w:t>REALIZACIJA</w:t>
             </w:r>
           </w:p>
         </w:tc>
@@ -5780,7 +5699,7 @@
       <w:tr>
         <w:tc>
           <w:tcPr>
-            <w:tcW w:type="dxa" w:w="680"/>
+            <w:tcW w:type="dxa" w:w="567"/>
           </w:tcPr>
           <w:p>
             <w:r/>
@@ -5794,43 +5713,43 @@
         </w:tc>
         <w:tc>
           <w:tcPr>
-            <w:tcW w:type="dxa" w:w="5443"/>
-          </w:tcPr>
-          <w:p>
-            <w:r/>
-            <w:r>
-              <w:rPr>
-                <w:sz w:val="17"/>
-              </w:rPr>
-              <w:t>Tehnički list (TDS) ponuđenog agregata sa podacima o hlađenju, izduvu i masama</w:t>
-            </w:r>
-          </w:p>
-        </w:tc>
-        <w:tc>
-          <w:tcPr>
-            <w:tcW w:type="dxa" w:w="907"/>
-          </w:tcPr>
-          <w:p>
-            <w:r/>
-            <w:r>
-              <w:rPr>
-                <w:sz w:val="17"/>
-              </w:rPr>
-              <w:t>2</w:t>
-            </w:r>
-          </w:p>
-        </w:tc>
-        <w:tc>
-          <w:tcPr>
-            <w:tcW w:type="dxa" w:w="2381"/>
-          </w:tcPr>
-          <w:p>
-            <w:r/>
-            <w:r>
-              <w:rPr>
-                <w:sz w:val="17"/>
-              </w:rPr>
-              <w:t>OBAVEZNO</w:t>
+            <w:tcW w:type="dxa" w:w="5896"/>
+          </w:tcPr>
+          <w:p>
+            <w:r/>
+            <w:r>
+              <w:rPr>
+                <w:sz w:val="17"/>
+              </w:rPr>
+              <w:t>Zapisnik o ispitivanju ankera na čupanje (min. 10 %)</w:t>
+            </w:r>
+          </w:p>
+        </w:tc>
+        <w:tc>
+          <w:tcPr>
+            <w:tcW w:type="dxa" w:w="1020"/>
+          </w:tcPr>
+          <w:p>
+            <w:r/>
+            <w:r>
+              <w:rPr>
+                <w:sz w:val="17"/>
+              </w:rPr>
+              <w:t>1</w:t>
+            </w:r>
+          </w:p>
+        </w:tc>
+        <w:tc>
+          <w:tcPr>
+            <w:tcW w:type="dxa" w:w="1928"/>
+          </w:tcPr>
+          <w:p>
+            <w:r/>
+            <w:r>
+              <w:rPr>
+                <w:sz w:val="17"/>
+              </w:rPr>
+              <w:t>PRIMOPREDAJA</w:t>
             </w:r>
           </w:p>
         </w:tc>
@@ -5838,7 +5757,7 @@
       <w:tr>
         <w:tc>
           <w:tcPr>
-            <w:tcW w:type="dxa" w:w="680"/>
+            <w:tcW w:type="dxa" w:w="567"/>
           </w:tcPr>
           <w:p>
             <w:r/>
@@ -5852,21 +5771,21 @@
         </w:tc>
         <w:tc>
           <w:tcPr>
-            <w:tcW w:type="dxa" w:w="5443"/>
-          </w:tcPr>
-          <w:p>
-            <w:r/>
-            <w:r>
-              <w:rPr>
-                <w:sz w:val="17"/>
-              </w:rPr>
-              <w:t>Proračun ventilacije sa padom pritiska ukupne putanje (≤125 Pa)</w:t>
-            </w:r>
-          </w:p>
-        </w:tc>
-        <w:tc>
-          <w:tcPr>
-            <w:tcW w:type="dxa" w:w="907"/>
+            <w:tcW w:type="dxa" w:w="5896"/>
+          </w:tcPr>
+          <w:p>
+            <w:r/>
+            <w:r>
+              <w:rPr>
+                <w:sz w:val="17"/>
+              </w:rPr>
+              <w:t>Tehnički list (TDS) agregata sa dokazom o PMG/AREP nezavisnoj pobudi (3 × In, ≥10 s)</w:t>
+            </w:r>
+          </w:p>
+        </w:tc>
+        <w:tc>
+          <w:tcPr>
+            <w:tcW w:type="dxa" w:w="1020"/>
           </w:tcPr>
           <w:p>
             <w:r/>
@@ -5880,15 +5799,15 @@
         </w:tc>
         <w:tc>
           <w:tcPr>
-            <w:tcW w:type="dxa" w:w="2381"/>
-          </w:tcPr>
-          <w:p>
-            <w:r/>
-            <w:r>
-              <w:rPr>
-                <w:sz w:val="17"/>
-              </w:rPr>
-              <w:t>OBAVEZNO</w:t>
+            <w:tcW w:type="dxa" w:w="1928"/>
+          </w:tcPr>
+          <w:p>
+            <w:r/>
+            <w:r>
+              <w:rPr>
+                <w:sz w:val="17"/>
+              </w:rPr>
+              <w:t>PONUDA</w:t>
             </w:r>
           </w:p>
         </w:tc>
@@ -5896,7 +5815,7 @@
       <w:tr>
         <w:tc>
           <w:tcPr>
-            <w:tcW w:type="dxa" w:w="680"/>
+            <w:tcW w:type="dxa" w:w="567"/>
           </w:tcPr>
           <w:p>
             <w:r/>
@@ -5910,21 +5829,21 @@
         </w:tc>
         <w:tc>
           <w:tcPr>
-            <w:tcW w:type="dxa" w:w="5443"/>
-          </w:tcPr>
-          <w:p>
-            <w:r/>
-            <w:r>
-              <w:rPr>
-                <w:sz w:val="17"/>
-              </w:rPr>
-              <w:t>Proračun protutlaka izduvnog sistema</w:t>
-            </w:r>
-          </w:p>
-        </w:tc>
-        <w:tc>
-          <w:tcPr>
-            <w:tcW w:type="dxa" w:w="907"/>
+            <w:tcW w:type="dxa" w:w="5896"/>
+          </w:tcPr>
+          <w:p>
+            <w:r/>
+            <w:r>
+              <w:rPr>
+                <w:sz w:val="17"/>
+              </w:rPr>
+              <w:t>Proračun pada pritiska ventilacije i protutlaka izduvnog sistema</w:t>
+            </w:r>
+          </w:p>
+        </w:tc>
+        <w:tc>
+          <w:tcPr>
+            <w:tcW w:type="dxa" w:w="1020"/>
           </w:tcPr>
           <w:p>
             <w:r/>
@@ -5938,15 +5857,15 @@
         </w:tc>
         <w:tc>
           <w:tcPr>
-            <w:tcW w:type="dxa" w:w="2381"/>
-          </w:tcPr>
-          <w:p>
-            <w:r/>
-            <w:r>
-              <w:rPr>
-                <w:sz w:val="17"/>
-              </w:rPr>
-              <w:t>OBAVEZNO</w:t>
+            <w:tcW w:type="dxa" w:w="1928"/>
+          </w:tcPr>
+          <w:p>
+            <w:r/>
+            <w:r>
+              <w:rPr>
+                <w:sz w:val="17"/>
+              </w:rPr>
+              <w:t>REALIZACIJA</w:t>
             </w:r>
           </w:p>
         </w:tc>
@@ -5954,7 +5873,7 @@
       <w:tr>
         <w:tc>
           <w:tcPr>
-            <w:tcW w:type="dxa" w:w="680"/>
+            <w:tcW w:type="dxa" w:w="567"/>
           </w:tcPr>
           <w:p>
             <w:r/>
@@ -5968,21 +5887,21 @@
         </w:tc>
         <w:tc>
           <w:tcPr>
-            <w:tcW w:type="dxa" w:w="5443"/>
-          </w:tcPr>
-          <w:p>
-            <w:r/>
-            <w:r>
-              <w:rPr>
-                <w:sz w:val="17"/>
-              </w:rPr>
-              <w:t>Proračun nosivosti poda kontejnera za skid i pun spremnik</w:t>
-            </w:r>
-          </w:p>
-        </w:tc>
-        <w:tc>
-          <w:tcPr>
-            <w:tcW w:type="dxa" w:w="907"/>
+            <w:tcW w:type="dxa" w:w="5896"/>
+          </w:tcPr>
+          <w:p>
+            <w:r/>
+            <w:r>
+              <w:rPr>
+                <w:sz w:val="17"/>
+              </w:rPr>
+              <w:t>Elaborat zaštite od požara za prostor sa rezervoarom 500 l</w:t>
+            </w:r>
+          </w:p>
+        </w:tc>
+        <w:tc>
+          <w:tcPr>
+            <w:tcW w:type="dxa" w:w="1020"/>
           </w:tcPr>
           <w:p>
             <w:r/>
@@ -5996,15 +5915,15 @@
         </w:tc>
         <w:tc>
           <w:tcPr>
-            <w:tcW w:type="dxa" w:w="2381"/>
-          </w:tcPr>
-          <w:p>
-            <w:r/>
-            <w:r>
-              <w:rPr>
-                <w:sz w:val="17"/>
-              </w:rPr>
-              <w:t>OBAVEZNO</w:t>
+            <w:tcW w:type="dxa" w:w="1928"/>
+          </w:tcPr>
+          <w:p>
+            <w:r/>
+            <w:r>
+              <w:rPr>
+                <w:sz w:val="17"/>
+              </w:rPr>
+              <w:t>REALIZACIJA</w:t>
             </w:r>
           </w:p>
         </w:tc>
@@ -6012,7 +5931,7 @@
       <w:tr>
         <w:tc>
           <w:tcPr>
-            <w:tcW w:type="dxa" w:w="680"/>
+            <w:tcW w:type="dxa" w:w="567"/>
           </w:tcPr>
           <w:p>
             <w:r/>
@@ -6026,21 +5945,21 @@
         </w:tc>
         <w:tc>
           <w:tcPr>
-            <w:tcW w:type="dxa" w:w="5443"/>
-          </w:tcPr>
-          <w:p>
-            <w:r/>
-            <w:r>
-              <w:rPr>
-                <w:sz w:val="17"/>
-              </w:rPr>
-              <w:t>Jednopolna shema novog GRO sa zaštitnim uređajima</w:t>
-            </w:r>
-          </w:p>
-        </w:tc>
-        <w:tc>
-          <w:tcPr>
-            <w:tcW w:type="dxa" w:w="907"/>
+            <w:tcW w:type="dxa" w:w="5896"/>
+          </w:tcPr>
+          <w:p>
+            <w:r/>
+            <w:r>
+              <w:rPr>
+                <w:sz w:val="17"/>
+              </w:rPr>
+              <w:t>Atesti i certifikati za elektro opremu, CPR kablove i prenaponsku zaštitu (SPD)</w:t>
+            </w:r>
+          </w:p>
+        </w:tc>
+        <w:tc>
+          <w:tcPr>
+            <w:tcW w:type="dxa" w:w="1020"/>
           </w:tcPr>
           <w:p>
             <w:r/>
@@ -6054,15 +5973,15 @@
         </w:tc>
         <w:tc>
           <w:tcPr>
-            <w:tcW w:type="dxa" w:w="2381"/>
-          </w:tcPr>
-          <w:p>
-            <w:r/>
-            <w:r>
-              <w:rPr>
-                <w:sz w:val="17"/>
-              </w:rPr>
-              <w:t>OBAVEZNO</w:t>
+            <w:tcW w:type="dxa" w:w="1928"/>
+          </w:tcPr>
+          <w:p>
+            <w:r/>
+            <w:r>
+              <w:rPr>
+                <w:sz w:val="17"/>
+              </w:rPr>
+              <w:t>REALIZACIJA</w:t>
             </w:r>
           </w:p>
         </w:tc>
@@ -6070,7 +5989,7 @@
       <w:tr>
         <w:tc>
           <w:tcPr>
-            <w:tcW w:type="dxa" w:w="680"/>
+            <w:tcW w:type="dxa" w:w="567"/>
           </w:tcPr>
           <w:p>
             <w:r/>
@@ -6084,21 +6003,21 @@
         </w:tc>
         <w:tc>
           <w:tcPr>
-            <w:tcW w:type="dxa" w:w="5443"/>
-          </w:tcPr>
-          <w:p>
-            <w:r/>
-            <w:r>
-              <w:rPr>
-                <w:sz w:val="17"/>
-              </w:rPr>
-              <w:t>Ovlaštenje proizvođača ili ovlaštenog distributera za ponuđeni agregat</w:t>
-            </w:r>
-          </w:p>
-        </w:tc>
-        <w:tc>
-          <w:tcPr>
-            <w:tcW w:type="dxa" w:w="907"/>
+            <w:tcW w:type="dxa" w:w="5896"/>
+          </w:tcPr>
+          <w:p>
+            <w:r/>
+            <w:r>
+              <w:rPr>
+                <w:sz w:val="17"/>
+              </w:rPr>
+              <w:t>Ispitni protokoli elektroinstalacija i otpora uzemljenja (≤10 Ω)</w:t>
+            </w:r>
+          </w:p>
+        </w:tc>
+        <w:tc>
+          <w:tcPr>
+            <w:tcW w:type="dxa" w:w="1020"/>
           </w:tcPr>
           <w:p>
             <w:r/>
@@ -6112,15 +6031,15 @@
         </w:tc>
         <w:tc>
           <w:tcPr>
-            <w:tcW w:type="dxa" w:w="2381"/>
-          </w:tcPr>
-          <w:p>
-            <w:r/>
-            <w:r>
-              <w:rPr>
-                <w:sz w:val="17"/>
-              </w:rPr>
-              <w:t>OBAVEZNO</w:t>
+            <w:tcW w:type="dxa" w:w="1928"/>
+          </w:tcPr>
+          <w:p>
+            <w:r/>
+            <w:r>
+              <w:rPr>
+                <w:sz w:val="17"/>
+              </w:rPr>
+              <w:t>PRIMOPREDAJA</w:t>
             </w:r>
           </w:p>
         </w:tc>
@@ -6128,7 +6047,7 @@
       <w:tr>
         <w:tc>
           <w:tcPr>
-            <w:tcW w:type="dxa" w:w="680"/>
+            <w:tcW w:type="dxa" w:w="567"/>
           </w:tcPr>
           <w:p>
             <w:r/>
@@ -6142,21 +6061,21 @@
         </w:tc>
         <w:tc>
           <w:tcPr>
-            <w:tcW w:type="dxa" w:w="5443"/>
-          </w:tcPr>
-          <w:p>
-            <w:r/>
-            <w:r>
-              <w:rPr>
-                <w:sz w:val="17"/>
-              </w:rPr>
-              <w:t>ISO 9001 i ISO 14001 proizvođača agregata</w:t>
-            </w:r>
-          </w:p>
-        </w:tc>
-        <w:tc>
-          <w:tcPr>
-            <w:tcW w:type="dxa" w:w="907"/>
+            <w:tcW w:type="dxa" w:w="5896"/>
+          </w:tcPr>
+          <w:p>
+            <w:r/>
+            <w:r>
+              <w:rPr>
+                <w:sz w:val="17"/>
+              </w:rPr>
+              <w:t>Protokol o parametriranju i funkcionalnom ispitivanju integracije DEA–PV–baterija</w:t>
+            </w:r>
+          </w:p>
+        </w:tc>
+        <w:tc>
+          <w:tcPr>
+            <w:tcW w:type="dxa" w:w="1020"/>
           </w:tcPr>
           <w:p>
             <w:r/>
@@ -6170,131 +6089,15 @@
         </w:tc>
         <w:tc>
           <w:tcPr>
-            <w:tcW w:type="dxa" w:w="2381"/>
-          </w:tcPr>
-          <w:p>
-            <w:r/>
-            <w:r>
-              <w:rPr>
-                <w:sz w:val="17"/>
-              </w:rPr>
-              <w:t>OBAVEZNO</w:t>
-            </w:r>
-          </w:p>
-        </w:tc>
-      </w:tr>
-      <w:tr>
-        <w:tc>
-          <w:tcPr>
-            <w:tcW w:type="dxa" w:w="680"/>
-          </w:tcPr>
-          <w:p>
-            <w:r/>
-            <w:r>
-              <w:rPr>
-                <w:sz w:val="17"/>
-              </w:rPr>
-              <w:t>13</w:t>
-            </w:r>
-          </w:p>
-        </w:tc>
-        <w:tc>
-          <w:tcPr>
-            <w:tcW w:type="dxa" w:w="5443"/>
-          </w:tcPr>
-          <w:p>
-            <w:r/>
-            <w:r>
-              <w:rPr>
-                <w:sz w:val="17"/>
-              </w:rPr>
-              <w:t>Kataloška dokumentacija sa označenim ponuđenim tipovima</w:t>
-            </w:r>
-          </w:p>
-        </w:tc>
-        <w:tc>
-          <w:tcPr>
-            <w:tcW w:type="dxa" w:w="907"/>
-          </w:tcPr>
-          <w:p>
-            <w:r/>
-            <w:r>
-              <w:rPr>
-                <w:sz w:val="17"/>
-              </w:rPr>
-              <w:t>1, 2</w:t>
-            </w:r>
-          </w:p>
-        </w:tc>
-        <w:tc>
-          <w:tcPr>
-            <w:tcW w:type="dxa" w:w="2381"/>
-          </w:tcPr>
-          <w:p>
-            <w:r/>
-            <w:r>
-              <w:rPr>
-                <w:sz w:val="17"/>
-              </w:rPr>
-              <w:t>OBAVEZNO</w:t>
-            </w:r>
-          </w:p>
-        </w:tc>
-      </w:tr>
-      <w:tr>
-        <w:tc>
-          <w:tcPr>
-            <w:tcW w:type="dxa" w:w="680"/>
-          </w:tcPr>
-          <w:p>
-            <w:r/>
-            <w:r>
-              <w:rPr>
-                <w:sz w:val="17"/>
-              </w:rPr>
-              <w:t>14</w:t>
-            </w:r>
-          </w:p>
-        </w:tc>
-        <w:tc>
-          <w:tcPr>
-            <w:tcW w:type="dxa" w:w="5443"/>
-          </w:tcPr>
-          <w:p>
-            <w:r/>
-            <w:r>
-              <w:rPr>
-                <w:sz w:val="17"/>
-              </w:rPr>
-              <w:t>Akustički proračun, ako se zahtijeva nivo buke</w:t>
-            </w:r>
-          </w:p>
-        </w:tc>
-        <w:tc>
-          <w:tcPr>
-            <w:tcW w:type="dxa" w:w="907"/>
-          </w:tcPr>
-          <w:p>
-            <w:r/>
-            <w:r>
-              <w:rPr>
-                <w:sz w:val="17"/>
-              </w:rPr>
-              <w:t>2</w:t>
-            </w:r>
-          </w:p>
-        </w:tc>
-        <w:tc>
-          <w:tcPr>
-            <w:tcW w:type="dxa" w:w="2381"/>
-          </w:tcPr>
-          <w:p>
-            <w:r/>
-            <w:r>
-              <w:rPr>
-                <w:sz w:val="17"/>
-              </w:rPr>
-              <w:t>po potrebi</w:t>
+            <w:tcW w:type="dxa" w:w="1928"/>
+          </w:tcPr>
+          <w:p>
+            <w:r/>
+            <w:r>
+              <w:rPr>
+                <w:sz w:val="17"/>
+              </w:rPr>
+              <w:t>PRIMOPREDAJA</w:t>
             </w:r>
           </w:p>
         </w:tc>
@@ -6664,7 +6467,7 @@
         <w:rPr>
           <w:sz w:val="18"/>
         </w:rPr>
-        <w:t>Sačinio: Rusmir Skopljak, dipl. ing. el.</w:t>
+        <w:t>Autor: Rusmir Skopljak, dipl. ing. el.</w:t>
         <w:br/>
         <w:t>Izvršna direkcija za tehnologiju i razvoj servisa</w:t>
         <w:br/>

--- a/bht-sjednica-final-review/TD-OUTPUT/3. Prilog I TD - Specifikacija zahtjeva.docx
+++ b/bht-sjednica-final-review/TD-OUTPUT/3. Prilog I TD - Specifikacija zahtjeva.docx
@@ -2,7 +2,7 @@
 <file path=word/document.xml><?xml version="1.0" encoding="utf-8"?>
 <w:document xmlns:w="http://schemas.openxmlformats.org/wordprocessingml/2006/main" xmlns:m="http://schemas.openxmlformats.org/officeDocument/2006/math" xmlns:r="http://schemas.openxmlformats.org/officeDocument/2006/relationships" xmlns:o="urn:schemas-microsoft-com:office:office" xmlns:v="urn:schemas-microsoft-com:vml" xmlns:w10="urn:schemas-microsoft-com:office:word" xmlns:a="http://schemas.openxmlformats.org/drawingml/2006/main" xmlns:pic="http://schemas.openxmlformats.org/drawingml/2006/picture" xmlns:wp="http://schemas.openxmlformats.org/drawingml/2006/wordprocessingDrawing">
   <w:body>
-    <w:bookmarkStart w:id="45" w:name="prilog-i-td-specifikacija-zahtjeva"/>
+    <w:bookmarkStart w:id="52" w:name="prilog-i-td-specifikacija-zahtjeva"/>
     <w:p>
       <w:pPr>
         <w:pStyle w:val="Heading1"/>
@@ -44,7 +44,7 @@
         <w:t xml:space="preserve"> </w:t>
       </w:r>
       <w:r>
-        <w:t xml:space="preserve">Rev 8, 12.08.2026.</w:t>
+        <w:t xml:space="preserve">Rev 9, 11.09.2026.</w:t>
       </w:r>
     </w:p>
     <w:p>
@@ -5168,13 +5168,131 @@
         </w:numPr>
       </w:pPr>
       <w:r>
-        <w:t xml:space="preserve">prijenos alarma u sistem daljinskog nadzora: rad agregata, kvar, nivo goriva,</w:t>
-      </w:r>
-      <w:r>
-        <w:t xml:space="preserve"> </w:t>
-      </w:r>
-      <w:r>
-        <w:t xml:space="preserve">curenje goriva, požar, temperatura prostora</w:t>
+        <w:rPr>
+          <w:b/>
+          <w:bCs/>
+        </w:rPr>
+        <w:t xml:space="preserve">parametriranje SMU za minimalan rad agregata (OBAVEZNO)</w:t>
+      </w:r>
+      <w:r>
+        <w:t xml:space="preserve"> </w:t>
+      </w:r>
+      <w:r>
+        <w:t xml:space="preserve">— dokazuje se protokolom</w:t>
+      </w:r>
+      <w:r>
+        <w:t xml:space="preserve"> </w:t>
+      </w:r>
+      <w:r>
+        <w:t xml:space="preserve">iz Tačke 5, stavka 12:</w:t>
+      </w:r>
+    </w:p>
+    <w:p>
+      <w:pPr>
+        <w:pStyle w:val="Compact"/>
+        <w:numPr>
+          <w:ilvl w:val="1"/>
+          <w:numId w:val="1004"/>
+        </w:numPr>
+      </w:pPr>
+      <w:r>
+        <w:t xml:space="preserve">start agregata pri dubini pražnjenja baterija</w:t>
+      </w:r>
+      <w:r>
+        <w:t xml:space="preserve"> </w:t>
+      </w:r>
+      <w:r>
+        <w:rPr>
+          <w:b/>
+          <w:bCs/>
+        </w:rPr>
+        <w:t xml:space="preserve">DOD 85 %</w:t>
+      </w:r>
+      <w:r>
+        <w:t xml:space="preserve"> </w:t>
+      </w:r>
+      <w:r>
+        <w:t xml:space="preserve">(SoC 15 %)</w:t>
+      </w:r>
+    </w:p>
+    <w:p>
+      <w:pPr>
+        <w:pStyle w:val="Compact"/>
+        <w:numPr>
+          <w:ilvl w:val="1"/>
+          <w:numId w:val="1004"/>
+        </w:numPr>
+      </w:pPr>
+      <w:r>
+        <w:t xml:space="preserve">zaustavljanje agregata pri</w:t>
+      </w:r>
+      <w:r>
+        <w:t xml:space="preserve"> </w:t>
+      </w:r>
+      <w:r>
+        <w:rPr>
+          <w:b/>
+          <w:bCs/>
+        </w:rPr>
+        <w:t xml:space="preserve">SoC 60 %</w:t>
+      </w:r>
+      <w:r>
+        <w:t xml:space="preserve"> </w:t>
+      </w:r>
+      <w:r>
+        <w:t xml:space="preserve">— ostatak punjenja preuzima fotonaponsko</w:t>
+      </w:r>
+      <w:r>
+        <w:t xml:space="preserve"> </w:t>
+      </w:r>
+      <w:r>
+        <w:t xml:space="preserve">polje; punjenje baterija agregatom do vrha povećava rad agregata za 12–15 %</w:t>
+      </w:r>
+    </w:p>
+    <w:p>
+      <w:pPr>
+        <w:pStyle w:val="Compact"/>
+        <w:numPr>
+          <w:ilvl w:val="1"/>
+          <w:numId w:val="1004"/>
+        </w:numPr>
+      </w:pPr>
+      <w:r>
+        <w:t xml:space="preserve">struja punjenja baterija podešena tako da ne ograničava agregat ispod 9,5 kW: na</w:t>
+      </w:r>
+      <w:r>
+        <w:t xml:space="preserve"> </w:t>
+      </w:r>
+      <w:r>
+        <w:t xml:space="preserve">najveću vrijednost koju dozvoljava BMS modula ESM-48100A6 (proračun pretpostavlja</w:t>
+      </w:r>
+      <w:r>
+        <w:t xml:space="preserve"> </w:t>
+      </w:r>
+      <w:r>
+        <w:t xml:space="preserve">0,5 C), uz pisanu potvrdu proizvođača</w:t>
+      </w:r>
+    </w:p>
+    <w:p>
+      <w:pPr>
+        <w:pStyle w:val="Compact"/>
+        <w:numPr>
+          <w:ilvl w:val="1"/>
+          <w:numId w:val="1004"/>
+        </w:numPr>
+      </w:pPr>
+      <w:r>
+        <w:t xml:space="preserve">najkraće vrijeme rada agregata po startu</w:t>
+      </w:r>
+      <w:r>
+        <w:t xml:space="preserve"> </w:t>
+      </w:r>
+      <w:r>
+        <w:rPr>
+          <w:b/>
+          <w:bCs/>
+        </w:rPr>
+        <w:t xml:space="preserve">1 h</w:t>
       </w:r>
     </w:p>
     <w:p>
@@ -5186,23 +5304,13 @@
         </w:numPr>
       </w:pPr>
       <w:r>
-        <w:t xml:space="preserve">upravljačka jedinica kompatibilna sa postojećim sistemom napajanja (modul GIM01C1,</w:t>
-      </w:r>
-      <w:r>
-        <w:t xml:space="preserve"> </w:t>
-      </w:r>
-      <w:r>
-        <w:t xml:space="preserve">AC ulazni modul AIU03)</w:t>
-      </w:r>
-    </w:p>
-    <w:bookmarkEnd w:id="39"/>
-    <w:bookmarkStart w:id="40" w:name="zaštita-od-požara"/>
-    <w:p>
-      <w:pPr>
-        <w:pStyle w:val="Heading3"/>
-      </w:pPr>
-      <w:r>
-        <w:t xml:space="preserve">4.7 Zaštita od požara</w:t>
+        <w:t xml:space="preserve">prijenos alarma u sistem daljinskog nadzora: rad agregata, kvar, nivo goriva,</w:t>
+      </w:r>
+      <w:r>
+        <w:t xml:space="preserve"> </w:t>
+      </w:r>
+      <w:r>
+        <w:t xml:space="preserve">curenje goriva, požar, temperatura prostora</w:t>
       </w:r>
     </w:p>
     <w:p>
@@ -5210,11 +5318,27 @@
         <w:pStyle w:val="Compact"/>
         <w:numPr>
           <w:ilvl w:val="0"/>
-          <w:numId w:val="1004"/>
+          <w:numId w:val="1003"/>
         </w:numPr>
       </w:pPr>
       <w:r>
-        <w:t xml:space="preserve">elaborat zaštite od požara za prostor sa 500 l dizel goriva — tokom primopredaje</w:t>
+        <w:t xml:space="preserve">upravljačka jedinica kompatibilna sa postojećim sistemom napajanja (modul GIM01C1,</w:t>
+      </w:r>
+      <w:r>
+        <w:t xml:space="preserve"> </w:t>
+      </w:r>
+      <w:r>
+        <w:t xml:space="preserve">AC ulazni modul AIU03)</w:t>
+      </w:r>
+    </w:p>
+    <w:bookmarkEnd w:id="39"/>
+    <w:bookmarkStart w:id="40" w:name="zaštita-od-požara"/>
+    <w:p>
+      <w:pPr>
+        <w:pStyle w:val="Heading3"/>
+      </w:pPr>
+      <w:r>
+        <w:t xml:space="preserve">4.7 Zaštita od požara</w:t>
       </w:r>
     </w:p>
     <w:p>
@@ -5222,11 +5346,11 @@
         <w:pStyle w:val="Compact"/>
         <w:numPr>
           <w:ilvl w:val="0"/>
-          <w:numId w:val="1004"/>
+          <w:numId w:val="1005"/>
         </w:numPr>
       </w:pPr>
       <w:r>
-        <w:t xml:space="preserve">detekcija: dimni i termički detektori; detekcija CO i NO₂</w:t>
+        <w:t xml:space="preserve">elaborat zaštite od požara za prostor sa 500 l dizel goriva — tokom primopredaje</w:t>
       </w:r>
     </w:p>
     <w:p>
@@ -5234,7 +5358,19 @@
         <w:pStyle w:val="Compact"/>
         <w:numPr>
           <w:ilvl w:val="0"/>
-          <w:numId w:val="1004"/>
+          <w:numId w:val="1005"/>
+        </w:numPr>
+      </w:pPr>
+      <w:r>
+        <w:t xml:space="preserve">detekcija: dimni i termički detektori; detekcija CO i NO₂</w:t>
+      </w:r>
+    </w:p>
+    <w:p>
+      <w:pPr>
+        <w:pStyle w:val="Compact"/>
+        <w:numPr>
+          <w:ilvl w:val="0"/>
+          <w:numId w:val="1005"/>
         </w:numPr>
       </w:pPr>
       <w:r>
@@ -5256,7 +5392,7 @@
         <w:pStyle w:val="Compact"/>
         <w:numPr>
           <w:ilvl w:val="0"/>
-          <w:numId w:val="1004"/>
+          <w:numId w:val="1005"/>
         </w:numPr>
       </w:pPr>
       <w:r>
@@ -5268,7 +5404,7 @@
         <w:pStyle w:val="Compact"/>
         <w:numPr>
           <w:ilvl w:val="0"/>
-          <w:numId w:val="1004"/>
+          <w:numId w:val="1005"/>
         </w:numPr>
       </w:pPr>
       <w:r>
@@ -5280,7 +5416,7 @@
         <w:pStyle w:val="Compact"/>
         <w:numPr>
           <w:ilvl w:val="0"/>
-          <w:numId w:val="1004"/>
+          <w:numId w:val="1005"/>
         </w:numPr>
       </w:pPr>
       <w:r>
@@ -5292,7 +5428,7 @@
         <w:pStyle w:val="Compact"/>
         <w:numPr>
           <w:ilvl w:val="0"/>
-          <w:numId w:val="1004"/>
+          <w:numId w:val="1005"/>
         </w:numPr>
       </w:pPr>
       <w:r>
@@ -6037,7 +6173,7 @@
               <w:pStyle w:val="Compact"/>
             </w:pPr>
             <w:r>
-              <w:t xml:space="preserve">Protokol o parametriranju i funkcionalnom ispitivanju integracije DEA–PV–baterija, uključujući postavljeno ograničenje od 9,5 kW</w:t>
+              <w:t xml:space="preserve">Protokol o parametriranju i funkcionalnom ispitivanju integracije DEA–PV–baterija, uključujući postavljeno ograničenje od 9,5 kW, start pri DOD 85 %, stop pri SoC 60 %, struju punjenja uz potvrdu proizvođača baterija i najkraće vrijeme rada</w:t>
             </w:r>
           </w:p>
         </w:tc>
@@ -6320,7 +6456,7 @@
         <w:pStyle w:val="Compact"/>
         <w:numPr>
           <w:ilvl w:val="0"/>
-          <w:numId w:val="1005"/>
+          <w:numId w:val="1006"/>
         </w:numPr>
       </w:pPr>
       <w:r>
@@ -6348,7 +6484,7 @@
         <w:pStyle w:val="Compact"/>
         <w:numPr>
           <w:ilvl w:val="0"/>
-          <w:numId w:val="1005"/>
+          <w:numId w:val="1006"/>
         </w:numPr>
       </w:pPr>
       <w:r>
@@ -6370,7 +6506,7 @@
         <w:pStyle w:val="Compact"/>
         <w:numPr>
           <w:ilvl w:val="0"/>
-          <w:numId w:val="1005"/>
+          <w:numId w:val="1006"/>
         </w:numPr>
       </w:pPr>
       <w:r>
@@ -6382,15 +6518,467 @@
         <w:pStyle w:val="Compact"/>
         <w:numPr>
           <w:ilvl w:val="0"/>
-          <w:numId w:val="1005"/>
+          <w:numId w:val="1006"/>
         </w:numPr>
       </w:pPr>
       <w:r>
         <w:t xml:space="preserve">dokumentacija izvedenog stanja i uputstva za pogon i održavanje</w:t>
       </w:r>
     </w:p>
+    <w:p>
+      <w:r>
+        <w:pict>
+          <v:rect style="width:0;height:1.5pt" o:hralign="center" o:hrstd="t" o:hr="t"/>
+        </w:pict>
+      </w:r>
+    </w:p>
     <w:bookmarkEnd w:id="44"/>
-    <w:bookmarkEnd w:id="45"/>
+    <w:bookmarkStart w:id="51" w:name="očekivani-energetski-bilans-informativno"/>
+    <w:p>
+      <w:pPr>
+        <w:pStyle w:val="Heading2"/>
+      </w:pPr>
+      <w:r>
+        <w:t xml:space="preserve">8. Očekivani energetski bilans (informativno)</w:t>
+      </w:r>
+    </w:p>
+    <w:p>
+      <w:pPr>
+        <w:pStyle w:val="FirstParagraph"/>
+      </w:pPr>
+      <w:r>
+        <w:t xml:space="preserve">Satna simulacija energetskog bilansa na −48 V DC sabirnici za 19 godina (2005–2023):</w:t>
+      </w:r>
+      <w:r>
+        <w:t xml:space="preserve"> </w:t>
+      </w:r>
+      <w:r>
+        <w:t xml:space="preserve">ozračenje lokacije iz PVGIS-SARAH3, FN lanac sa gubicima po komponentama (uključujući</w:t>
+      </w:r>
+      <w:r>
+        <w:t xml:space="preserve"> </w:t>
+      </w:r>
+      <w:r>
+        <w:t xml:space="preserve">krivulju efikasnosti iSSU S4875G2), baterije 28,8 kWh i agregat preko ispravljača</w:t>
+      </w:r>
+      <w:r>
+        <w:t xml:space="preserve"> </w:t>
+      </w:r>
+      <w:r>
+        <w:t xml:space="preserve">ograničenih na 9,5 kW, uz parametriranje SMU iz Tačke 4.6. Metoda, provjera prema</w:t>
+      </w:r>
+      <w:r>
+        <w:t xml:space="preserve"> </w:t>
+      </w:r>
+      <w:r>
+        <w:t xml:space="preserve">PVGIS-u, gubici i osjetljivost na postavke su u Proračunima, dio A.6.</w:t>
+      </w:r>
+      <w:r>
+        <w:t xml:space="preserve"> </w:t>
+      </w:r>
+      <w:r>
+        <w:rPr>
+          <w:b/>
+          <w:bCs/>
+        </w:rPr>
+        <w:t xml:space="preserve">Vrijednosti su</w:t>
+      </w:r>
+      <w:r>
+        <w:rPr>
+          <w:b/>
+          <w:bCs/>
+        </w:rPr>
+        <w:t xml:space="preserve"> </w:t>
+      </w:r>
+      <w:r>
+        <w:rPr>
+          <w:b/>
+          <w:bCs/>
+        </w:rPr>
+        <w:t xml:space="preserve">informativne i ne mijenjaju zahtjeve Tačaka 3 i 4.</w:t>
+      </w:r>
+    </w:p>
+    <w:tbl>
+      <w:tblPr>
+        <w:tblStyle w:val="Table"/>
+        <w:tblW w:type="dxa" w:w="9638"/>
+        <w:tblLook w:firstRow="1" w:lastRow="0" w:firstColumn="0" w:lastColumn="0" w:noHBand="0" w:noVBand="0" w:val="0020"/>
+      </w:tblPr>
+      <w:tblGrid>
+        <w:gridCol w:w="3276"/>
+        <w:gridCol w:w="6362"/>
+      </w:tblGrid>
+      <w:tr>
+        <w:trPr>
+          <w:tblHeader w:val="on"/>
+        </w:trPr>
+        <w:tc>
+          <w:tcPr/>
+          <w:p>
+            <w:pPr>
+              <w:pStyle w:val="Compact"/>
+            </w:pPr>
+            <w:r>
+              <w:t xml:space="preserve">Pokazatelj</w:t>
+            </w:r>
+          </w:p>
+        </w:tc>
+        <w:tc>
+          <w:tcPr/>
+          <w:p>
+            <w:pPr>
+              <w:pStyle w:val="Compact"/>
+            </w:pPr>
+            <w:r>
+              <w:t xml:space="preserve">Vrijednost</w:t>
+            </w:r>
+          </w:p>
+        </w:tc>
+      </w:tr>
+      <w:tr>
+        <w:tc>
+          <w:tcPr/>
+          <w:p>
+            <w:pPr>
+              <w:pStyle w:val="Compact"/>
+            </w:pPr>
+            <w:r>
+              <w:t xml:space="preserve">FN proizvodnja na DC sabirnici</w:t>
+            </w:r>
+          </w:p>
+        </w:tc>
+        <w:tc>
+          <w:tcPr/>
+          <w:p>
+            <w:pPr>
+              <w:pStyle w:val="Compact"/>
+            </w:pPr>
+            <w:r>
+              <w:t xml:space="preserve">≈10 140 kWh/god (1 444 kWh/kWp)</w:t>
+            </w:r>
+          </w:p>
+        </w:tc>
+      </w:tr>
+      <w:tr>
+        <w:tc>
+          <w:tcPr/>
+          <w:p>
+            <w:pPr>
+              <w:pStyle w:val="Compact"/>
+            </w:pPr>
+            <w:r>
+              <w:t xml:space="preserve">Potrošnja</w:t>
+            </w:r>
+          </w:p>
+        </w:tc>
+        <w:tc>
+          <w:tcPr/>
+          <w:p>
+            <w:pPr>
+              <w:pStyle w:val="Compact"/>
+            </w:pPr>
+            <w:r>
+              <w:t xml:space="preserve">≈10 570 kWh/god (1180 W TK + hlađenje ormara i pomoćna potrošnja)</w:t>
+            </w:r>
+          </w:p>
+        </w:tc>
+      </w:tr>
+      <w:tr>
+        <w:tc>
+          <w:tcPr/>
+          <w:p>
+            <w:pPr>
+              <w:pStyle w:val="Compact"/>
+            </w:pPr>
+            <w:r>
+              <w:t xml:space="preserve">Decembar</w:t>
+            </w:r>
+          </w:p>
+        </w:tc>
+        <w:tc>
+          <w:tcPr/>
+          <w:p>
+            <w:pPr>
+              <w:pStyle w:val="Compact"/>
+            </w:pPr>
+            <w:r>
+              <w:t xml:space="preserve">FN ≈560 kWh prema potrošnji ≈890 kWh — razliku pokriva agregat</w:t>
+            </w:r>
+          </w:p>
+        </w:tc>
+      </w:tr>
+      <w:tr>
+        <w:tc>
+          <w:tcPr/>
+          <w:p>
+            <w:pPr>
+              <w:pStyle w:val="Compact"/>
+            </w:pPr>
+            <w:r>
+              <w:t xml:space="preserve">Solarni udio u potrošnji</w:t>
+            </w:r>
+          </w:p>
+        </w:tc>
+        <w:tc>
+          <w:tcPr/>
+          <w:p>
+            <w:pPr>
+              <w:pStyle w:val="Compact"/>
+            </w:pPr>
+            <w:r>
+              <w:t xml:space="preserve">75,5 %</w:t>
+            </w:r>
+          </w:p>
+        </w:tc>
+      </w:tr>
+      <w:tr>
+        <w:tc>
+          <w:tcPr/>
+          <w:p>
+            <w:pPr>
+              <w:pStyle w:val="Compact"/>
+            </w:pPr>
+            <w:r>
+              <w:rPr>
+                <w:b/>
+                <w:bCs/>
+              </w:rPr>
+              <w:t xml:space="preserve">Rad agregata</w:t>
+            </w:r>
+          </w:p>
+        </w:tc>
+        <w:tc>
+          <w:tcPr/>
+          <w:p>
+            <w:pPr>
+              <w:pStyle w:val="Compact"/>
+            </w:pPr>
+            <w:r>
+              <w:rPr>
+                <w:b/>
+                <w:bCs/>
+              </w:rPr>
+              <w:t xml:space="preserve">≈280 h/god</w:t>
+            </w:r>
+            <w:r>
+              <w:t xml:space="preserve"> </w:t>
+            </w:r>
+            <w:r>
+              <w:t xml:space="preserve">u prosjeku; u 9 od 10 godina do ≈350 h; najviše ≈360 h</w:t>
+            </w:r>
+          </w:p>
+        </w:tc>
+      </w:tr>
+      <w:tr>
+        <w:tc>
+          <w:tcPr/>
+          <w:p>
+            <w:pPr>
+              <w:pStyle w:val="Compact"/>
+            </w:pPr>
+            <w:r>
+              <w:t xml:space="preserve">Startova agregata</w:t>
+            </w:r>
+          </w:p>
+        </w:tc>
+        <w:tc>
+          <w:tcPr/>
+          <w:p>
+            <w:pPr>
+              <w:pStyle w:val="Compact"/>
+            </w:pPr>
+            <w:r>
+              <w:t xml:space="preserve">≈165 godišnje, najviše ≈210</w:t>
+            </w:r>
+          </w:p>
+        </w:tc>
+      </w:tr>
+      <w:tr>
+        <w:tc>
+          <w:tcPr/>
+          <w:p>
+            <w:pPr>
+              <w:pStyle w:val="Compact"/>
+            </w:pPr>
+            <w:r>
+              <w:rPr>
+                <w:b/>
+                <w:bCs/>
+              </w:rPr>
+              <w:t xml:space="preserve">Potrošnja goriva</w:t>
+            </w:r>
+          </w:p>
+        </w:tc>
+        <w:tc>
+          <w:tcPr/>
+          <w:p>
+            <w:pPr>
+              <w:pStyle w:val="Compact"/>
+            </w:pPr>
+            <w:r>
+              <w:rPr>
+                <w:b/>
+                <w:bCs/>
+              </w:rPr>
+              <w:t xml:space="preserve">≈940 l/god</w:t>
+            </w:r>
+            <w:r>
+              <w:t xml:space="preserve">; spremnik od 500 l dopunjava se dva do tri puta godišnje</w:t>
+            </w:r>
+          </w:p>
+        </w:tc>
+      </w:tr>
+      <w:tr>
+        <w:tc>
+          <w:tcPr/>
+          <w:p>
+            <w:pPr>
+              <w:pStyle w:val="Compact"/>
+            </w:pPr>
+            <w:r>
+              <w:t xml:space="preserve">Nepokrivena potrošnja</w:t>
+            </w:r>
+          </w:p>
+        </w:tc>
+        <w:tc>
+          <w:tcPr/>
+          <w:p>
+            <w:pPr>
+              <w:pStyle w:val="Compact"/>
+            </w:pPr>
+            <w:r>
+              <w:t xml:space="preserve">0</w:t>
+            </w:r>
+          </w:p>
+        </w:tc>
+      </w:tr>
+    </w:tbl>
+    <w:p>
+      <w:pPr>
+        <w:pStyle w:val="BodyText"/>
+      </w:pPr>
+      <w:r>
+        <w:t xml:space="preserve">Bez parametriranja iz Tačke 4.6 (zaustavljanje pri SoC 90 %, uobičajena struja</w:t>
+      </w:r>
+      <w:r>
+        <w:t xml:space="preserve"> </w:t>
+      </w:r>
+      <w:r>
+        <w:t xml:space="preserve">punjenja) agregat bi radio ≈360 h i trošio ≈1 080 l goriva godišnje.</w:t>
+      </w:r>
+    </w:p>
+    <w:p>
+      <w:pPr>
+        <w:pStyle w:val="CaptionedFigure"/>
+      </w:pPr>
+      <w:r>
+        <w:drawing>
+          <wp:inline>
+            <wp:extent cx="5523978" cy="3006246"/>
+            <wp:effectExtent b="0" l="0" r="0" t="0"/>
+            <wp:docPr descr="Slika 6 — Mjesečni energetski bilans: FN proizvodnja, agregat i potrošnja (prosjek i raspon 2005–2023)" title="" id="46" name="Picture"/>
+            <a:graphic>
+              <a:graphicData uri="http://schemas.openxmlformats.org/drawingml/2006/picture">
+                <pic:pic>
+                  <pic:nvPicPr>
+                    <pic:cNvPr descr="../TD-OUTPUT/grafika/prilog1/energetski-bilans.png" id="47" name="Picture"/>
+                    <pic:cNvPicPr>
+                      <a:picLocks noChangeArrowheads="1" noChangeAspect="1"/>
+                    </pic:cNvPicPr>
+                  </pic:nvPicPr>
+                  <pic:blipFill>
+                    <a:blip r:embed="rId45"/>
+                    <a:stretch>
+                      <a:fillRect/>
+                    </a:stretch>
+                  </pic:blipFill>
+                  <pic:spPr bwMode="auto">
+                    <a:xfrm>
+                      <a:off x="0" y="0"/>
+                      <a:ext cx="5523978" cy="3006246"/>
+                    </a:xfrm>
+                    <a:prstGeom prst="rect">
+                      <a:avLst/>
+                    </a:prstGeom>
+                    <a:noFill/>
+                    <a:ln w="9525">
+                      <a:noFill/>
+                      <a:headEnd/>
+                      <a:tailEnd/>
+                    </a:ln>
+                  </pic:spPr>
+                </pic:pic>
+              </a:graphicData>
+            </a:graphic>
+          </wp:inline>
+        </w:drawing>
+      </w:r>
+    </w:p>
+    <w:p>
+      <w:pPr>
+        <w:pStyle w:val="ImageCaption"/>
+      </w:pPr>
+      <w:r>
+        <w:t xml:space="preserve">Slika 6 — Mjesečni energetski bilans: FN proizvodnja, agregat i potrošnja (prosjek i raspon 2005–2023)</w:t>
+      </w:r>
+    </w:p>
+    <w:p>
+      <w:pPr>
+        <w:pStyle w:val="CaptionedFigure"/>
+      </w:pPr>
+      <w:r>
+        <w:drawing>
+          <wp:inline>
+            <wp:extent cx="5382016" cy="2676394"/>
+            <wp:effectExtent b="0" l="0" r="0" t="0"/>
+            <wp:docPr descr="Slika 7 — Horizont lokacije i putanje Sunca (PVGIS DEM)" title="" id="49" name="Picture"/>
+            <a:graphic>
+              <a:graphicData uri="http://schemas.openxmlformats.org/drawingml/2006/picture">
+                <pic:pic>
+                  <pic:nvPicPr>
+                    <pic:cNvPr descr="../TD-OUTPUT/grafika/prilog1/horizont.png" id="50" name="Picture"/>
+                    <pic:cNvPicPr>
+                      <a:picLocks noChangeArrowheads="1" noChangeAspect="1"/>
+                    </pic:cNvPicPr>
+                  </pic:nvPicPr>
+                  <pic:blipFill>
+                    <a:blip r:embed="rId48"/>
+                    <a:stretch>
+                      <a:fillRect/>
+                    </a:stretch>
+                  </pic:blipFill>
+                  <pic:spPr bwMode="auto">
+                    <a:xfrm>
+                      <a:off x="0" y="0"/>
+                      <a:ext cx="5382016" cy="2676394"/>
+                    </a:xfrm>
+                    <a:prstGeom prst="rect">
+                      <a:avLst/>
+                    </a:prstGeom>
+                    <a:noFill/>
+                    <a:ln w="9525">
+                      <a:noFill/>
+                      <a:headEnd/>
+                      <a:tailEnd/>
+                    </a:ln>
+                  </pic:spPr>
+                </pic:pic>
+              </a:graphicData>
+            </a:graphic>
+          </wp:inline>
+        </w:drawing>
+      </w:r>
+    </w:p>
+    <w:p>
+      <w:pPr>
+        <w:pStyle w:val="ImageCaption"/>
+      </w:pPr>
+      <w:r>
+        <w:t xml:space="preserve">Slika 7 — Horizont lokacije i putanje Sunca (PVGIS DEM)</w:t>
+      </w:r>
+    </w:p>
+    <w:bookmarkEnd w:id="51"/>
+    <w:bookmarkEnd w:id="52"/>
     <w:sectPr>
       <w:pgSz w:h="16838" w:w="11906"/>
       <w:pgMar w:bottom="1134" w:footer="709" w:gutter="0" w:header="709" w:left="1134" w:right="1134" w:top="1134"/>
@@ -6619,6 +7207,9 @@
     <w:abstractNumId w:val="991"/>
   </w:num>
   <w:num w:numId="1005">
+    <w:abstractNumId w:val="991"/>
+  </w:num>
+  <w:num w:numId="1006">
     <w:abstractNumId w:val="991"/>
   </w:num>
 </w:numbering>

--- a/bht-sjednica-final-review/TD-OUTPUT/3. Prilog I TD - Specifikacija zahtjeva.docx
+++ b/bht-sjednica-final-review/TD-OUTPUT/3. Prilog I TD - Specifikacija zahtjeva.docx
@@ -5246,7 +5246,7 @@
         <w:t xml:space="preserve"> </w:t>
       </w:r>
       <w:r>
-        <w:t xml:space="preserve">polje; punjenje baterija agregatom do vrha povećava rad agregata za 12–15 %</w:t>
+        <w:t xml:space="preserve">polje; punjenje baterija agregatom do vrha povećava rad agregata za 12–17 %</w:t>
       </w:r>
     </w:p>
     <w:p>
@@ -5264,7 +5264,7 @@
         <w:t xml:space="preserve"> </w:t>
       </w:r>
       <w:r>
-        <w:t xml:space="preserve">najveću vrijednost koju dozvoljava BMS modula ESM-48100A6 (proračun pretpostavlja</w:t>
+        <w:t xml:space="preserve">najveću vrijednost koju dozvoljava BMS baterijskih modula (proračun pretpostavlja</w:t>
       </w:r>
       <w:r>
         <w:t xml:space="preserve"> </w:t>
@@ -6559,7 +6559,7 @@
         <w:t xml:space="preserve"> </w:t>
       </w:r>
       <w:r>
-        <w:t xml:space="preserve">krivulju efikasnosti iSSU S4875G2), baterije 28,8 kWh i agregat preko ispravljača</w:t>
+        <w:t xml:space="preserve">krivulju efikasnosti iSSU S4875G2), baterije 48,6 kWh (6 × 150 Ah) i agregat preko ispravljača</w:t>
       </w:r>
       <w:r>
         <w:t xml:space="preserve"> </w:t>
@@ -6726,7 +6726,7 @@
               <w:pStyle w:val="Compact"/>
             </w:pPr>
             <w:r>
-              <w:t xml:space="preserve">75,5 %</w:t>
+              <w:t xml:space="preserve">79,8 %</w:t>
             </w:r>
           </w:p>
         </w:tc>
@@ -6758,13 +6758,13 @@
                 <w:b/>
                 <w:bCs/>
               </w:rPr>
-              <w:t xml:space="preserve">≈280 h/god</w:t>
+              <w:t xml:space="preserve">≈230 h/god</w:t>
             </w:r>
             <w:r>
               <w:t xml:space="preserve"> </w:t>
             </w:r>
             <w:r>
-              <w:t xml:space="preserve">u prosjeku; u 9 od 10 godina do ≈350 h; najviše ≈360 h</w:t>
+              <w:t xml:space="preserve">u prosjeku; u 9 od 10 godina do ≈290 h; najviše ≈310 h</w:t>
             </w:r>
           </w:p>
         </w:tc>
@@ -6788,7 +6788,7 @@
               <w:pStyle w:val="Compact"/>
             </w:pPr>
             <w:r>
-              <w:t xml:space="preserve">≈165 godišnje, najviše ≈210</w:t>
+              <w:t xml:space="preserve">≈80 godišnje, najviše ≈110</w:t>
             </w:r>
           </w:p>
         </w:tc>
@@ -6820,10 +6820,10 @@
                 <w:b/>
                 <w:bCs/>
               </w:rPr>
-              <w:t xml:space="preserve">≈940 l/god</w:t>
-            </w:r>
-            <w:r>
-              <w:t xml:space="preserve">; spremnik od 500 l dopunjava se dva do tri puta godišnje</w:t>
+              <w:t xml:space="preserve">≈770 l/god</w:t>
+            </w:r>
+            <w:r>
+              <w:t xml:space="preserve">; spremnik od 500 l dopunjava se dva puta godišnje</w:t>
             </w:r>
           </w:p>
         </w:tc>
@@ -6864,7 +6864,7 @@
         <w:t xml:space="preserve"> </w:t>
       </w:r>
       <w:r>
-        <w:t xml:space="preserve">punjenja) agregat bi radio ≈360 h i trošio ≈1 080 l goriva godišnje.</w:t>
+        <w:t xml:space="preserve">punjenja) agregat bi radio ≈260 h i trošio ≈870 l goriva godišnje.</w:t>
       </w:r>
     </w:p>
     <w:p>

--- a/bht-sjednica-final-review/TD-OUTPUT/3. Prilog I TD - Specifikacija zahtjeva.docx
+++ b/bht-sjednica-final-review/TD-OUTPUT/3. Prilog I TD - Specifikacija zahtjeva.docx
@@ -3902,7 +3902,20 @@
               <w:pStyle w:val="Compact"/>
             </w:pPr>
             <w:r>
-              <w:t xml:space="preserve">1200 m³/h, Ø315, vođen termostatom i kontrolerom DEA, blokiran sa aktiviranjem gašenja požara</w:t>
+              <w:t xml:space="preserve">1200 m³/h, Ø315,</w:t>
+            </w:r>
+            <w:r>
+              <w:t xml:space="preserve"> </w:t>
+            </w:r>
+            <w:r>
+              <w:rPr>
+                <w:b/>
+                <w:bCs/>
+              </w:rPr>
+              <w:t xml:space="preserve">48 V DC (EC)</w:t>
+            </w:r>
+            <w:r>
+              <w:t xml:space="preserve">, napajan sa DC razvoda −48 V (Tačka 4.5); vođen termostatom dok agregat ne radi (i za hlađenje nakon zaustavljanja); kontroler DEA ga isključuje dok agregat radi, jer tada prostor ventilira struja zraka hladnjaka; blokiran sa aktiviranjem gašenja požara</w:t>
             </w:r>
           </w:p>
         </w:tc>
@@ -5006,7 +5019,7 @@
               <w:pStyle w:val="Compact"/>
             </w:pPr>
             <w:r>
-              <w:t xml:space="preserve">snimiti stanje i prevezati svih 7 postojećih krugova u novi GRO; signalna rasvjeta antenskog stuba (K7) na zasebnom nadziranom krugu</w:t>
+              <w:t xml:space="preserve">snimiti stanje i prevezati postojeće krugove u novi GRO; signalna rasvjeta antenskog stuba (K7) prelazi na DC razvod −48 V</w:t>
             </w:r>
           </w:p>
         </w:tc>
@@ -5079,6 +5092,260 @@
             </w:pPr>
             <w:r>
               <w:t xml:space="preserve">≤10 Ω</w:t>
+            </w:r>
+          </w:p>
+        </w:tc>
+      </w:tr>
+    </w:tbl>
+    <w:p>
+      <w:pPr>
+        <w:pStyle w:val="BodyText"/>
+      </w:pPr>
+      <w:r>
+        <w:rPr>
+          <w:b/>
+          <w:bCs/>
+        </w:rPr>
+        <w:t xml:space="preserve">Trajni potrošači — napajanje sa −48 V DC.</w:t>
+      </w:r>
+      <w:r>
+        <w:t xml:space="preserve"> </w:t>
+      </w:r>
+      <w:r>
+        <w:t xml:space="preserve">Agregat je jedini izvor izmjeničnog napona:</w:t>
+      </w:r>
+      <w:r>
+        <w:t xml:space="preserve"> </w:t>
+      </w:r>
+      <w:r>
+        <w:t xml:space="preserve">izvodi GRO (rasvjeta, utičnice, pomoćni potrošači agregata, napajanje ispravljača) su pod</w:t>
+      </w:r>
+      <w:r>
+        <w:t xml:space="preserve"> </w:t>
+      </w:r>
+      <w:r>
+        <w:t xml:space="preserve">naponom samo dok agregat radi. Potrošači koji moraju raditi i kad agregat ne radi</w:t>
+      </w:r>
+      <w:r>
+        <w:t xml:space="preserve"> </w:t>
+      </w:r>
+      <w:r>
+        <w:t xml:space="preserve">napajaju se sa −48 V DC iz ormara Huawei ICC360-HA1-C1 — sa slobodnog DC izvoda sa</w:t>
+      </w:r>
+      <w:r>
+        <w:t xml:space="preserve"> </w:t>
+      </w:r>
+      <w:r>
+        <w:t xml:space="preserve">vlastitim zaštitnim prekidačem — preko novog</w:t>
+      </w:r>
+      <w:r>
+        <w:t xml:space="preserve"> </w:t>
+      </w:r>
+      <w:r>
+        <w:rPr>
+          <w:b/>
+          <w:bCs/>
+        </w:rPr>
+        <w:t xml:space="preserve">DC razvoda −48 V</w:t>
+      </w:r>
+      <w:r>
+        <w:t xml:space="preserve"> </w:t>
+      </w:r>
+      <w:r>
+        <w:t xml:space="preserve">u kontejneru:</w:t>
+      </w:r>
+    </w:p>
+    <w:tbl>
+      <w:tblPr>
+        <w:tblStyle w:val="Table"/>
+        <w:tblW w:type="dxa" w:w="9638"/>
+        <w:tblLook w:firstRow="1" w:lastRow="0" w:firstColumn="0" w:lastColumn="0" w:noHBand="0" w:noVBand="0" w:val="0020"/>
+      </w:tblPr>
+      <w:tblGrid>
+        <w:gridCol w:w="3276"/>
+        <w:gridCol w:w="6362"/>
+      </w:tblGrid>
+      <w:tr>
+        <w:trPr>
+          <w:tblHeader w:val="on"/>
+        </w:trPr>
+        <w:tc>
+          <w:tcPr/>
+          <w:p>
+            <w:pPr>
+              <w:pStyle w:val="Compact"/>
+            </w:pPr>
+            <w:r>
+              <w:t xml:space="preserve">Potrošač na DC razvodu</w:t>
+            </w:r>
+          </w:p>
+        </w:tc>
+        <w:tc>
+          <w:tcPr/>
+          <w:p>
+            <w:pPr>
+              <w:pStyle w:val="Compact"/>
+            </w:pPr>
+            <w:r>
+              <w:t xml:space="preserve">Zahtjev</w:t>
+            </w:r>
+          </w:p>
+        </w:tc>
+      </w:tr>
+      <w:tr>
+        <w:tc>
+          <w:tcPr/>
+          <w:p>
+            <w:pPr>
+              <w:pStyle w:val="Compact"/>
+            </w:pPr>
+            <w:r>
+              <w:t xml:space="preserve">Svjetiljka za obilježavanje antenskog stuba (K7)</w:t>
+            </w:r>
+          </w:p>
+        </w:tc>
+        <w:tc>
+          <w:tcPr/>
+          <w:p>
+            <w:pPr>
+              <w:pStyle w:val="Compact"/>
+            </w:pPr>
+            <w:r>
+              <w:t xml:space="preserve">LED za 48 V DC, niskog intenziteta, sa foto-senzorom i nadzorom ispada prema SMU, umjesto postojeće svjetiljke; ili postojeća svjetiljka preko DC/AC pretvarača ≤100 W</w:t>
+            </w:r>
+          </w:p>
+        </w:tc>
+      </w:tr>
+      <w:tr>
+        <w:tc>
+          <w:tcPr/>
+          <w:p>
+            <w:pPr>
+              <w:pStyle w:val="Compact"/>
+            </w:pPr>
+            <w:r>
+              <w:t xml:space="preserve">Vatrodojavna centrala</w:t>
+            </w:r>
+          </w:p>
+        </w:tc>
+        <w:tc>
+          <w:tcPr/>
+          <w:p>
+            <w:pPr>
+              <w:pStyle w:val="Compact"/>
+            </w:pPr>
+            <w:r>
+              <w:t xml:space="preserve">preko DC/DC pretvarača na nazivni napon centrale; centrala zadržava vlastite akumulatore prema EN 54-4</w:t>
+            </w:r>
+          </w:p>
+        </w:tc>
+      </w:tr>
+      <w:tr>
+        <w:tc>
+          <w:tcPr/>
+          <w:p>
+            <w:pPr>
+              <w:pStyle w:val="Compact"/>
+            </w:pPr>
+            <w:r>
+              <w:t xml:space="preserve">Punjač akumulatora za start agregata</w:t>
+            </w:r>
+          </w:p>
+        </w:tc>
+        <w:tc>
+          <w:tcPr/>
+          <w:p>
+            <w:pPr>
+              <w:pStyle w:val="Compact"/>
+            </w:pPr>
+            <w:r>
+              <w:t xml:space="preserve">DC/DC 48 V → 12/24 V prema agregatu, sa strujnim ograničenjem i signalizacijom</w:t>
+            </w:r>
+          </w:p>
+        </w:tc>
+      </w:tr>
+      <w:tr>
+        <w:tc>
+          <w:tcPr/>
+          <w:p>
+            <w:pPr>
+              <w:pStyle w:val="Compact"/>
+            </w:pPr>
+            <w:r>
+              <w:t xml:space="preserve">Ventilator prostora</w:t>
+            </w:r>
+          </w:p>
+        </w:tc>
+        <w:tc>
+          <w:tcPr/>
+          <w:p>
+            <w:pPr>
+              <w:pStyle w:val="Compact"/>
+            </w:pPr>
+            <w:r>
+              <w:t xml:space="preserve">48 V DC (EC), Tačka 4.3</w:t>
+            </w:r>
+          </w:p>
+        </w:tc>
+      </w:tr>
+      <w:tr>
+        <w:tc>
+          <w:tcPr/>
+          <w:p>
+            <w:pPr>
+              <w:pStyle w:val="Compact"/>
+            </w:pPr>
+            <w:r>
+              <w:t xml:space="preserve">Rasvjeta kontejnera</w:t>
+            </w:r>
+          </w:p>
+        </w:tc>
+        <w:tc>
+          <w:tcPr/>
+          <w:p>
+            <w:pPr>
+              <w:pStyle w:val="Compact"/>
+            </w:pPr>
+            <w:r>
+              <w:t xml:space="preserve">najmanje jedna LED svjetiljka 48 V DC sa prekidačem uz vrata — svjetlo i kad agregat ne radi</w:t>
+            </w:r>
+          </w:p>
+        </w:tc>
+      </w:tr>
+      <w:tr>
+        <w:tc>
+          <w:tcPr/>
+          <w:p>
+            <w:pPr>
+              <w:pStyle w:val="Compact"/>
+            </w:pPr>
+            <w:r>
+              <w:rPr>
+                <w:b/>
+                <w:bCs/>
+              </w:rPr>
+              <w:t xml:space="preserve">Ukupna trajna potrošnja</w:t>
+            </w:r>
+          </w:p>
+        </w:tc>
+        <w:tc>
+          <w:tcPr/>
+          <w:p>
+            <w:pPr>
+              <w:pStyle w:val="Compact"/>
+            </w:pPr>
+            <w:r>
+              <w:rPr>
+                <w:b/>
+                <w:bCs/>
+              </w:rPr>
+              <w:t xml:space="preserve">≤25 W prosječno</w:t>
+            </w:r>
+            <w:r>
+              <w:t xml:space="preserve"> </w:t>
+            </w:r>
+            <w:r>
+              <w:t xml:space="preserve">(bez rasvjete kontejnera, koja radi samo pri obilasku); Ponuđač dostavlja proračun potrošnje. Energetski bilans (Tačka 8) računa sa 45 W pomoćne potrošnje na −48 V: 20 W za SMU, BMS i ispravljače u mirovanju i 25 W za trajne potrošače</w:t>
             </w:r>
           </w:p>
         </w:tc>
@@ -5246,7 +5513,7 @@
         <w:t xml:space="preserve"> </w:t>
       </w:r>
       <w:r>
-        <w:t xml:space="preserve">polje; punjenje baterija agregatom do vrha povećava rad agregata za 12–17 %</w:t>
+        <w:t xml:space="preserve">polje; punjenje baterija agregatom do vrha povećava rad agregata za 11–17 %</w:t>
       </w:r>
     </w:p>
     <w:p>
@@ -6559,13 +6826,19 @@
         <w:t xml:space="preserve"> </w:t>
       </w:r>
       <w:r>
-        <w:t xml:space="preserve">krivulju efikasnosti iSSU S4875G2), baterije 48,6 kWh (6 × 150 Ah) i agregat preko ispravljača</w:t>
-      </w:r>
-      <w:r>
-        <w:t xml:space="preserve"> </w:t>
-      </w:r>
-      <w:r>
-        <w:t xml:space="preserve">ograničenih na 9,5 kW, uz parametriranje SMU iz Tačke 4.6. Metoda, provjera prema</w:t>
+        <w:t xml:space="preserve">krivulju efikasnosti iSSU S4875G2), baterije 48,6 kWh (6 × 150 Ah), pomoćnu potrošnju od</w:t>
+      </w:r>
+      <w:r>
+        <w:t xml:space="preserve"> </w:t>
+      </w:r>
+      <w:r>
+        <w:t xml:space="preserve">45 W sa trajnim potrošačima iz Tačke 4.5 i agregat preko ispravljača ograničenih na</w:t>
+      </w:r>
+      <w:r>
+        <w:t xml:space="preserve"> </w:t>
+      </w:r>
+      <w:r>
+        <w:t xml:space="preserve">9,5 kW, uz parametriranje SMU iz Tačke 4.6. Metoda, provjera prema</w:t>
       </w:r>
       <w:r>
         <w:t xml:space="preserve"> </w:t>
@@ -6678,7 +6951,7 @@
               <w:pStyle w:val="Compact"/>
             </w:pPr>
             <w:r>
-              <w:t xml:space="preserve">≈10 570 kWh/god (1180 W TK + hlađenje ormara i pomoćna potrošnja)</w:t>
+              <w:t xml:space="preserve">≈10 790 kWh/god (1180 W TK + hlađenje ormara, pomoćna potrošnja i trajni potrošači na −48 V)</w:t>
             </w:r>
           </w:p>
         </w:tc>
@@ -6702,7 +6975,7 @@
               <w:pStyle w:val="Compact"/>
             </w:pPr>
             <w:r>
-              <w:t xml:space="preserve">FN ≈560 kWh prema potrošnji ≈890 kWh — razliku pokriva agregat</w:t>
+              <w:t xml:space="preserve">FN ≈560 kWh prema potrošnji ≈910 kWh — razliku pokriva agregat</w:t>
             </w:r>
           </w:p>
         </w:tc>
@@ -6726,7 +6999,7 @@
               <w:pStyle w:val="Compact"/>
             </w:pPr>
             <w:r>
-              <w:t xml:space="preserve">79,8 %</w:t>
+              <w:t xml:space="preserve">79,2 %</w:t>
             </w:r>
           </w:p>
         </w:tc>
@@ -6758,13 +7031,13 @@
                 <w:b/>
                 <w:bCs/>
               </w:rPr>
-              <w:t xml:space="preserve">≈230 h/god</w:t>
+              <w:t xml:space="preserve">≈250 h/god</w:t>
             </w:r>
             <w:r>
               <w:t xml:space="preserve"> </w:t>
             </w:r>
             <w:r>
-              <w:t xml:space="preserve">u prosjeku; u 9 od 10 godina do ≈290 h; najviše ≈310 h</w:t>
+              <w:t xml:space="preserve">u prosjeku; u 9 od 10 godina do ≈310 h; najviše ≈330 h</w:t>
             </w:r>
           </w:p>
         </w:tc>
@@ -6788,7 +7061,7 @@
               <w:pStyle w:val="Compact"/>
             </w:pPr>
             <w:r>
-              <w:t xml:space="preserve">≈80 godišnje, najviše ≈110</w:t>
+              <w:t xml:space="preserve">≈90 godišnje, najviše ≈120</w:t>
             </w:r>
           </w:p>
         </w:tc>
@@ -6820,7 +7093,7 @@
                 <w:b/>
                 <w:bCs/>
               </w:rPr>
-              <w:t xml:space="preserve">≈770 l/god</w:t>
+              <w:t xml:space="preserve">≈820 l/god</w:t>
             </w:r>
             <w:r>
               <w:t xml:space="preserve">; spremnik od 500 l dopunjava se dva puta godišnje</w:t>
@@ -6864,7 +7137,7 @@
         <w:t xml:space="preserve"> </w:t>
       </w:r>
       <w:r>
-        <w:t xml:space="preserve">punjenja) agregat bi radio ≈260 h i trošio ≈870 l goriva godišnje.</w:t>
+        <w:t xml:space="preserve">punjenja) agregat bi radio ≈280 h i trošio ≈910 l goriva godišnje.</w:t>
       </w:r>
     </w:p>
     <w:p>

--- a/bht-sjednica-final-review/TD-OUTPUT/3. Prilog I TD - Specifikacija zahtjeva.docx
+++ b/bht-sjednica-final-review/TD-OUTPUT/3. Prilog I TD - Specifikacija zahtjeva.docx
@@ -3112,6 +3112,30 @@
                 <w:bCs/>
               </w:rPr>
               <w:t xml:space="preserve">oba voda goriva</w:t>
+            </w:r>
+          </w:p>
+        </w:tc>
+      </w:tr>
+      <w:tr>
+        <w:tc>
+          <w:tcPr/>
+          <w:p>
+            <w:pPr>
+              <w:pStyle w:val="Compact"/>
+            </w:pPr>
+            <w:r>
+              <w:t xml:space="preserve">Hladni start</w:t>
+            </w:r>
+          </w:p>
+        </w:tc>
+        <w:tc>
+          <w:tcPr/>
+          <w:p>
+            <w:pPr>
+              <w:pStyle w:val="Compact"/>
+            </w:pPr>
+            <w:r>
+              <w:t xml:space="preserve">predgrijač rashladne tečnosti na DC, napojen iz DC razvoda −48 V (Tačka 4.5); uključuje ga kontroler agregata samo za kratko predgrijavanje prije starta pri niskoj temperaturi; uz to pomoćna sredstva za hladni start prema proizvođaču i zimsko dizel gorivo prema EN 590. Grijač prostora se ne predviđa — agregat je jedini izvor izmjeničnog napona</w:t>
             </w:r>
           </w:p>
         </w:tc>
@@ -5284,6 +5308,30 @@
             </w:pPr>
             <w:r>
               <w:t xml:space="preserve">48 V DC (EC), Tačka 4.3</w:t>
+            </w:r>
+          </w:p>
+        </w:tc>
+      </w:tr>
+      <w:tr>
+        <w:tc>
+          <w:tcPr/>
+          <w:p>
+            <w:pPr>
+              <w:pStyle w:val="Compact"/>
+            </w:pPr>
+            <w:r>
+              <w:t xml:space="preserve">Predgrijač rashladne tečnosti agregata</w:t>
+            </w:r>
+          </w:p>
+        </w:tc>
+        <w:tc>
+          <w:tcPr/>
+          <w:p>
+            <w:pPr>
+              <w:pStyle w:val="Compact"/>
+            </w:pPr>
+            <w:r>
+              <w:t xml:space="preserve">DC — direktno 48 V ili preko DC/DC odgovarajuće snage; uključuje ga kontroler agregata samo za kratko predgrijavanje prije starta pri niskoj temperaturi (Tačka 4.1), ne radi trajno; ≈0,1 kWh po startu</w:t>
             </w:r>
           </w:p>
         </w:tc>
